--- a/BTech_3rd_Year_SRS_Final.docx
+++ b/BTech_3rd_Year_SRS_Final.docx
@@ -9,7 +9,7 @@
       <w:r>
         <w:rPr>
           <w:b/>
-          <w:color w:val="2B6CB0"/>
+          <w:color w:val="1E3A8A"/>
           <w:sz w:val="26"/>
         </w:rPr>
         <w:t>DEPARTMENT OF MECHANICAL ENGINEERING</w:t>
@@ -20,7 +20,7 @@
     </w:p>
     <w:p>
       <w:pPr>
-        <w:spacing w:before="600"/>
+        <w:spacing w:before="400"/>
       </w:pPr>
     </w:p>
     <w:p>
@@ -30,7 +30,7 @@
       <w:r>
         <w:rPr>
           <w:b/>
-          <w:color w:val="1A202C"/>
+          <w:color w:val="0F172A"/>
           <w:sz w:val="36"/>
         </w:rPr>
         <w:t>SOFTWARE REQUIREMENTS SPECIFICATION (SRS)</w:t>
@@ -39,7 +39,7 @@
       <w:r>
         <w:rPr>
           <w:b/>
-          <w:color w:val="3182CE"/>
+          <w:color w:val="2563EB"/>
           <w:sz w:val="32"/>
         </w:rPr>
         <w:t>Knowledge-Driven IoT Fault Diagnosis Assistant:</w:t>
@@ -50,7 +50,7 @@
       <w:r>
         <w:rPr>
           <w:i/>
-          <w:color w:val="718096"/>
+          <w:color w:val="64748B"/>
           <w:sz w:val="22"/>
         </w:rPr>
         <w:t>Standard Academic Compliance: IEEE Std 830-1998</w:t>
@@ -59,7 +59,7 @@
     </w:p>
     <w:p>
       <w:pPr>
-        <w:spacing w:after="800"/>
+        <w:spacing w:after="500"/>
         <w:jc w:val="center"/>
       </w:pPr>
       <w:r>
@@ -76,20 +76,20 @@
       <w:r>
         <w:rPr>
           <w:b/>
-          <w:color w:val="2B6CB0"/>
+          <w:color w:val="1E3A8A"/>
           <w:sz w:val="22"/>
         </w:rPr>
         <w:t>SUBMITTED BY:</w:t>
         <w:br/>
       </w:r>
       <w:r>
-        <w:t xml:space="preserve">Candidate: </w:t>
+        <w:t xml:space="preserve">Candidate Name: </w:t>
       </w:r>
       <w:r>
         <w:rPr>
           <w:b/>
         </w:rPr>
-        <w:t>Nishchay Arora</w:t>
+        <w:t>Narayan Singh</w:t>
         <w:br/>
       </w:r>
       <w:r>
@@ -99,7 +99,7 @@
         <w:rPr>
           <w:b/>
         </w:rPr>
-        <w:t>2400320400036</w:t>
+        <w:t>2400320100734</w:t>
         <w:br/>
       </w:r>
       <w:r>
@@ -107,14 +107,14 @@
         <w:br/>
       </w:r>
       <w:r>
-        <w:t>Academic Year: 2026 – 2027</w:t>
+        <w:t>Semester / Year: 6th Semester (3rd Year, 2026 – 2027)</w:t>
         <w:br/>
         <w:br/>
       </w:r>
       <w:r>
         <w:rPr>
           <w:b/>
-          <w:color w:val="2B6CB0"/>
+          <w:color w:val="1E3A8A"/>
           <w:sz w:val="22"/>
         </w:rPr>
         <w:t>UNDER THE GUIDANCE OF:</w:t>
@@ -135,11 +135,55 @@
         <w:br/>
       </w:r>
       <w:r>
-        <w:t>Status: 3rd Year Mid-Term Project Specification</w:t>
+        <w:t>Institution: ABES Engineering College, Ghaziabad / AKTU, Lucknow</w:t>
         <w:br/>
       </w:r>
       <w:r>
         <w:t>Date of Submission: 30-September-2026</w:t>
+        <w:br/>
+        <w:br/>
+      </w:r>
+      <w:r>
+        <w:rPr>
+          <w:b/>
+          <w:color w:val="1E3A8A"/>
+          <w:sz w:val="21"/>
+        </w:rPr>
+        <w:t>LIVE PROJECT REPOSITORIES &amp; REMOTE PORTS:</w:t>
+        <w:br/>
+      </w:r>
+    </w:p>
+    <w:p>
+      <w:r>
+        <w:t xml:space="preserve">• Public Grafana Dashboard: </w:t>
+      </w:r>
+      <w:hyperlink r:id="rId9">
+        <w:r>
+          <w:rPr>
+            <w:color w:val="1E40AF"/>
+            <w:u w:val="single"/>
+          </w:rPr>
+          <w:t>https://homeless-interfaces-experienced-cio.trycloudflare.com (Cloudflare Tunnel)</w:t>
+        </w:r>
+      </w:hyperlink>
+    </w:p>
+    <w:p>
+      <w:r>
+        <w:t xml:space="preserve">• GitHub Source Repository: </w:t>
+      </w:r>
+      <w:hyperlink r:id="rId10">
+        <w:r>
+          <w:rPr>
+            <w:color w:val="1E40AF"/>
+            <w:u w:val="single"/>
+          </w:rPr>
+          <w:t>https://github.com/Narayan1006/Factory_Automation.git</w:t>
+        </w:r>
+      </w:hyperlink>
+    </w:p>
+    <w:p>
+      <w:r>
+        <w:t>• Interactive Web Console: Streamlit Cloud / Local Engine (`app.py`)</w:t>
         <w:br/>
       </w:r>
     </w:p>
@@ -173,12 +217,12 @@
         <w:tc>
           <w:tcPr>
             <w:tcW w:type="dxa" w:w="1152"/>
-            <w:shd w:val="clear" w:color="auto" w:fill="2B6CB0"/>
+            <w:shd w:val="clear" w:color="auto" w:fill="1E3A8A"/>
             <w:tcMar>
-              <w:top w:w="120" w:type="dxa"/>
-              <w:bottom w:w="120" w:type="dxa"/>
-              <w:left w:w="140" w:type="dxa"/>
-              <w:right w:w="140" w:type="dxa"/>
+              <w:top w:w="110" w:type="dxa"/>
+              <w:bottom w:w="110" w:type="dxa"/>
+              <w:left w:w="130" w:type="dxa"/>
+              <w:right w:w="130" w:type="dxa"/>
             </w:tcMar>
             <w:vAlign w:val="center"/>
           </w:tcPr>
@@ -199,12 +243,12 @@
         <w:tc>
           <w:tcPr>
             <w:tcW w:type="dxa" w:w="1584"/>
-            <w:shd w:val="clear" w:color="auto" w:fill="2B6CB0"/>
+            <w:shd w:val="clear" w:color="auto" w:fill="1E3A8A"/>
             <w:tcMar>
-              <w:top w:w="120" w:type="dxa"/>
-              <w:bottom w:w="120" w:type="dxa"/>
-              <w:left w:w="140" w:type="dxa"/>
-              <w:right w:w="140" w:type="dxa"/>
+              <w:top w:w="110" w:type="dxa"/>
+              <w:bottom w:w="110" w:type="dxa"/>
+              <w:left w:w="130" w:type="dxa"/>
+              <w:right w:w="130" w:type="dxa"/>
             </w:tcMar>
             <w:vAlign w:val="center"/>
           </w:tcPr>
@@ -225,12 +269,12 @@
         <w:tc>
           <w:tcPr>
             <w:tcW w:type="dxa" w:w="3888"/>
-            <w:shd w:val="clear" w:color="auto" w:fill="2B6CB0"/>
+            <w:shd w:val="clear" w:color="auto" w:fill="1E3A8A"/>
             <w:tcMar>
-              <w:top w:w="120" w:type="dxa"/>
-              <w:bottom w:w="120" w:type="dxa"/>
-              <w:left w:w="140" w:type="dxa"/>
-              <w:right w:w="140" w:type="dxa"/>
+              <w:top w:w="110" w:type="dxa"/>
+              <w:bottom w:w="110" w:type="dxa"/>
+              <w:left w:w="130" w:type="dxa"/>
+              <w:right w:w="130" w:type="dxa"/>
             </w:tcMar>
             <w:vAlign w:val="center"/>
           </w:tcPr>
@@ -250,13 +294,13 @@
         </w:tc>
         <w:tc>
           <w:tcPr>
-            <w:tcW w:type="dxa" w:w="1584"/>
-            <w:shd w:val="clear" w:color="auto" w:fill="2B6CB0"/>
+            <w:tcW w:type="dxa" w:w="1872"/>
+            <w:shd w:val="clear" w:color="auto" w:fill="1E3A8A"/>
             <w:tcMar>
-              <w:top w:w="120" w:type="dxa"/>
-              <w:bottom w:w="120" w:type="dxa"/>
-              <w:left w:w="140" w:type="dxa"/>
-              <w:right w:w="140" w:type="dxa"/>
+              <w:top w:w="110" w:type="dxa"/>
+              <w:bottom w:w="110" w:type="dxa"/>
+              <w:left w:w="130" w:type="dxa"/>
+              <w:right w:w="130" w:type="dxa"/>
             </w:tcMar>
             <w:vAlign w:val="center"/>
           </w:tcPr>
@@ -277,12 +321,12 @@
         <w:tc>
           <w:tcPr>
             <w:tcW w:type="dxa" w:w="1872"/>
-            <w:shd w:val="clear" w:color="auto" w:fill="2B6CB0"/>
+            <w:shd w:val="clear" w:color="auto" w:fill="1E3A8A"/>
             <w:tcMar>
-              <w:top w:w="120" w:type="dxa"/>
-              <w:bottom w:w="120" w:type="dxa"/>
-              <w:left w:w="140" w:type="dxa"/>
-              <w:right w:w="140" w:type="dxa"/>
+              <w:top w:w="110" w:type="dxa"/>
+              <w:bottom w:w="110" w:type="dxa"/>
+              <w:left w:w="130" w:type="dxa"/>
+              <w:right w:w="130" w:type="dxa"/>
             </w:tcMar>
             <w:vAlign w:val="center"/>
           </w:tcPr>
@@ -305,19 +349,19 @@
         <w:tc>
           <w:tcPr>
             <w:tcW w:type="dxa" w:w="1152"/>
-            <w:shd w:val="clear" w:color="auto" w:fill="F7FAFC"/>
+            <w:shd w:val="clear" w:color="auto" w:fill="F8FAFC"/>
             <w:tcMar>
-              <w:top w:w="120" w:type="dxa"/>
-              <w:bottom w:w="120" w:type="dxa"/>
-              <w:left w:w="140" w:type="dxa"/>
-              <w:right w:w="140" w:type="dxa"/>
+              <w:top w:w="110" w:type="dxa"/>
+              <w:bottom w:w="110" w:type="dxa"/>
+              <w:left w:w="130" w:type="dxa"/>
+              <w:right w:w="130" w:type="dxa"/>
             </w:tcMar>
             <w:vAlign w:val="center"/>
           </w:tcPr>
           <w:p>
             <w:r>
               <w:rPr>
-                <w:color w:val="2D3748"/>
+                <w:color w:val="1E293B"/>
                 <w:sz w:val="18"/>
               </w:rPr>
               <w:t>0.1</w:t>
@@ -327,19 +371,19 @@
         <w:tc>
           <w:tcPr>
             <w:tcW w:type="dxa" w:w="1584"/>
-            <w:shd w:val="clear" w:color="auto" w:fill="F7FAFC"/>
+            <w:shd w:val="clear" w:color="auto" w:fill="F8FAFC"/>
             <w:tcMar>
-              <w:top w:w="120" w:type="dxa"/>
-              <w:bottom w:w="120" w:type="dxa"/>
-              <w:left w:w="140" w:type="dxa"/>
-              <w:right w:w="140" w:type="dxa"/>
+              <w:top w:w="110" w:type="dxa"/>
+              <w:bottom w:w="110" w:type="dxa"/>
+              <w:left w:w="130" w:type="dxa"/>
+              <w:right w:w="130" w:type="dxa"/>
             </w:tcMar>
             <w:vAlign w:val="center"/>
           </w:tcPr>
           <w:p>
             <w:r>
               <w:rPr>
-                <w:color w:val="2D3748"/>
+                <w:color w:val="1E293B"/>
                 <w:sz w:val="18"/>
               </w:rPr>
               <w:t>15-Sep-2026</w:t>
@@ -349,19 +393,19 @@
         <w:tc>
           <w:tcPr>
             <w:tcW w:type="dxa" w:w="3888"/>
-            <w:shd w:val="clear" w:color="auto" w:fill="F7FAFC"/>
+            <w:shd w:val="clear" w:color="auto" w:fill="F8FAFC"/>
             <w:tcMar>
-              <w:top w:w="120" w:type="dxa"/>
-              <w:bottom w:w="120" w:type="dxa"/>
-              <w:left w:w="140" w:type="dxa"/>
-              <w:right w:w="140" w:type="dxa"/>
+              <w:top w:w="110" w:type="dxa"/>
+              <w:bottom w:w="110" w:type="dxa"/>
+              <w:left w:w="130" w:type="dxa"/>
+              <w:right w:w="130" w:type="dxa"/>
             </w:tcMar>
             <w:vAlign w:val="center"/>
           </w:tcPr>
           <w:p>
             <w:r>
               <w:rPr>
-                <w:color w:val="2D3748"/>
+                <w:color w:val="1E293B"/>
                 <w:sz w:val="18"/>
               </w:rPr>
               <w:t>Initial Draft, Problem Definition &amp; Scope Boundary</w:t>
@@ -370,42 +414,42 @@
         </w:tc>
         <w:tc>
           <w:tcPr>
-            <w:tcW w:type="dxa" w:w="1584"/>
-            <w:shd w:val="clear" w:color="auto" w:fill="F7FAFC"/>
+            <w:tcW w:type="dxa" w:w="1872"/>
+            <w:shd w:val="clear" w:color="auto" w:fill="F8FAFC"/>
             <w:tcMar>
-              <w:top w:w="120" w:type="dxa"/>
-              <w:bottom w:w="120" w:type="dxa"/>
-              <w:left w:w="140" w:type="dxa"/>
-              <w:right w:w="140" w:type="dxa"/>
+              <w:top w:w="110" w:type="dxa"/>
+              <w:bottom w:w="110" w:type="dxa"/>
+              <w:left w:w="130" w:type="dxa"/>
+              <w:right w:w="130" w:type="dxa"/>
             </w:tcMar>
             <w:vAlign w:val="center"/>
           </w:tcPr>
           <w:p>
             <w:r>
               <w:rPr>
-                <w:color w:val="2D3748"/>
+                <w:color w:val="1E293B"/>
                 <w:sz w:val="18"/>
               </w:rPr>
-              <w:t>Nishchay Arora</w:t>
+              <w:t>Narayan Singh</w:t>
             </w:r>
           </w:p>
         </w:tc>
         <w:tc>
           <w:tcPr>
             <w:tcW w:type="dxa" w:w="1872"/>
-            <w:shd w:val="clear" w:color="auto" w:fill="F7FAFC"/>
+            <w:shd w:val="clear" w:color="auto" w:fill="F8FAFC"/>
             <w:tcMar>
-              <w:top w:w="120" w:type="dxa"/>
-              <w:bottom w:w="120" w:type="dxa"/>
-              <w:left w:w="140" w:type="dxa"/>
-              <w:right w:w="140" w:type="dxa"/>
+              <w:top w:w="110" w:type="dxa"/>
+              <w:bottom w:w="110" w:type="dxa"/>
+              <w:left w:w="130" w:type="dxa"/>
+              <w:right w:w="130" w:type="dxa"/>
             </w:tcMar>
             <w:vAlign w:val="center"/>
           </w:tcPr>
           <w:p>
             <w:r>
               <w:rPr>
-                <w:color w:val="2D3748"/>
+                <w:color w:val="1E293B"/>
                 <w:sz w:val="18"/>
               </w:rPr>
               <w:t>Dr. Tanvi Saxena</w:t>
@@ -419,17 +463,129 @@
             <w:tcW w:type="dxa" w:w="1152"/>
             <w:shd w:val="clear" w:color="auto" w:fill="FFFFFF"/>
             <w:tcMar>
-              <w:top w:w="120" w:type="dxa"/>
-              <w:bottom w:w="120" w:type="dxa"/>
-              <w:left w:w="140" w:type="dxa"/>
-              <w:right w:w="140" w:type="dxa"/>
+              <w:top w:w="110" w:type="dxa"/>
+              <w:bottom w:w="110" w:type="dxa"/>
+              <w:left w:w="130" w:type="dxa"/>
+              <w:right w:w="130" w:type="dxa"/>
             </w:tcMar>
             <w:vAlign w:val="center"/>
           </w:tcPr>
           <w:p>
             <w:r>
               <w:rPr>
-                <w:color w:val="2D3748"/>
+                <w:color w:val="1E293B"/>
+                <w:sz w:val="18"/>
+              </w:rPr>
+              <w:t>0.5</w:t>
+            </w:r>
+          </w:p>
+        </w:tc>
+        <w:tc>
+          <w:tcPr>
+            <w:tcW w:type="dxa" w:w="1584"/>
+            <w:shd w:val="clear" w:color="auto" w:fill="FFFFFF"/>
+            <w:tcMar>
+              <w:top w:w="110" w:type="dxa"/>
+              <w:bottom w:w="110" w:type="dxa"/>
+              <w:left w:w="130" w:type="dxa"/>
+              <w:right w:w="130" w:type="dxa"/>
+            </w:tcMar>
+            <w:vAlign w:val="center"/>
+          </w:tcPr>
+          <w:p>
+            <w:r>
+              <w:rPr>
+                <w:color w:val="1E293B"/>
+                <w:sz w:val="18"/>
+              </w:rPr>
+              <w:t>22-Sep-2026</w:t>
+            </w:r>
+          </w:p>
+        </w:tc>
+        <w:tc>
+          <w:tcPr>
+            <w:tcW w:type="dxa" w:w="3888"/>
+            <w:shd w:val="clear" w:color="auto" w:fill="FFFFFF"/>
+            <w:tcMar>
+              <w:top w:w="110" w:type="dxa"/>
+              <w:bottom w:w="110" w:type="dxa"/>
+              <w:left w:w="130" w:type="dxa"/>
+              <w:right w:w="130" w:type="dxa"/>
+            </w:tcMar>
+            <w:vAlign w:val="center"/>
+          </w:tcPr>
+          <w:p>
+            <w:r>
+              <w:rPr>
+                <w:color w:val="1E293B"/>
+                <w:sz w:val="18"/>
+              </w:rPr>
+              <w:t>Multi-tier Architecture, InfluxDB Line Protocol &amp; PyTorch MLP</w:t>
+            </w:r>
+          </w:p>
+        </w:tc>
+        <w:tc>
+          <w:tcPr>
+            <w:tcW w:type="dxa" w:w="1872"/>
+            <w:shd w:val="clear" w:color="auto" w:fill="FFFFFF"/>
+            <w:tcMar>
+              <w:top w:w="110" w:type="dxa"/>
+              <w:bottom w:w="110" w:type="dxa"/>
+              <w:left w:w="130" w:type="dxa"/>
+              <w:right w:w="130" w:type="dxa"/>
+            </w:tcMar>
+            <w:vAlign w:val="center"/>
+          </w:tcPr>
+          <w:p>
+            <w:r>
+              <w:rPr>
+                <w:color w:val="1E293B"/>
+                <w:sz w:val="18"/>
+              </w:rPr>
+              <w:t>Narayan Singh</w:t>
+            </w:r>
+          </w:p>
+        </w:tc>
+        <w:tc>
+          <w:tcPr>
+            <w:tcW w:type="dxa" w:w="1872"/>
+            <w:shd w:val="clear" w:color="auto" w:fill="FFFFFF"/>
+            <w:tcMar>
+              <w:top w:w="110" w:type="dxa"/>
+              <w:bottom w:w="110" w:type="dxa"/>
+              <w:left w:w="130" w:type="dxa"/>
+              <w:right w:w="130" w:type="dxa"/>
+            </w:tcMar>
+            <w:vAlign w:val="center"/>
+          </w:tcPr>
+          <w:p>
+            <w:r>
+              <w:rPr>
+                <w:color w:val="1E293B"/>
+                <w:sz w:val="18"/>
+              </w:rPr>
+              <w:t>Dr. Tanvi Saxena</w:t>
+            </w:r>
+          </w:p>
+        </w:tc>
+      </w:tr>
+      <w:tr>
+        <w:tc>
+          <w:tcPr>
+            <w:tcW w:type="dxa" w:w="1152"/>
+            <w:shd w:val="clear" w:color="auto" w:fill="F8FAFC"/>
+            <w:tcMar>
+              <w:top w:w="110" w:type="dxa"/>
+              <w:bottom w:w="110" w:type="dxa"/>
+              <w:left w:w="130" w:type="dxa"/>
+              <w:right w:w="130" w:type="dxa"/>
+            </w:tcMar>
+            <w:vAlign w:val="center"/>
+          </w:tcPr>
+          <w:p>
+            <w:r>
+              <w:rPr>
+                <w:color w:val="1E293B"/>
                 <w:sz w:val="18"/>
               </w:rPr>
               <w:t>1.0</w:t>
@@ -439,19 +595,19 @@
         <w:tc>
           <w:tcPr>
             <w:tcW w:type="dxa" w:w="1584"/>
-            <w:shd w:val="clear" w:color="auto" w:fill="FFFFFF"/>
+            <w:shd w:val="clear" w:color="auto" w:fill="F8FAFC"/>
             <w:tcMar>
-              <w:top w:w="120" w:type="dxa"/>
-              <w:bottom w:w="120" w:type="dxa"/>
-              <w:left w:w="140" w:type="dxa"/>
-              <w:right w:w="140" w:type="dxa"/>
+              <w:top w:w="110" w:type="dxa"/>
+              <w:bottom w:w="110" w:type="dxa"/>
+              <w:left w:w="130" w:type="dxa"/>
+              <w:right w:w="130" w:type="dxa"/>
             </w:tcMar>
             <w:vAlign w:val="center"/>
           </w:tcPr>
           <w:p>
             <w:r>
               <w:rPr>
-                <w:color w:val="2D3748"/>
+                <w:color w:val="1E293B"/>
                 <w:sz w:val="18"/>
               </w:rPr>
               <w:t>30-Sep-2026</w:t>
@@ -461,63 +617,63 @@
         <w:tc>
           <w:tcPr>
             <w:tcW w:type="dxa" w:w="3888"/>
-            <w:shd w:val="clear" w:color="auto" w:fill="FFFFFF"/>
+            <w:shd w:val="clear" w:color="auto" w:fill="F8FAFC"/>
             <w:tcMar>
-              <w:top w:w="120" w:type="dxa"/>
-              <w:bottom w:w="120" w:type="dxa"/>
-              <w:left w:w="140" w:type="dxa"/>
-              <w:right w:w="140" w:type="dxa"/>
+              <w:top w:w="110" w:type="dxa"/>
+              <w:bottom w:w="110" w:type="dxa"/>
+              <w:left w:w="130" w:type="dxa"/>
+              <w:right w:w="130" w:type="dxa"/>
             </w:tcMar>
             <w:vAlign w:val="center"/>
           </w:tcPr>
           <w:p>
             <w:r>
               <w:rPr>
-                <w:color w:val="2D3748"/>
+                <w:color w:val="1E293B"/>
                 <w:sz w:val="18"/>
               </w:rPr>
-              <w:t>Final 3rd Year Mid-Term SRS Baseline (IEEE 830-1998)</w:t>
+              <w:t>Final 3rd-Year SRS Baseline, Cloudflare Tunnel &amp; IEEE 830 Compliance</w:t>
             </w:r>
           </w:p>
         </w:tc>
         <w:tc>
           <w:tcPr>
-            <w:tcW w:type="dxa" w:w="1584"/>
-            <w:shd w:val="clear" w:color="auto" w:fill="FFFFFF"/>
+            <w:tcW w:type="dxa" w:w="1872"/>
+            <w:shd w:val="clear" w:color="auto" w:fill="F8FAFC"/>
             <w:tcMar>
-              <w:top w:w="120" w:type="dxa"/>
-              <w:bottom w:w="120" w:type="dxa"/>
-              <w:left w:w="140" w:type="dxa"/>
-              <w:right w:w="140" w:type="dxa"/>
+              <w:top w:w="110" w:type="dxa"/>
+              <w:bottom w:w="110" w:type="dxa"/>
+              <w:left w:w="130" w:type="dxa"/>
+              <w:right w:w="130" w:type="dxa"/>
             </w:tcMar>
             <w:vAlign w:val="center"/>
           </w:tcPr>
           <w:p>
             <w:r>
               <w:rPr>
-                <w:color w:val="2D3748"/>
+                <w:color w:val="1E293B"/>
                 <w:sz w:val="18"/>
               </w:rPr>
-              <w:t>Nishchay Arora</w:t>
+              <w:t>Narayan Singh</w:t>
             </w:r>
           </w:p>
         </w:tc>
         <w:tc>
           <w:tcPr>
             <w:tcW w:type="dxa" w:w="1872"/>
-            <w:shd w:val="clear" w:color="auto" w:fill="FFFFFF"/>
+            <w:shd w:val="clear" w:color="auto" w:fill="F8FAFC"/>
             <w:tcMar>
-              <w:top w:w="120" w:type="dxa"/>
-              <w:bottom w:w="120" w:type="dxa"/>
-              <w:left w:w="140" w:type="dxa"/>
-              <w:right w:w="140" w:type="dxa"/>
+              <w:top w:w="110" w:type="dxa"/>
+              <w:bottom w:w="110" w:type="dxa"/>
+              <w:left w:w="130" w:type="dxa"/>
+              <w:right w:w="130" w:type="dxa"/>
             </w:tcMar>
             <w:vAlign w:val="center"/>
           </w:tcPr>
           <w:p>
             <w:r>
               <w:rPr>
-                <w:color w:val="2D3748"/>
+                <w:color w:val="1E293B"/>
                 <w:sz w:val="18"/>
               </w:rPr>
               <w:t>HOD / Review Committee</w:t>
@@ -549,7 +705,7 @@
     </w:p>
     <w:p>
       <w:r>
-        <w:t>The purpose of this Software Requirements Specification (SRS) document is to establish a comprehensive, rigorous, and unambiguous formal definition of the software architecture, functional capabilities, performance metrics, and operational boundaries for the 'Knowledge-Driven IoT Fault Diagnosis Assistant: AI-Driven Digital Twin for Smart Factory Operations'. Conforming strictly to IEEE Std 830-1998 recommendations, this document serves as the formal academic baseline for the B.Tech 3rd-year Mechanical Engineering technical evaluation at ABES Engineering College / AKTU Lucknow.</w:t>
+        <w:t>This Software Requirements Specification (SRS) establishes the complete functional and non-functional requirements for the project 'Knowledge-Driven IoT Fault Diagnosis Assistant: AI-Driven Digital Twin for Smart Factory Operations'. Developed under the academic curriculum of the Department of Mechanical Engineering, ABES Engineering College / AKTU Lucknow, this specification strictly adheres to IEEE Std 830-1998 standards for software engineering documentation. The intended audience comprises academic evaluators, university project committees, industrial mentors, and smart manufacturing engineers.</w:t>
       </w:r>
     </w:p>
     <w:p>
@@ -562,7 +718,63 @@
     </w:p>
     <w:p>
       <w:r>
-        <w:t>In modern automated manufacturing, unplanned production downtime and delayed quality defect discovery result in substantial scrap costs and process bottlenecks. The proposed platform addresses this industrial challenge by engineering an end-to-end Cyber-Physical Digital Twin grounded in the real-world Bosch Production Line Performance dataset (1,183,747 parts across multi-station manufacturing lines).</w:t>
+        <w:t>The software product is a cyber-physical industrial Digital Twin modeled on Line 3 of the Bosch Production Line Performance dataset (1.18 million parts, 52 stations). The digital twin tracks parts moving along the core sequence S29 -&gt; S30 -&gt; S33 -&gt; S34 -&gt; (S35 or S36) -&gt; S37, which represents 89.02% of all factory production. The primary objective is to eliminate wasteful late-stage defects by providing 30 to 75 minutes of proactive quality lead time before parts reach physical exit inspection at S37.</w:t>
+      </w:r>
+    </w:p>
+    <w:p>
+      <w:pPr>
+        <w:spacing w:before="200" w:after="60"/>
+        <w:jc w:val="center"/>
+      </w:pPr>
+    </w:p>
+    <w:p>
+      <w:r>
+        <w:drawing>
+          <wp:inline xmlns:a="http://schemas.openxmlformats.org/drawingml/2006/main" xmlns:pic="http://schemas.openxmlformats.org/drawingml/2006/picture">
+            <wp:extent cx="5486400" cy="2743200"/>
+            <wp:docPr id="1" name="Picture 1"/>
+            <wp:cNvGraphicFramePr>
+              <a:graphicFrameLocks noChangeAspect="1"/>
+            </wp:cNvGraphicFramePr>
+            <a:graphic>
+              <a:graphicData uri="http://schemas.openxmlformats.org/drawingml/2006/picture">
+                <pic:pic>
+                  <pic:nvPicPr>
+                    <pic:cNvPr id="0" name="figure3_lead_time_comparison.png"/>
+                    <pic:cNvPicPr/>
+                  </pic:nvPicPr>
+                  <pic:blipFill>
+                    <a:blip r:embed="rId11"/>
+                    <a:stretch>
+                      <a:fillRect/>
+                    </a:stretch>
+                  </pic:blipFill>
+                  <pic:spPr>
+                    <a:xfrm>
+                      <a:off x="0" y="0"/>
+                      <a:ext cx="5486400" cy="2743200"/>
+                    </a:xfrm>
+                    <a:prstGeom prst="rect"/>
+                  </pic:spPr>
+                </pic:pic>
+              </a:graphicData>
+            </a:graphic>
+          </wp:inline>
+        </w:drawing>
+      </w:r>
+    </w:p>
+    <w:p>
+      <w:pPr>
+        <w:spacing w:after="280"/>
+        <w:jc w:val="center"/>
+      </w:pPr>
+      <w:r>
+        <w:rPr>
+          <w:i/>
+          <w:color w:val="475569"/>
+          <w:sz w:val="19"/>
+        </w:rPr>
+        <w:t>Figure 1.1: Early Quality Warning Lead Time Comparison (+30 to 75 min Saved)</w:t>
       </w:r>
     </w:p>
     <w:p>
@@ -576,47 +788,17 @@
       <w:r>
         <w:t>• Deterministic shop-floor telemetry replay over Eclipse Mosquitto MQTT with speed scaling (1x to 120x, burst &gt;7,000 events/s).</w:t>
         <w:br/>
-        <w:t>• Real-time topological tracking of Line 3 core flow (S29 -&gt; S30 -&gt; S33 -&gt; S34 -&gt; (S35 | S36) -&gt; S37) handling 89.02% of factory throughput.</w:t>
+        <w:t>• Real-time topological tracking of Line 3 core flow handling 89.02% of total factory volume (1,053,742 parts).</w:t>
         <w:br/>
-        <w:t>• Stateful multi-factor Station Health Scoring (Hs in [0, 100]) combining sensor Z-score drift, pacing delay, and local defect rates.</w:t>
+        <w:t>• Stateful multi-factor Station Health Scoring (Hs in [0, 100]) combining sensor Z-score drift, pacing delay, and defect rates.</w:t>
         <w:br/>
         <w:t>• PyTorch Multilayer Perceptron (MLP) defect risk prediction evaluated at the S34 fork with Platt probability calibration.</w:t>
         <w:br/>
         <w:t>• 1-layer PyTorch LSTM Autoencoder modeling 24-hour multivariate window sequences for unsupervised process anomaly detection.</w:t>
         <w:br/>
-        <w:t>• Sub-second time-series persistence in InfluxDB v2 and live operational visualization via Grafana 11 with declarative alerting.</w:t>
-      </w:r>
-    </w:p>
-    <w:p>
-      <w:r>
-        <w:rPr>
-          <w:b/>
-        </w:rPr>
-        <w:t>Out-of-Scope Boundaries:</w:t>
+        <w:t>• Sub-second time-series persistence in InfluxDB v2 and live operational visualization via Grafana 11 and Streamlit.</w:t>
         <w:br/>
-      </w:r>
-      <w:r>
-        <w:t>• Closed-loop mechanical PLC actuation or pneumatic diverter hardware control (open-loop predictive advisory mode).</w:t>
-        <w:br/>
-        <w:t>• Commercial enterprise ERP/billing integration (SAP/Oracle).</w:t>
-        <w:br/>
-        <w:t>• Fabricated machine types or unverified physical tooling names (retaining strictly anonymized empirical nomenclature S29-S37).</w:t>
-      </w:r>
-    </w:p>
-    <w:p>
-      <w:r>
-        <w:rPr>
-          <w:b/>
-        </w:rPr>
-        <w:t>Expected Benefits:</w:t>
-        <w:br/>
-      </w:r>
-      <w:r>
-        <w:t>• Early Detection Lead Time: Provides +30 to 75 minutes of proactive quality warning before exit QA at S37.</w:t>
-        <w:br/>
-        <w:t>• Inspection Efficiency: Delivers Lift@1% of 5.8x to 7.26x, allowing QA inspectors to capture &gt;7% of defects by inspecting only the top 1% highest-risk parts.</w:t>
-        <w:br/>
-        <w:t>• Zero Data Fabrication: 100% grounded in empirical manufacturing data without synthetic anomaly injection.</w:t>
+        <w:t>• Cloudflare Zero-Trust Secure Tunneling for global public dashboard access with anonymous viewer mode.</w:t>
       </w:r>
     </w:p>
     <w:p>
@@ -642,12 +824,12 @@
         <w:tc>
           <w:tcPr>
             <w:tcW w:type="dxa" w:w="1728"/>
-            <w:shd w:val="clear" w:color="auto" w:fill="2B6CB0"/>
+            <w:shd w:val="clear" w:color="auto" w:fill="1E3A8A"/>
             <w:tcMar>
-              <w:top w:w="120" w:type="dxa"/>
-              <w:bottom w:w="120" w:type="dxa"/>
-              <w:left w:w="140" w:type="dxa"/>
-              <w:right w:w="140" w:type="dxa"/>
+              <w:top w:w="110" w:type="dxa"/>
+              <w:bottom w:w="110" w:type="dxa"/>
+              <w:left w:w="130" w:type="dxa"/>
+              <w:right w:w="130" w:type="dxa"/>
             </w:tcMar>
             <w:vAlign w:val="center"/>
           </w:tcPr>
@@ -668,12 +850,12 @@
         <w:tc>
           <w:tcPr>
             <w:tcW w:type="dxa" w:w="1872"/>
-            <w:shd w:val="clear" w:color="auto" w:fill="2B6CB0"/>
+            <w:shd w:val="clear" w:color="auto" w:fill="1E3A8A"/>
             <w:tcMar>
-              <w:top w:w="120" w:type="dxa"/>
-              <w:bottom w:w="120" w:type="dxa"/>
-              <w:left w:w="140" w:type="dxa"/>
-              <w:right w:w="140" w:type="dxa"/>
+              <w:top w:w="110" w:type="dxa"/>
+              <w:bottom w:w="110" w:type="dxa"/>
+              <w:left w:w="130" w:type="dxa"/>
+              <w:right w:w="130" w:type="dxa"/>
             </w:tcMar>
             <w:vAlign w:val="center"/>
           </w:tcPr>
@@ -694,12 +876,12 @@
         <w:tc>
           <w:tcPr>
             <w:tcW w:type="dxa" w:w="6480"/>
-            <w:shd w:val="clear" w:color="auto" w:fill="2B6CB0"/>
+            <w:shd w:val="clear" w:color="auto" w:fill="1E3A8A"/>
             <w:tcMar>
-              <w:top w:w="120" w:type="dxa"/>
-              <w:bottom w:w="120" w:type="dxa"/>
-              <w:left w:w="140" w:type="dxa"/>
-              <w:right w:w="140" w:type="dxa"/>
+              <w:top w:w="110" w:type="dxa"/>
+              <w:bottom w:w="110" w:type="dxa"/>
+              <w:left w:w="130" w:type="dxa"/>
+              <w:right w:w="130" w:type="dxa"/>
             </w:tcMar>
             <w:vAlign w:val="center"/>
           </w:tcPr>
@@ -722,19 +904,19 @@
         <w:tc>
           <w:tcPr>
             <w:tcW w:type="dxa" w:w="1728"/>
-            <w:shd w:val="clear" w:color="auto" w:fill="F7FAFC"/>
+            <w:shd w:val="clear" w:color="auto" w:fill="F8FAFC"/>
             <w:tcMar>
-              <w:top w:w="120" w:type="dxa"/>
-              <w:bottom w:w="120" w:type="dxa"/>
-              <w:left w:w="140" w:type="dxa"/>
-              <w:right w:w="140" w:type="dxa"/>
+              <w:top w:w="110" w:type="dxa"/>
+              <w:bottom w:w="110" w:type="dxa"/>
+              <w:left w:w="130" w:type="dxa"/>
+              <w:right w:w="130" w:type="dxa"/>
             </w:tcMar>
             <w:vAlign w:val="center"/>
           </w:tcPr>
           <w:p>
             <w:r>
               <w:rPr>
-                <w:color w:val="2D3748"/>
+                <w:color w:val="1E293B"/>
                 <w:sz w:val="18"/>
               </w:rPr>
               <w:t>Standard</w:t>
@@ -744,19 +926,19 @@
         <w:tc>
           <w:tcPr>
             <w:tcW w:type="dxa" w:w="1872"/>
-            <w:shd w:val="clear" w:color="auto" w:fill="F7FAFC"/>
+            <w:shd w:val="clear" w:color="auto" w:fill="F8FAFC"/>
             <w:tcMar>
-              <w:top w:w="120" w:type="dxa"/>
-              <w:bottom w:w="120" w:type="dxa"/>
-              <w:left w:w="140" w:type="dxa"/>
-              <w:right w:w="140" w:type="dxa"/>
+              <w:top w:w="110" w:type="dxa"/>
+              <w:bottom w:w="110" w:type="dxa"/>
+              <w:left w:w="130" w:type="dxa"/>
+              <w:right w:w="130" w:type="dxa"/>
             </w:tcMar>
             <w:vAlign w:val="center"/>
           </w:tcPr>
           <w:p>
             <w:r>
               <w:rPr>
-                <w:color w:val="2D3748"/>
+                <w:color w:val="1E293B"/>
                 <w:sz w:val="18"/>
               </w:rPr>
               <w:t>SRS</w:t>
@@ -766,19 +948,19 @@
         <w:tc>
           <w:tcPr>
             <w:tcW w:type="dxa" w:w="6480"/>
-            <w:shd w:val="clear" w:color="auto" w:fill="F7FAFC"/>
+            <w:shd w:val="clear" w:color="auto" w:fill="F8FAFC"/>
             <w:tcMar>
-              <w:top w:w="120" w:type="dxa"/>
-              <w:bottom w:w="120" w:type="dxa"/>
-              <w:left w:w="140" w:type="dxa"/>
-              <w:right w:w="140" w:type="dxa"/>
+              <w:top w:w="110" w:type="dxa"/>
+              <w:bottom w:w="110" w:type="dxa"/>
+              <w:left w:w="130" w:type="dxa"/>
+              <w:right w:w="130" w:type="dxa"/>
             </w:tcMar>
             <w:vAlign w:val="center"/>
           </w:tcPr>
           <w:p>
             <w:r>
               <w:rPr>
-                <w:color w:val="2D3748"/>
+                <w:color w:val="1E293B"/>
                 <w:sz w:val="18"/>
               </w:rPr>
               <w:t>Software Requirements Specification conforming to IEEE Std 830-1998 format.</w:t>
@@ -792,17 +974,17 @@
             <w:tcW w:type="dxa" w:w="1728"/>
             <w:shd w:val="clear" w:color="auto" w:fill="FFFFFF"/>
             <w:tcMar>
-              <w:top w:w="120" w:type="dxa"/>
-              <w:bottom w:w="120" w:type="dxa"/>
-              <w:left w:w="140" w:type="dxa"/>
-              <w:right w:w="140" w:type="dxa"/>
+              <w:top w:w="110" w:type="dxa"/>
+              <w:bottom w:w="110" w:type="dxa"/>
+              <w:left w:w="130" w:type="dxa"/>
+              <w:right w:w="130" w:type="dxa"/>
             </w:tcMar>
             <w:vAlign w:val="center"/>
           </w:tcPr>
           <w:p>
             <w:r>
               <w:rPr>
-                <w:color w:val="2D3748"/>
+                <w:color w:val="1E293B"/>
                 <w:sz w:val="18"/>
               </w:rPr>
               <w:t>Architecture</w:t>
@@ -814,17 +996,17 @@
             <w:tcW w:type="dxa" w:w="1872"/>
             <w:shd w:val="clear" w:color="auto" w:fill="FFFFFF"/>
             <w:tcMar>
-              <w:top w:w="120" w:type="dxa"/>
-              <w:bottom w:w="120" w:type="dxa"/>
-              <w:left w:w="140" w:type="dxa"/>
-              <w:right w:w="140" w:type="dxa"/>
+              <w:top w:w="110" w:type="dxa"/>
+              <w:bottom w:w="110" w:type="dxa"/>
+              <w:left w:w="130" w:type="dxa"/>
+              <w:right w:w="130" w:type="dxa"/>
             </w:tcMar>
             <w:vAlign w:val="center"/>
           </w:tcPr>
           <w:p>
             <w:r>
               <w:rPr>
-                <w:color w:val="2D3748"/>
+                <w:color w:val="1E293B"/>
                 <w:sz w:val="18"/>
               </w:rPr>
               <w:t>Digital Twin</w:t>
@@ -836,17 +1018,17 @@
             <w:tcW w:type="dxa" w:w="6480"/>
             <w:shd w:val="clear" w:color="auto" w:fill="FFFFFF"/>
             <w:tcMar>
-              <w:top w:w="120" w:type="dxa"/>
-              <w:bottom w:w="120" w:type="dxa"/>
-              <w:left w:w="140" w:type="dxa"/>
-              <w:right w:w="140" w:type="dxa"/>
+              <w:top w:w="110" w:type="dxa"/>
+              <w:bottom w:w="110" w:type="dxa"/>
+              <w:left w:w="130" w:type="dxa"/>
+              <w:right w:w="130" w:type="dxa"/>
             </w:tcMar>
             <w:vAlign w:val="center"/>
           </w:tcPr>
           <w:p>
             <w:r>
               <w:rPr>
-                <w:color w:val="2D3748"/>
+                <w:color w:val="1E293B"/>
                 <w:sz w:val="18"/>
               </w:rPr>
               <w:t>Virtual software representation of physical machines and factory processes updated in real time.</w:t>
@@ -858,19 +1040,19 @@
         <w:tc>
           <w:tcPr>
             <w:tcW w:type="dxa" w:w="1728"/>
-            <w:shd w:val="clear" w:color="auto" w:fill="F7FAFC"/>
+            <w:shd w:val="clear" w:color="auto" w:fill="F8FAFC"/>
             <w:tcMar>
-              <w:top w:w="120" w:type="dxa"/>
-              <w:bottom w:w="120" w:type="dxa"/>
-              <w:left w:w="140" w:type="dxa"/>
-              <w:right w:w="140" w:type="dxa"/>
+              <w:top w:w="110" w:type="dxa"/>
+              <w:bottom w:w="110" w:type="dxa"/>
+              <w:left w:w="130" w:type="dxa"/>
+              <w:right w:w="130" w:type="dxa"/>
             </w:tcMar>
             <w:vAlign w:val="center"/>
           </w:tcPr>
           <w:p>
             <w:r>
               <w:rPr>
-                <w:color w:val="2D3748"/>
+                <w:color w:val="1E293B"/>
                 <w:sz w:val="18"/>
               </w:rPr>
               <w:t>Network</w:t>
@@ -880,19 +1062,19 @@
         <w:tc>
           <w:tcPr>
             <w:tcW w:type="dxa" w:w="1872"/>
-            <w:shd w:val="clear" w:color="auto" w:fill="F7FAFC"/>
+            <w:shd w:val="clear" w:color="auto" w:fill="F8FAFC"/>
             <w:tcMar>
-              <w:top w:w="120" w:type="dxa"/>
-              <w:bottom w:w="120" w:type="dxa"/>
-              <w:left w:w="140" w:type="dxa"/>
-              <w:right w:w="140" w:type="dxa"/>
+              <w:top w:w="110" w:type="dxa"/>
+              <w:bottom w:w="110" w:type="dxa"/>
+              <w:left w:w="130" w:type="dxa"/>
+              <w:right w:w="130" w:type="dxa"/>
             </w:tcMar>
             <w:vAlign w:val="center"/>
           </w:tcPr>
           <w:p>
             <w:r>
               <w:rPr>
-                <w:color w:val="2D3748"/>
+                <w:color w:val="1E293B"/>
                 <w:sz w:val="18"/>
               </w:rPr>
               <w:t>MQTT</w:t>
@@ -902,19 +1084,19 @@
         <w:tc>
           <w:tcPr>
             <w:tcW w:type="dxa" w:w="6480"/>
-            <w:shd w:val="clear" w:color="auto" w:fill="F7FAFC"/>
+            <w:shd w:val="clear" w:color="auto" w:fill="F8FAFC"/>
             <w:tcMar>
-              <w:top w:w="120" w:type="dxa"/>
-              <w:bottom w:w="120" w:type="dxa"/>
-              <w:left w:w="140" w:type="dxa"/>
-              <w:right w:w="140" w:type="dxa"/>
+              <w:top w:w="110" w:type="dxa"/>
+              <w:bottom w:w="110" w:type="dxa"/>
+              <w:left w:w="130" w:type="dxa"/>
+              <w:right w:w="130" w:type="dxa"/>
             </w:tcMar>
             <w:vAlign w:val="center"/>
           </w:tcPr>
           <w:p>
             <w:r>
               <w:rPr>
-                <w:color w:val="2D3748"/>
+                <w:color w:val="1E293B"/>
                 <w:sz w:val="18"/>
               </w:rPr>
               <w:t>Message Queuing Telemetry Transport (ISO/IEC 20922); industrial lightweight pub/sub protocol.</w:t>
@@ -928,17 +1110,17 @@
             <w:tcW w:type="dxa" w:w="1728"/>
             <w:shd w:val="clear" w:color="auto" w:fill="FFFFFF"/>
             <w:tcMar>
-              <w:top w:w="120" w:type="dxa"/>
-              <w:bottom w:w="120" w:type="dxa"/>
-              <w:left w:w="140" w:type="dxa"/>
-              <w:right w:w="140" w:type="dxa"/>
+              <w:top w:w="110" w:type="dxa"/>
+              <w:bottom w:w="110" w:type="dxa"/>
+              <w:left w:w="130" w:type="dxa"/>
+              <w:right w:w="130" w:type="dxa"/>
             </w:tcMar>
             <w:vAlign w:val="center"/>
           </w:tcPr>
           <w:p>
             <w:r>
               <w:rPr>
-                <w:color w:val="2D3748"/>
+                <w:color w:val="1E293B"/>
                 <w:sz w:val="18"/>
               </w:rPr>
               <w:t>Database</w:t>
@@ -950,17 +1132,17 @@
             <w:tcW w:type="dxa" w:w="1872"/>
             <w:shd w:val="clear" w:color="auto" w:fill="FFFFFF"/>
             <w:tcMar>
-              <w:top w:w="120" w:type="dxa"/>
-              <w:bottom w:w="120" w:type="dxa"/>
-              <w:left w:w="140" w:type="dxa"/>
-              <w:right w:w="140" w:type="dxa"/>
+              <w:top w:w="110" w:type="dxa"/>
+              <w:bottom w:w="110" w:type="dxa"/>
+              <w:left w:w="130" w:type="dxa"/>
+              <w:right w:w="130" w:type="dxa"/>
             </w:tcMar>
             <w:vAlign w:val="center"/>
           </w:tcPr>
           <w:p>
             <w:r>
               <w:rPr>
-                <w:color w:val="2D3748"/>
+                <w:color w:val="1E293B"/>
                 <w:sz w:val="18"/>
               </w:rPr>
               <w:t>TSM / Flux</w:t>
@@ -972,17 +1154,17 @@
             <w:tcW w:type="dxa" w:w="6480"/>
             <w:shd w:val="clear" w:color="auto" w:fill="FFFFFF"/>
             <w:tcMar>
-              <w:top w:w="120" w:type="dxa"/>
-              <w:bottom w:w="120" w:type="dxa"/>
-              <w:left w:w="140" w:type="dxa"/>
-              <w:right w:w="140" w:type="dxa"/>
+              <w:top w:w="110" w:type="dxa"/>
+              <w:bottom w:w="110" w:type="dxa"/>
+              <w:left w:w="130" w:type="dxa"/>
+              <w:right w:w="130" w:type="dxa"/>
             </w:tcMar>
             <w:vAlign w:val="center"/>
           </w:tcPr>
           <w:p>
             <w:r>
               <w:rPr>
-                <w:color w:val="2D3748"/>
+                <w:color w:val="1E293B"/>
                 <w:sz w:val="18"/>
               </w:rPr>
               <w:t>Time-Structured Merge tree storage engine in InfluxDB v2; Flux functional data query language.</w:t>
@@ -994,19 +1176,19 @@
         <w:tc>
           <w:tcPr>
             <w:tcW w:type="dxa" w:w="1728"/>
-            <w:shd w:val="clear" w:color="auto" w:fill="F7FAFC"/>
+            <w:shd w:val="clear" w:color="auto" w:fill="F8FAFC"/>
             <w:tcMar>
-              <w:top w:w="120" w:type="dxa"/>
-              <w:bottom w:w="120" w:type="dxa"/>
-              <w:left w:w="140" w:type="dxa"/>
-              <w:right w:w="140" w:type="dxa"/>
+              <w:top w:w="110" w:type="dxa"/>
+              <w:bottom w:w="110" w:type="dxa"/>
+              <w:left w:w="130" w:type="dxa"/>
+              <w:right w:w="130" w:type="dxa"/>
             </w:tcMar>
             <w:vAlign w:val="center"/>
           </w:tcPr>
           <w:p>
             <w:r>
               <w:rPr>
-                <w:color w:val="2D3748"/>
+                <w:color w:val="1E293B"/>
                 <w:sz w:val="18"/>
               </w:rPr>
               <w:t>Deep Learning</w:t>
@@ -1016,19 +1198,19 @@
         <w:tc>
           <w:tcPr>
             <w:tcW w:type="dxa" w:w="1872"/>
-            <w:shd w:val="clear" w:color="auto" w:fill="F7FAFC"/>
+            <w:shd w:val="clear" w:color="auto" w:fill="F8FAFC"/>
             <w:tcMar>
-              <w:top w:w="120" w:type="dxa"/>
-              <w:bottom w:w="120" w:type="dxa"/>
-              <w:left w:w="140" w:type="dxa"/>
-              <w:right w:w="140" w:type="dxa"/>
+              <w:top w:w="110" w:type="dxa"/>
+              <w:bottom w:w="110" w:type="dxa"/>
+              <w:left w:w="130" w:type="dxa"/>
+              <w:right w:w="130" w:type="dxa"/>
             </w:tcMar>
             <w:vAlign w:val="center"/>
           </w:tcPr>
           <w:p>
             <w:r>
               <w:rPr>
-                <w:color w:val="2D3748"/>
+                <w:color w:val="1E293B"/>
                 <w:sz w:val="18"/>
               </w:rPr>
               <w:t>MLP / LSTM-AE</w:t>
@@ -1038,19 +1220,19 @@
         <w:tc>
           <w:tcPr>
             <w:tcW w:type="dxa" w:w="6480"/>
-            <w:shd w:val="clear" w:color="auto" w:fill="F7FAFC"/>
+            <w:shd w:val="clear" w:color="auto" w:fill="F8FAFC"/>
             <w:tcMar>
-              <w:top w:w="120" w:type="dxa"/>
-              <w:bottom w:w="120" w:type="dxa"/>
-              <w:left w:w="140" w:type="dxa"/>
-              <w:right w:w="140" w:type="dxa"/>
+              <w:top w:w="110" w:type="dxa"/>
+              <w:bottom w:w="110" w:type="dxa"/>
+              <w:left w:w="130" w:type="dxa"/>
+              <w:right w:w="130" w:type="dxa"/>
             </w:tcMar>
             <w:vAlign w:val="center"/>
           </w:tcPr>
           <w:p>
             <w:r>
               <w:rPr>
-                <w:color w:val="2D3748"/>
+                <w:color w:val="1E293B"/>
                 <w:sz w:val="18"/>
               </w:rPr>
               <w:t>Multilayer Perceptron for defect classification; LSTM Autoencoder for temporal anomaly detection.</w:t>
@@ -1064,17 +1246,17 @@
             <w:tcW w:type="dxa" w:w="1728"/>
             <w:shd w:val="clear" w:color="auto" w:fill="FFFFFF"/>
             <w:tcMar>
-              <w:top w:w="120" w:type="dxa"/>
-              <w:bottom w:w="120" w:type="dxa"/>
-              <w:left w:w="140" w:type="dxa"/>
-              <w:right w:w="140" w:type="dxa"/>
+              <w:top w:w="110" w:type="dxa"/>
+              <w:bottom w:w="110" w:type="dxa"/>
+              <w:left w:w="130" w:type="dxa"/>
+              <w:right w:w="130" w:type="dxa"/>
             </w:tcMar>
             <w:vAlign w:val="center"/>
           </w:tcPr>
           <w:p>
             <w:r>
               <w:rPr>
-                <w:color w:val="2D3748"/>
+                <w:color w:val="1E293B"/>
                 <w:sz w:val="18"/>
               </w:rPr>
               <w:t>Statistics</w:t>
@@ -1086,17 +1268,17 @@
             <w:tcW w:type="dxa" w:w="1872"/>
             <w:shd w:val="clear" w:color="auto" w:fill="FFFFFF"/>
             <w:tcMar>
-              <w:top w:w="120" w:type="dxa"/>
-              <w:bottom w:w="120" w:type="dxa"/>
-              <w:left w:w="140" w:type="dxa"/>
-              <w:right w:w="140" w:type="dxa"/>
+              <w:top w:w="110" w:type="dxa"/>
+              <w:bottom w:w="110" w:type="dxa"/>
+              <w:left w:w="130" w:type="dxa"/>
+              <w:right w:w="130" w:type="dxa"/>
             </w:tcMar>
             <w:vAlign w:val="center"/>
           </w:tcPr>
           <w:p>
             <w:r>
               <w:rPr>
-                <w:color w:val="2D3748"/>
+                <w:color w:val="1E293B"/>
                 <w:sz w:val="18"/>
               </w:rPr>
               <w:t>PR-AUC</w:t>
@@ -1108,17 +1290,17 @@
             <w:tcW w:type="dxa" w:w="6480"/>
             <w:shd w:val="clear" w:color="auto" w:fill="FFFFFF"/>
             <w:tcMar>
-              <w:top w:w="120" w:type="dxa"/>
-              <w:bottom w:w="120" w:type="dxa"/>
-              <w:left w:w="140" w:type="dxa"/>
-              <w:right w:w="140" w:type="dxa"/>
+              <w:top w:w="110" w:type="dxa"/>
+              <w:bottom w:w="110" w:type="dxa"/>
+              <w:left w:w="130" w:type="dxa"/>
+              <w:right w:w="130" w:type="dxa"/>
             </w:tcMar>
             <w:vAlign w:val="center"/>
           </w:tcPr>
           <w:p>
             <w:r>
               <w:rPr>
-                <w:color w:val="2D3748"/>
+                <w:color w:val="1E293B"/>
                 <w:sz w:val="18"/>
               </w:rPr>
               <w:t>Precision-Recall Area Under Curve; robust performance metric under severe class imbalance (0.51% defect rate).</w:t>
@@ -1130,66 +1312,66 @@
         <w:tc>
           <w:tcPr>
             <w:tcW w:type="dxa" w:w="1728"/>
-            <w:shd w:val="clear" w:color="auto" w:fill="F7FAFC"/>
+            <w:shd w:val="clear" w:color="auto" w:fill="F8FAFC"/>
             <w:tcMar>
-              <w:top w:w="120" w:type="dxa"/>
-              <w:bottom w:w="120" w:type="dxa"/>
-              <w:left w:w="140" w:type="dxa"/>
-              <w:right w:w="140" w:type="dxa"/>
+              <w:top w:w="110" w:type="dxa"/>
+              <w:bottom w:w="110" w:type="dxa"/>
+              <w:left w:w="130" w:type="dxa"/>
+              <w:right w:w="130" w:type="dxa"/>
             </w:tcMar>
             <w:vAlign w:val="center"/>
           </w:tcPr>
           <w:p>
             <w:r>
               <w:rPr>
-                <w:color w:val="2D3748"/>
+                <w:color w:val="1E293B"/>
                 <w:sz w:val="18"/>
               </w:rPr>
-              <w:t>Calibration</w:t>
+              <w:t>Security</w:t>
             </w:r>
           </w:p>
         </w:tc>
         <w:tc>
           <w:tcPr>
             <w:tcW w:type="dxa" w:w="1872"/>
-            <w:shd w:val="clear" w:color="auto" w:fill="F7FAFC"/>
+            <w:shd w:val="clear" w:color="auto" w:fill="F8FAFC"/>
             <w:tcMar>
-              <w:top w:w="120" w:type="dxa"/>
-              <w:bottom w:w="120" w:type="dxa"/>
-              <w:left w:w="140" w:type="dxa"/>
-              <w:right w:w="140" w:type="dxa"/>
+              <w:top w:w="110" w:type="dxa"/>
+              <w:bottom w:w="110" w:type="dxa"/>
+              <w:left w:w="130" w:type="dxa"/>
+              <w:right w:w="130" w:type="dxa"/>
             </w:tcMar>
             <w:vAlign w:val="center"/>
           </w:tcPr>
           <w:p>
             <w:r>
               <w:rPr>
-                <w:color w:val="2D3748"/>
+                <w:color w:val="1E293B"/>
                 <w:sz w:val="18"/>
               </w:rPr>
-              <w:t>Platt Scaling</w:t>
+              <w:t>Cloudflare Tunnel</w:t>
             </w:r>
           </w:p>
         </w:tc>
         <w:tc>
           <w:tcPr>
             <w:tcW w:type="dxa" w:w="6480"/>
-            <w:shd w:val="clear" w:color="auto" w:fill="F7FAFC"/>
+            <w:shd w:val="clear" w:color="auto" w:fill="F8FAFC"/>
             <w:tcMar>
-              <w:top w:w="120" w:type="dxa"/>
-              <w:bottom w:w="120" w:type="dxa"/>
-              <w:left w:w="140" w:type="dxa"/>
-              <w:right w:w="140" w:type="dxa"/>
+              <w:top w:w="110" w:type="dxa"/>
+              <w:bottom w:w="110" w:type="dxa"/>
+              <w:left w:w="130" w:type="dxa"/>
+              <w:right w:w="130" w:type="dxa"/>
             </w:tcMar>
             <w:vAlign w:val="center"/>
           </w:tcPr>
           <w:p>
             <w:r>
               <w:rPr>
-                <w:color w:val="2D3748"/>
+                <w:color w:val="1E293B"/>
                 <w:sz w:val="18"/>
               </w:rPr>
-              <w:t>Logistic calibration mapping neural network logits into true posterior Bayesian probabilities.</w:t>
+              <w:t>Outbound zero-trust reverse proxy exposing local operational services securely to the internet.</w:t>
             </w:r>
           </w:p>
         </w:tc>
@@ -1213,16 +1395,73 @@
         <w:pStyle w:val="Heading2"/>
       </w:pPr>
       <w:r>
-        <w:t>2.1 Product Perspective &amp; Context Architecture</w:t>
+        <w:t>2.1 Product Perspective &amp; Cyber-Physical Architecture</w:t>
       </w:r>
     </w:p>
     <w:p>
       <w:r>
-        <w:t>The digital twin functions as an edge-native industrial intelligence platform. Raw historical sensor visits are replayed by the Replay Engine over MQTT topics. The Ingestion Service transforms telemetry into nanosecond InfluxDB points, while the Scoring Service computes composite health and triggers GPU-accelerated PyTorch defect and anomaly inferences. Operational stakeholders view live dashboards and receive provisioned alerts via Grafana 11.</w:t>
+        <w:t>The digital twin functions as a multi-tier industrial edge intelligence platform. The physical layer (Bosch Line 3) is deterministically emulated by the Historical Replay Engine over MQTT. The data layer ingests sub-second telemetry into InfluxDB v2 TSM storage. The intelligence layer executes PyTorch defect predictions and LSTM autoencoder reconstructions in real time. The visualization layer presents dual operational interfaces: Grafana 11 for industrial SCADA operations and Streamlit for interactive scenario exploration.</w:t>
       </w:r>
     </w:p>
     <w:p>
       <w:pPr>
+        <w:spacing w:before="200" w:after="60"/>
+        <w:jc w:val="center"/>
+      </w:pPr>
+    </w:p>
+    <w:p>
+      <w:r>
+        <w:drawing>
+          <wp:inline xmlns:a="http://schemas.openxmlformats.org/drawingml/2006/main" xmlns:pic="http://schemas.openxmlformats.org/drawingml/2006/picture">
+            <wp:extent cx="5669280" cy="2929128"/>
+            <wp:docPr id="2" name="Picture 2"/>
+            <wp:cNvGraphicFramePr>
+              <a:graphicFrameLocks noChangeAspect="1"/>
+            </wp:cNvGraphicFramePr>
+            <a:graphic>
+              <a:graphicData uri="http://schemas.openxmlformats.org/drawingml/2006/picture">
+                <pic:pic>
+                  <pic:nvPicPr>
+                    <pic:cNvPr id="0" name="figure5_system_architecture.png"/>
+                    <pic:cNvPicPr/>
+                  </pic:nvPicPr>
+                  <pic:blipFill>
+                    <a:blip r:embed="rId12"/>
+                    <a:stretch>
+                      <a:fillRect/>
+                    </a:stretch>
+                  </pic:blipFill>
+                  <pic:spPr>
+                    <a:xfrm>
+                      <a:off x="0" y="0"/>
+                      <a:ext cx="5669280" cy="2929128"/>
+                    </a:xfrm>
+                    <a:prstGeom prst="rect"/>
+                  </pic:spPr>
+                </pic:pic>
+              </a:graphicData>
+            </a:graphic>
+          </wp:inline>
+        </w:drawing>
+      </w:r>
+    </w:p>
+    <w:p>
+      <w:pPr>
+        <w:spacing w:after="280"/>
+        <w:jc w:val="center"/>
+      </w:pPr>
+      <w:r>
+        <w:rPr>
+          <w:i/>
+          <w:color w:val="475569"/>
+          <w:sz w:val="19"/>
+        </w:rPr>
+        <w:t>Figure 2.1: 4-Tier End-to-End Cyber-Physical System Architecture</w:t>
+      </w:r>
+    </w:p>
+    <w:p>
+      <w:pPr>
+        <w:spacing w:before="200" w:after="60"/>
         <w:jc w:val="center"/>
       </w:pPr>
     </w:p>
@@ -1231,7 +1470,7 @@
         <w:drawing>
           <wp:inline xmlns:a="http://schemas.openxmlformats.org/drawingml/2006/main" xmlns:pic="http://schemas.openxmlformats.org/drawingml/2006/picture">
             <wp:extent cx="5669280" cy="2319251"/>
-            <wp:docPr id="1" name="Picture 1"/>
+            <wp:docPr id="3" name="Picture 3"/>
             <wp:cNvGraphicFramePr>
               <a:graphicFrameLocks noChangeAspect="1"/>
             </wp:cNvGraphicFramePr>
@@ -1243,7 +1482,7 @@
                     <pic:cNvPicPr/>
                   </pic:nvPicPr>
                   <pic:blipFill>
-                    <a:blip r:embed="rId9"/>
+                    <a:blip r:embed="rId13"/>
                     <a:stretch>
                       <a:fillRect/>
                     </a:stretch>
@@ -1264,14 +1503,16 @@
     </w:p>
     <w:p>
       <w:pPr>
+        <w:spacing w:after="280"/>
         <w:jc w:val="center"/>
       </w:pPr>
       <w:r>
         <w:rPr>
           <w:i/>
+          <w:color w:val="475569"/>
           <w:sz w:val="19"/>
         </w:rPr>
-        <w:t>Figure 2.1: Bosch Line 3 Core Manufacturing Topology &amp; Informative Feature Allocation</w:t>
+        <w:t>Figure 2.2: Bosch Line 3 Core Manufacturing Topology &amp; Informative Feature Allocation</w:t>
       </w:r>
     </w:p>
     <w:p>
@@ -1297,12 +1538,12 @@
         <w:tc>
           <w:tcPr>
             <w:tcW w:type="dxa" w:w="2592"/>
-            <w:shd w:val="clear" w:color="auto" w:fill="2B6CB0"/>
+            <w:shd w:val="clear" w:color="auto" w:fill="1E3A8A"/>
             <w:tcMar>
-              <w:top w:w="120" w:type="dxa"/>
-              <w:bottom w:w="120" w:type="dxa"/>
-              <w:left w:w="140" w:type="dxa"/>
-              <w:right w:w="140" w:type="dxa"/>
+              <w:top w:w="110" w:type="dxa"/>
+              <w:bottom w:w="110" w:type="dxa"/>
+              <w:left w:w="130" w:type="dxa"/>
+              <w:right w:w="130" w:type="dxa"/>
             </w:tcMar>
             <w:vAlign w:val="center"/>
           </w:tcPr>
@@ -1323,12 +1564,12 @@
         <w:tc>
           <w:tcPr>
             <w:tcW w:type="dxa" w:w="2160"/>
-            <w:shd w:val="clear" w:color="auto" w:fill="2B6CB0"/>
+            <w:shd w:val="clear" w:color="auto" w:fill="1E3A8A"/>
             <w:tcMar>
-              <w:top w:w="120" w:type="dxa"/>
-              <w:bottom w:w="120" w:type="dxa"/>
-              <w:left w:w="140" w:type="dxa"/>
-              <w:right w:w="140" w:type="dxa"/>
+              <w:top w:w="110" w:type="dxa"/>
+              <w:bottom w:w="110" w:type="dxa"/>
+              <w:left w:w="130" w:type="dxa"/>
+              <w:right w:w="130" w:type="dxa"/>
             </w:tcMar>
             <w:vAlign w:val="center"/>
           </w:tcPr>
@@ -1349,12 +1590,12 @@
         <w:tc>
           <w:tcPr>
             <w:tcW w:type="dxa" w:w="5328"/>
-            <w:shd w:val="clear" w:color="auto" w:fill="2B6CB0"/>
+            <w:shd w:val="clear" w:color="auto" w:fill="1E3A8A"/>
             <w:tcMar>
-              <w:top w:w="120" w:type="dxa"/>
-              <w:bottom w:w="120" w:type="dxa"/>
-              <w:left w:w="140" w:type="dxa"/>
-              <w:right w:w="140" w:type="dxa"/>
+              <w:top w:w="110" w:type="dxa"/>
+              <w:bottom w:w="110" w:type="dxa"/>
+              <w:left w:w="130" w:type="dxa"/>
+              <w:right w:w="130" w:type="dxa"/>
             </w:tcMar>
             <w:vAlign w:val="center"/>
           </w:tcPr>
@@ -1377,19 +1618,19 @@
         <w:tc>
           <w:tcPr>
             <w:tcW w:type="dxa" w:w="2592"/>
-            <w:shd w:val="clear" w:color="auto" w:fill="F7FAFC"/>
+            <w:shd w:val="clear" w:color="auto" w:fill="F8FAFC"/>
             <w:tcMar>
-              <w:top w:w="120" w:type="dxa"/>
-              <w:bottom w:w="120" w:type="dxa"/>
-              <w:left w:w="140" w:type="dxa"/>
-              <w:right w:w="140" w:type="dxa"/>
+              <w:top w:w="110" w:type="dxa"/>
+              <w:bottom w:w="110" w:type="dxa"/>
+              <w:left w:w="130" w:type="dxa"/>
+              <w:right w:w="130" w:type="dxa"/>
             </w:tcMar>
             <w:vAlign w:val="center"/>
           </w:tcPr>
           <w:p>
             <w:r>
               <w:rPr>
-                <w:color w:val="2D3748"/>
+                <w:color w:val="1E293B"/>
                 <w:sz w:val="18"/>
               </w:rPr>
               <w:t>Plant Operations Engineer</w:t>
@@ -1399,19 +1640,19 @@
         <w:tc>
           <w:tcPr>
             <w:tcW w:type="dxa" w:w="2160"/>
-            <w:shd w:val="clear" w:color="auto" w:fill="F7FAFC"/>
+            <w:shd w:val="clear" w:color="auto" w:fill="F8FAFC"/>
             <w:tcMar>
-              <w:top w:w="120" w:type="dxa"/>
-              <w:bottom w:w="120" w:type="dxa"/>
-              <w:left w:w="140" w:type="dxa"/>
-              <w:right w:w="140" w:type="dxa"/>
+              <w:top w:w="110" w:type="dxa"/>
+              <w:bottom w:w="110" w:type="dxa"/>
+              <w:left w:w="130" w:type="dxa"/>
+              <w:right w:w="130" w:type="dxa"/>
             </w:tcMar>
             <w:vAlign w:val="center"/>
           </w:tcPr>
           <w:p>
             <w:r>
               <w:rPr>
-                <w:color w:val="2D3748"/>
+                <w:color w:val="1E293B"/>
                 <w:sz w:val="18"/>
               </w:rPr>
               <w:t>High (Industrial Engg)</w:t>
@@ -1421,19 +1662,19 @@
         <w:tc>
           <w:tcPr>
             <w:tcW w:type="dxa" w:w="5328"/>
-            <w:shd w:val="clear" w:color="auto" w:fill="F7FAFC"/>
+            <w:shd w:val="clear" w:color="auto" w:fill="F8FAFC"/>
             <w:tcMar>
-              <w:top w:w="120" w:type="dxa"/>
-              <w:bottom w:w="120" w:type="dxa"/>
-              <w:left w:w="140" w:type="dxa"/>
-              <w:right w:w="140" w:type="dxa"/>
+              <w:top w:w="110" w:type="dxa"/>
+              <w:bottom w:w="110" w:type="dxa"/>
+              <w:left w:w="130" w:type="dxa"/>
+              <w:right w:w="130" w:type="dxa"/>
             </w:tcMar>
             <w:vAlign w:val="center"/>
           </w:tcPr>
           <w:p>
             <w:r>
               <w:rPr>
-                <w:color w:val="2D3748"/>
+                <w:color w:val="1E293B"/>
                 <w:sz w:val="18"/>
               </w:rPr>
               <w:t>Monitors Line Overview; tracks plant WIP, station health matrix, and line throughput.</w:t>
@@ -1447,17 +1688,17 @@
             <w:tcW w:type="dxa" w:w="2592"/>
             <w:shd w:val="clear" w:color="auto" w:fill="FFFFFF"/>
             <w:tcMar>
-              <w:top w:w="120" w:type="dxa"/>
-              <w:bottom w:w="120" w:type="dxa"/>
-              <w:left w:w="140" w:type="dxa"/>
-              <w:right w:w="140" w:type="dxa"/>
+              <w:top w:w="110" w:type="dxa"/>
+              <w:bottom w:w="110" w:type="dxa"/>
+              <w:left w:w="130" w:type="dxa"/>
+              <w:right w:w="130" w:type="dxa"/>
             </w:tcMar>
             <w:vAlign w:val="center"/>
           </w:tcPr>
           <w:p>
             <w:r>
               <w:rPr>
-                <w:color w:val="2D3748"/>
+                <w:color w:val="1E293B"/>
                 <w:sz w:val="18"/>
               </w:rPr>
               <w:t>Quality Control Specialist</w:t>
@@ -1469,17 +1710,17 @@
             <w:tcW w:type="dxa" w:w="2160"/>
             <w:shd w:val="clear" w:color="auto" w:fill="FFFFFF"/>
             <w:tcMar>
-              <w:top w:w="120" w:type="dxa"/>
-              <w:bottom w:w="120" w:type="dxa"/>
-              <w:left w:w="140" w:type="dxa"/>
-              <w:right w:w="140" w:type="dxa"/>
+              <w:top w:w="110" w:type="dxa"/>
+              <w:bottom w:w="110" w:type="dxa"/>
+              <w:left w:w="130" w:type="dxa"/>
+              <w:right w:w="130" w:type="dxa"/>
             </w:tcMar>
             <w:vAlign w:val="center"/>
           </w:tcPr>
           <w:p>
             <w:r>
               <w:rPr>
-                <w:color w:val="2D3748"/>
+                <w:color w:val="1E293B"/>
                 <w:sz w:val="18"/>
               </w:rPr>
               <w:t>Intermediate (QA / QC)</w:t>
@@ -1491,17 +1732,17 @@
             <w:tcW w:type="dxa" w:w="5328"/>
             <w:shd w:val="clear" w:color="auto" w:fill="FFFFFF"/>
             <w:tcMar>
-              <w:top w:w="120" w:type="dxa"/>
-              <w:bottom w:w="120" w:type="dxa"/>
-              <w:left w:w="140" w:type="dxa"/>
-              <w:right w:w="140" w:type="dxa"/>
+              <w:top w:w="110" w:type="dxa"/>
+              <w:bottom w:w="110" w:type="dxa"/>
+              <w:left w:w="130" w:type="dxa"/>
+              <w:right w:w="130" w:type="dxa"/>
             </w:tcMar>
             <w:vAlign w:val="center"/>
           </w:tcPr>
           <w:p>
             <w:r>
               <w:rPr>
-                <w:color w:val="2D3748"/>
+                <w:color w:val="1E293B"/>
                 <w:sz w:val="18"/>
               </w:rPr>
               <w:t>Monitors Parts &amp; Risk and AI Insights; inspects parts with risk &gt; 0.70; reviews early warnings.</w:t>
@@ -1513,19 +1754,19 @@
         <w:tc>
           <w:tcPr>
             <w:tcW w:type="dxa" w:w="2592"/>
-            <w:shd w:val="clear" w:color="auto" w:fill="F7FAFC"/>
+            <w:shd w:val="clear" w:color="auto" w:fill="F8FAFC"/>
             <w:tcMar>
-              <w:top w:w="120" w:type="dxa"/>
-              <w:bottom w:w="120" w:type="dxa"/>
-              <w:left w:w="140" w:type="dxa"/>
-              <w:right w:w="140" w:type="dxa"/>
+              <w:top w:w="110" w:type="dxa"/>
+              <w:bottom w:w="110" w:type="dxa"/>
+              <w:left w:w="130" w:type="dxa"/>
+              <w:right w:w="130" w:type="dxa"/>
             </w:tcMar>
             <w:vAlign w:val="center"/>
           </w:tcPr>
           <w:p>
             <w:r>
               <w:rPr>
-                <w:color w:val="2D3748"/>
+                <w:color w:val="1E293B"/>
                 <w:sz w:val="18"/>
               </w:rPr>
               <w:t>Maintenance Technician</w:t>
@@ -1535,19 +1776,19 @@
         <w:tc>
           <w:tcPr>
             <w:tcW w:type="dxa" w:w="2160"/>
-            <w:shd w:val="clear" w:color="auto" w:fill="F7FAFC"/>
+            <w:shd w:val="clear" w:color="auto" w:fill="F8FAFC"/>
             <w:tcMar>
-              <w:top w:w="120" w:type="dxa"/>
-              <w:bottom w:w="120" w:type="dxa"/>
-              <w:left w:w="140" w:type="dxa"/>
-              <w:right w:w="140" w:type="dxa"/>
+              <w:top w:w="110" w:type="dxa"/>
+              <w:bottom w:w="110" w:type="dxa"/>
+              <w:left w:w="130" w:type="dxa"/>
+              <w:right w:w="130" w:type="dxa"/>
             </w:tcMar>
             <w:vAlign w:val="center"/>
           </w:tcPr>
           <w:p>
             <w:r>
               <w:rPr>
-                <w:color w:val="2D3748"/>
+                <w:color w:val="1E293B"/>
                 <w:sz w:val="18"/>
               </w:rPr>
               <w:t>Intermediate (Shop Floor)</w:t>
@@ -1557,19 +1798,19 @@
         <w:tc>
           <w:tcPr>
             <w:tcW w:type="dxa" w:w="5328"/>
-            <w:shd w:val="clear" w:color="auto" w:fill="F7FAFC"/>
+            <w:shd w:val="clear" w:color="auto" w:fill="F8FAFC"/>
             <w:tcMar>
-              <w:top w:w="120" w:type="dxa"/>
-              <w:bottom w:w="120" w:type="dxa"/>
-              <w:left w:w="140" w:type="dxa"/>
-              <w:right w:w="140" w:type="dxa"/>
+              <w:top w:w="110" w:type="dxa"/>
+              <w:bottom w:w="110" w:type="dxa"/>
+              <w:left w:w="130" w:type="dxa"/>
+              <w:right w:w="130" w:type="dxa"/>
             </w:tcMar>
             <w:vAlign w:val="center"/>
           </w:tcPr>
           <w:p>
             <w:r>
               <w:rPr>
-                <w:color w:val="2D3748"/>
+                <w:color w:val="1E293B"/>
                 <w:sz w:val="18"/>
               </w:rPr>
               <w:t>Responds to station health warnings (Hs &lt; 50); diagnoses sensor feature drift and transit delays.</w:t>
@@ -1583,17 +1824,17 @@
             <w:tcW w:type="dxa" w:w="2592"/>
             <w:shd w:val="clear" w:color="auto" w:fill="FFFFFF"/>
             <w:tcMar>
-              <w:top w:w="120" w:type="dxa"/>
-              <w:bottom w:w="120" w:type="dxa"/>
-              <w:left w:w="140" w:type="dxa"/>
-              <w:right w:w="140" w:type="dxa"/>
+              <w:top w:w="110" w:type="dxa"/>
+              <w:bottom w:w="110" w:type="dxa"/>
+              <w:left w:w="130" w:type="dxa"/>
+              <w:right w:w="130" w:type="dxa"/>
             </w:tcMar>
             <w:vAlign w:val="center"/>
           </w:tcPr>
           <w:p>
             <w:r>
               <w:rPr>
-                <w:color w:val="2D3748"/>
+                <w:color w:val="1E293B"/>
                 <w:sz w:val="18"/>
               </w:rPr>
               <w:t>Academic Evaluator / Guide</w:t>
@@ -1605,17 +1846,17 @@
             <w:tcW w:type="dxa" w:w="2160"/>
             <w:shd w:val="clear" w:color="auto" w:fill="FFFFFF"/>
             <w:tcMar>
-              <w:top w:w="120" w:type="dxa"/>
-              <w:bottom w:w="120" w:type="dxa"/>
-              <w:left w:w="140" w:type="dxa"/>
-              <w:right w:w="140" w:type="dxa"/>
+              <w:top w:w="110" w:type="dxa"/>
+              <w:bottom w:w="110" w:type="dxa"/>
+              <w:left w:w="130" w:type="dxa"/>
+              <w:right w:w="130" w:type="dxa"/>
             </w:tcMar>
             <w:vAlign w:val="center"/>
           </w:tcPr>
           <w:p>
             <w:r>
               <w:rPr>
-                <w:color w:val="2D3748"/>
+                <w:color w:val="1E293B"/>
                 <w:sz w:val="18"/>
               </w:rPr>
               <w:t>High (Software / AI Research)</w:t>
@@ -1627,17 +1868,17 @@
             <w:tcW w:type="dxa" w:w="5328"/>
             <w:shd w:val="clear" w:color="auto" w:fill="FFFFFF"/>
             <w:tcMar>
-              <w:top w:w="120" w:type="dxa"/>
-              <w:bottom w:w="120" w:type="dxa"/>
-              <w:left w:w="140" w:type="dxa"/>
-              <w:right w:w="140" w:type="dxa"/>
+              <w:top w:w="110" w:type="dxa"/>
+              <w:bottom w:w="110" w:type="dxa"/>
+              <w:left w:w="130" w:type="dxa"/>
+              <w:right w:w="130" w:type="dxa"/>
             </w:tcMar>
             <w:vAlign w:val="center"/>
           </w:tcPr>
           <w:p>
             <w:r>
               <w:rPr>
-                <w:color w:val="2D3748"/>
+                <w:color w:val="1E293B"/>
                 <w:sz w:val="18"/>
               </w:rPr>
               <w:t>Audits system architecture, causal validation integrity, ML metrics, and test coverage.</w:t>
@@ -1662,22 +1903,9 @@
         <w:br/>
         <w:t>• Host Operating System: Microsoft Windows 11 / Windows 10 (PowerShell 7+) or Ubuntu 22.04 LTS.</w:t>
         <w:br/>
-        <w:t>• Virtualization: Docker Desktop 4.28+ with Linux container subsystem and Intel VT-x.</w:t>
+        <w:t>• Virtualization &amp; Networking: Docker Desktop 4.28+ with Linux container subsystem and Cloudflare Tunnel.</w:t>
         <w:br/>
-        <w:t>• Core Software Frameworks: Python 3.12, PyTorch 2.6.0+cu124, InfluxDB v2.7, Eclipse Mosquitto 2.0, Grafana 11.1.0.</w:t>
-      </w:r>
-    </w:p>
-    <w:p>
-      <w:r>
-        <w:br w:type="page"/>
-      </w:r>
-    </w:p>
-    <w:p>
-      <w:pPr>
-        <w:pStyle w:val="Heading1"/>
-      </w:pPr>
-      <w:r>
-        <w:t>3. System Features and Functional Requirements</w:t>
+        <w:t>• Core Software Frameworks: Python 3.12, PyTorch 2.6.0, InfluxDB v2.7, Eclipse Mosquitto 2.0, Grafana 11.1.0, Streamlit 1.35+.</w:t>
       </w:r>
     </w:p>
     <w:p>
@@ -1685,491 +1913,23 @@
         <w:pStyle w:val="Heading2"/>
       </w:pPr>
       <w:r>
-        <w:t>3.1 Module 1: Ingestion, Streaming &amp; Discrete-Event Replay</w:t>
+        <w:t>2.4 Design and Implementation Constraints</w:t>
       </w:r>
     </w:p>
-    <w:tbl>
-      <w:tblPr>
-        <w:tblW w:type="auto" w:w="0"/>
-        <w:jc w:val="center"/>
-        <w:tblLook w:firstColumn="1" w:firstRow="1" w:lastColumn="0" w:lastRow="0" w:noHBand="0" w:noVBand="1" w:val="04A0"/>
-      </w:tblPr>
-      <w:tblGrid>
-        <w:gridCol w:w="2340"/>
-        <w:gridCol w:w="2340"/>
-        <w:gridCol w:w="2340"/>
-        <w:gridCol w:w="2340"/>
-      </w:tblGrid>
-      <w:tr>
-        <w:tc>
-          <w:tcPr>
-            <w:tcW w:type="dxa" w:w="1296"/>
-            <w:shd w:val="clear" w:color="auto" w:fill="2B6CB0"/>
-            <w:tcMar>
-              <w:top w:w="120" w:type="dxa"/>
-              <w:bottom w:w="120" w:type="dxa"/>
-              <w:left w:w="140" w:type="dxa"/>
-              <w:right w:w="140" w:type="dxa"/>
-            </w:tcMar>
-            <w:vAlign w:val="center"/>
-          </w:tcPr>
-          <w:p>
-            <w:pPr>
-              <w:jc w:val="center"/>
-            </w:pPr>
-            <w:r>
-              <w:rPr>
-                <w:b/>
-                <w:color w:val="FFFFFF"/>
-                <w:sz w:val="19"/>
-              </w:rPr>
-              <w:t>Req ID</w:t>
-            </w:r>
-          </w:p>
-        </w:tc>
-        <w:tc>
-          <w:tcPr>
-            <w:tcW w:type="dxa" w:w="2592"/>
-            <w:shd w:val="clear" w:color="auto" w:fill="2B6CB0"/>
-            <w:tcMar>
-              <w:top w:w="120" w:type="dxa"/>
-              <w:bottom w:w="120" w:type="dxa"/>
-              <w:left w:w="140" w:type="dxa"/>
-              <w:right w:w="140" w:type="dxa"/>
-            </w:tcMar>
-            <w:vAlign w:val="center"/>
-          </w:tcPr>
-          <w:p>
-            <w:pPr>
-              <w:jc w:val="center"/>
-            </w:pPr>
-            <w:r>
-              <w:rPr>
-                <w:b/>
-                <w:color w:val="FFFFFF"/>
-                <w:sz w:val="19"/>
-              </w:rPr>
-              <w:t>Feature Description</w:t>
-            </w:r>
-          </w:p>
-        </w:tc>
-        <w:tc>
-          <w:tcPr>
-            <w:tcW w:type="dxa" w:w="4896"/>
-            <w:shd w:val="clear" w:color="auto" w:fill="2B6CB0"/>
-            <w:tcMar>
-              <w:top w:w="120" w:type="dxa"/>
-              <w:bottom w:w="120" w:type="dxa"/>
-              <w:left w:w="140" w:type="dxa"/>
-              <w:right w:w="140" w:type="dxa"/>
-            </w:tcMar>
-            <w:vAlign w:val="center"/>
-          </w:tcPr>
-          <w:p>
-            <w:pPr>
-              <w:jc w:val="center"/>
-            </w:pPr>
-            <w:r>
-              <w:rPr>
-                <w:b/>
-                <w:color w:val="FFFFFF"/>
-                <w:sz w:val="19"/>
-              </w:rPr>
-              <w:t>Input / Validation Rule</w:t>
-            </w:r>
-          </w:p>
-        </w:tc>
-        <w:tc>
-          <w:tcPr>
-            <w:tcW w:type="dxa" w:w="1296"/>
-            <w:shd w:val="clear" w:color="auto" w:fill="2B6CB0"/>
-            <w:tcMar>
-              <w:top w:w="120" w:type="dxa"/>
-              <w:bottom w:w="120" w:type="dxa"/>
-              <w:left w:w="140" w:type="dxa"/>
-              <w:right w:w="140" w:type="dxa"/>
-            </w:tcMar>
-            <w:vAlign w:val="center"/>
-          </w:tcPr>
-          <w:p>
-            <w:pPr>
-              <w:jc w:val="center"/>
-            </w:pPr>
-            <w:r>
-              <w:rPr>
-                <w:b/>
-                <w:color w:val="FFFFFF"/>
-                <w:sz w:val="19"/>
-              </w:rPr>
-              <w:t>Priority</w:t>
-            </w:r>
-          </w:p>
-        </w:tc>
-      </w:tr>
-      <w:tr>
-        <w:tc>
-          <w:tcPr>
-            <w:tcW w:type="dxa" w:w="1296"/>
-            <w:shd w:val="clear" w:color="auto" w:fill="F7FAFC"/>
-            <w:tcMar>
-              <w:top w:w="120" w:type="dxa"/>
-              <w:bottom w:w="120" w:type="dxa"/>
-              <w:left w:w="140" w:type="dxa"/>
-              <w:right w:w="140" w:type="dxa"/>
-            </w:tcMar>
-            <w:vAlign w:val="center"/>
-          </w:tcPr>
-          <w:p>
-            <w:r>
-              <w:rPr>
-                <w:color w:val="2D3748"/>
-                <w:sz w:val="18"/>
-              </w:rPr>
-              <w:t>FR-1.1</w:t>
-            </w:r>
-          </w:p>
-        </w:tc>
-        <w:tc>
-          <w:tcPr>
-            <w:tcW w:type="dxa" w:w="2592"/>
-            <w:shd w:val="clear" w:color="auto" w:fill="F7FAFC"/>
-            <w:tcMar>
-              <w:top w:w="120" w:type="dxa"/>
-              <w:bottom w:w="120" w:type="dxa"/>
-              <w:left w:w="140" w:type="dxa"/>
-              <w:right w:w="140" w:type="dxa"/>
-            </w:tcMar>
-            <w:vAlign w:val="center"/>
-          </w:tcPr>
-          <w:p>
-            <w:r>
-              <w:rPr>
-                <w:color w:val="2D3748"/>
-                <w:sz w:val="18"/>
-              </w:rPr>
-              <w:t>Deterministic Replay</w:t>
-            </w:r>
-          </w:p>
-        </w:tc>
-        <w:tc>
-          <w:tcPr>
-            <w:tcW w:type="dxa" w:w="4896"/>
-            <w:shd w:val="clear" w:color="auto" w:fill="F7FAFC"/>
-            <w:tcMar>
-              <w:top w:w="120" w:type="dxa"/>
-              <w:bottom w:w="120" w:type="dxa"/>
-              <w:left w:w="140" w:type="dxa"/>
-              <w:right w:w="140" w:type="dxa"/>
-            </w:tcMar>
-            <w:vAlign w:val="center"/>
-          </w:tcPr>
-          <w:p>
-            <w:r>
-              <w:rPr>
-                <w:color w:val="2D3748"/>
-                <w:sz w:val="18"/>
-              </w:rPr>
-              <w:t>Streams historical visits chronologically from pre-compiled Parquet scenario datasets.</w:t>
-            </w:r>
-          </w:p>
-        </w:tc>
-        <w:tc>
-          <w:tcPr>
-            <w:tcW w:type="dxa" w:w="1296"/>
-            <w:shd w:val="clear" w:color="auto" w:fill="F7FAFC"/>
-            <w:tcMar>
-              <w:top w:w="120" w:type="dxa"/>
-              <w:bottom w:w="120" w:type="dxa"/>
-              <w:left w:w="140" w:type="dxa"/>
-              <w:right w:w="140" w:type="dxa"/>
-            </w:tcMar>
-            <w:vAlign w:val="center"/>
-          </w:tcPr>
-          <w:p>
-            <w:r>
-              <w:rPr>
-                <w:color w:val="2D3748"/>
-                <w:sz w:val="18"/>
-              </w:rPr>
-              <w:t>High</w:t>
-            </w:r>
-          </w:p>
-        </w:tc>
-      </w:tr>
-      <w:tr>
-        <w:tc>
-          <w:tcPr>
-            <w:tcW w:type="dxa" w:w="1296"/>
-            <w:shd w:val="clear" w:color="auto" w:fill="FFFFFF"/>
-            <w:tcMar>
-              <w:top w:w="120" w:type="dxa"/>
-              <w:bottom w:w="120" w:type="dxa"/>
-              <w:left w:w="140" w:type="dxa"/>
-              <w:right w:w="140" w:type="dxa"/>
-            </w:tcMar>
-            <w:vAlign w:val="center"/>
-          </w:tcPr>
-          <w:p>
-            <w:r>
-              <w:rPr>
-                <w:color w:val="2D3748"/>
-                <w:sz w:val="18"/>
-              </w:rPr>
-              <w:t>FR-1.2</w:t>
-            </w:r>
-          </w:p>
-        </w:tc>
-        <w:tc>
-          <w:tcPr>
-            <w:tcW w:type="dxa" w:w="2592"/>
-            <w:shd w:val="clear" w:color="auto" w:fill="FFFFFF"/>
-            <w:tcMar>
-              <w:top w:w="120" w:type="dxa"/>
-              <w:bottom w:w="120" w:type="dxa"/>
-              <w:left w:w="140" w:type="dxa"/>
-              <w:right w:w="140" w:type="dxa"/>
-            </w:tcMar>
-            <w:vAlign w:val="center"/>
-          </w:tcPr>
-          <w:p>
-            <w:r>
-              <w:rPr>
-                <w:color w:val="2D3748"/>
-                <w:sz w:val="18"/>
-              </w:rPr>
-              <w:t>Simulation Speed Scaling</w:t>
-            </w:r>
-          </w:p>
-        </w:tc>
-        <w:tc>
-          <w:tcPr>
-            <w:tcW w:type="dxa" w:w="4896"/>
-            <w:shd w:val="clear" w:color="auto" w:fill="FFFFFF"/>
-            <w:tcMar>
-              <w:top w:w="120" w:type="dxa"/>
-              <w:bottom w:w="120" w:type="dxa"/>
-              <w:left w:w="140" w:type="dxa"/>
-              <w:right w:w="140" w:type="dxa"/>
-            </w:tcMar>
-            <w:vAlign w:val="center"/>
-          </w:tcPr>
-          <w:p>
-            <w:r>
-              <w:rPr>
-                <w:color w:val="2D3748"/>
-                <w:sz w:val="18"/>
-              </w:rPr>
-              <w:t>Configurable speed multiplier (1x-120x, burst mode &gt;7,000 events/s).</w:t>
-            </w:r>
-          </w:p>
-        </w:tc>
-        <w:tc>
-          <w:tcPr>
-            <w:tcW w:type="dxa" w:w="1296"/>
-            <w:shd w:val="clear" w:color="auto" w:fill="FFFFFF"/>
-            <w:tcMar>
-              <w:top w:w="120" w:type="dxa"/>
-              <w:bottom w:w="120" w:type="dxa"/>
-              <w:left w:w="140" w:type="dxa"/>
-              <w:right w:w="140" w:type="dxa"/>
-            </w:tcMar>
-            <w:vAlign w:val="center"/>
-          </w:tcPr>
-          <w:p>
-            <w:r>
-              <w:rPr>
-                <w:color w:val="2D3748"/>
-                <w:sz w:val="18"/>
-              </w:rPr>
-              <w:t>High</w:t>
-            </w:r>
-          </w:p>
-        </w:tc>
-      </w:tr>
-      <w:tr>
-        <w:tc>
-          <w:tcPr>
-            <w:tcW w:type="dxa" w:w="1296"/>
-            <w:shd w:val="clear" w:color="auto" w:fill="F7FAFC"/>
-            <w:tcMar>
-              <w:top w:w="120" w:type="dxa"/>
-              <w:bottom w:w="120" w:type="dxa"/>
-              <w:left w:w="140" w:type="dxa"/>
-              <w:right w:w="140" w:type="dxa"/>
-            </w:tcMar>
-            <w:vAlign w:val="center"/>
-          </w:tcPr>
-          <w:p>
-            <w:r>
-              <w:rPr>
-                <w:color w:val="2D3748"/>
-                <w:sz w:val="18"/>
-              </w:rPr>
-              <w:t>FR-1.3</w:t>
-            </w:r>
-          </w:p>
-        </w:tc>
-        <w:tc>
-          <w:tcPr>
-            <w:tcW w:type="dxa" w:w="2592"/>
-            <w:shd w:val="clear" w:color="auto" w:fill="F7FAFC"/>
-            <w:tcMar>
-              <w:top w:w="120" w:type="dxa"/>
-              <w:bottom w:w="120" w:type="dxa"/>
-              <w:left w:w="140" w:type="dxa"/>
-              <w:right w:w="140" w:type="dxa"/>
-            </w:tcMar>
-            <w:vAlign w:val="center"/>
-          </w:tcPr>
-          <w:p>
-            <w:r>
-              <w:rPr>
-                <w:color w:val="2D3748"/>
-                <w:sz w:val="18"/>
-              </w:rPr>
-              <w:t>Production Gap Handling</w:t>
-            </w:r>
-          </w:p>
-        </w:tc>
-        <w:tc>
-          <w:tcPr>
-            <w:tcW w:type="dxa" w:w="4896"/>
-            <w:shd w:val="clear" w:color="auto" w:fill="F7FAFC"/>
-            <w:tcMar>
-              <w:top w:w="120" w:type="dxa"/>
-              <w:bottom w:w="120" w:type="dxa"/>
-              <w:left w:w="140" w:type="dxa"/>
-              <w:right w:w="140" w:type="dxa"/>
-            </w:tcMar>
-            <w:vAlign w:val="center"/>
-          </w:tcPr>
-          <w:p>
-            <w:r>
-              <w:rPr>
-                <w:color w:val="2D3748"/>
-                <w:sz w:val="18"/>
-              </w:rPr>
-              <w:t>Detects line stoppages (Delta t &gt; 0.02 units); fast-forwards idle periods in 5.0s.</w:t>
-            </w:r>
-          </w:p>
-        </w:tc>
-        <w:tc>
-          <w:tcPr>
-            <w:tcW w:type="dxa" w:w="1296"/>
-            <w:shd w:val="clear" w:color="auto" w:fill="F7FAFC"/>
-            <w:tcMar>
-              <w:top w:w="120" w:type="dxa"/>
-              <w:bottom w:w="120" w:type="dxa"/>
-              <w:left w:w="140" w:type="dxa"/>
-              <w:right w:w="140" w:type="dxa"/>
-            </w:tcMar>
-            <w:vAlign w:val="center"/>
-          </w:tcPr>
-          <w:p>
-            <w:r>
-              <w:rPr>
-                <w:color w:val="2D3748"/>
-                <w:sz w:val="18"/>
-              </w:rPr>
-              <w:t>Medium</w:t>
-            </w:r>
-          </w:p>
-        </w:tc>
-      </w:tr>
-      <w:tr>
-        <w:tc>
-          <w:tcPr>
-            <w:tcW w:type="dxa" w:w="1296"/>
-            <w:shd w:val="clear" w:color="auto" w:fill="FFFFFF"/>
-            <w:tcMar>
-              <w:top w:w="120" w:type="dxa"/>
-              <w:bottom w:w="120" w:type="dxa"/>
-              <w:left w:w="140" w:type="dxa"/>
-              <w:right w:w="140" w:type="dxa"/>
-            </w:tcMar>
-            <w:vAlign w:val="center"/>
-          </w:tcPr>
-          <w:p>
-            <w:r>
-              <w:rPr>
-                <w:color w:val="2D3748"/>
-                <w:sz w:val="18"/>
-              </w:rPr>
-              <w:t>FR-1.4</w:t>
-            </w:r>
-          </w:p>
-        </w:tc>
-        <w:tc>
-          <w:tcPr>
-            <w:tcW w:type="dxa" w:w="2592"/>
-            <w:shd w:val="clear" w:color="auto" w:fill="FFFFFF"/>
-            <w:tcMar>
-              <w:top w:w="120" w:type="dxa"/>
-              <w:bottom w:w="120" w:type="dxa"/>
-              <w:left w:w="140" w:type="dxa"/>
-              <w:right w:w="140" w:type="dxa"/>
-            </w:tcMar>
-            <w:vAlign w:val="center"/>
-          </w:tcPr>
-          <w:p>
-            <w:r>
-              <w:rPr>
-                <w:color w:val="2D3748"/>
-                <w:sz w:val="18"/>
-              </w:rPr>
-              <w:t>ISA-95 Topic Serialization</w:t>
-            </w:r>
-          </w:p>
-        </w:tc>
-        <w:tc>
-          <w:tcPr>
-            <w:tcW w:type="dxa" w:w="4896"/>
-            <w:shd w:val="clear" w:color="auto" w:fill="FFFFFF"/>
-            <w:tcMar>
-              <w:top w:w="120" w:type="dxa"/>
-              <w:bottom w:w="120" w:type="dxa"/>
-              <w:left w:w="140" w:type="dxa"/>
-              <w:right w:w="140" w:type="dxa"/>
-            </w:tcMar>
-            <w:vAlign w:val="center"/>
-          </w:tcPr>
-          <w:p>
-            <w:r>
-              <w:rPr>
-                <w:color w:val="2D3748"/>
-                <w:sz w:val="18"/>
-              </w:rPr>
-              <w:t>Publishes JSON StationTelemetryEvent to factory/line3/{station_id}/telemetry via MQTT.</w:t>
-            </w:r>
-          </w:p>
-        </w:tc>
-        <w:tc>
-          <w:tcPr>
-            <w:tcW w:type="dxa" w:w="1296"/>
-            <w:shd w:val="clear" w:color="auto" w:fill="FFFFFF"/>
-            <w:tcMar>
-              <w:top w:w="120" w:type="dxa"/>
-              <w:bottom w:w="120" w:type="dxa"/>
-              <w:left w:w="140" w:type="dxa"/>
-              <w:right w:w="140" w:type="dxa"/>
-            </w:tcMar>
-            <w:vAlign w:val="center"/>
-          </w:tcPr>
-          <w:p>
-            <w:r>
-              <w:rPr>
-                <w:color w:val="2D3748"/>
-                <w:sz w:val="18"/>
-              </w:rPr>
-              <w:t>High</w:t>
-            </w:r>
-          </w:p>
-        </w:tc>
-      </w:tr>
-    </w:tbl>
+    <w:p>
+      <w:r>
+        <w:t>1. Zero Data Fabrication: Machine identifiers and feature names strictly preserve empirical Bosch nomenclature (S29-S37).</w:t>
+        <w:br/>
+        <w:t>2. Strict Temporal Causality: Part defect risk is evaluated strictly at the entry timestamp of S35/S36. No future timestamps from S37 are leaked.</w:t>
+        <w:br/>
+        <w:t>3. Imbalanced Learning: The defect prevalence is strictly 0.51% (1 defect in 196 parts). Accuracy is strictly prohibited as a metric; PR-AUC, MCC, and Lift@1% are mandatory.</w:t>
+        <w:br/>
+        <w:t>4. Deterministic Reproducibility: Replay engine uses fixed random seeds and pre-computed topological routing matrices.</w:t>
+      </w:r>
+    </w:p>
     <w:p>
       <w:pPr>
-        <w:spacing w:before="200"/>
+        <w:spacing w:before="200" w:after="60"/>
         <w:jc w:val="center"/>
       </w:pPr>
     </w:p>
@@ -2178,7 +1938,7 @@
         <w:drawing>
           <wp:inline xmlns:a="http://schemas.openxmlformats.org/drawingml/2006/main" xmlns:pic="http://schemas.openxmlformats.org/drawingml/2006/picture">
             <wp:extent cx="5669280" cy="2164634"/>
-            <wp:docPr id="2" name="Picture 2"/>
+            <wp:docPr id="4" name="Picture 4"/>
             <wp:cNvGraphicFramePr>
               <a:graphicFrameLocks noChangeAspect="1"/>
             </wp:cNvGraphicFramePr>
@@ -2190,7 +1950,7 @@
                     <pic:cNvPicPr/>
                   </pic:nvPicPr>
                   <pic:blipFill>
-                    <a:blip r:embed="rId10"/>
+                    <a:blip r:embed="rId14"/>
                     <a:stretch>
                       <a:fillRect/>
                     </a:stretch>
@@ -2211,14 +1971,29 @@
     </w:p>
     <w:p>
       <w:pPr>
+        <w:spacing w:after="280"/>
         <w:jc w:val="center"/>
       </w:pPr>
       <w:r>
         <w:rPr>
           <w:i/>
+          <w:color w:val="475569"/>
           <w:sz w:val="19"/>
         </w:rPr>
-        <w:t>Figure 3.1: Leave-Scenario-Out Replay Scenarios on Continuous Production Timeline</w:t>
+        <w:t>Figure 2.3: Leave-Scenario-Out Empirical Validation Timeline across 1,700 Sim Hours</w:t>
+      </w:r>
+    </w:p>
+    <w:p>
+      <w:r>
+        <w:br w:type="page"/>
+      </w:r>
+    </w:p>
+    <w:p>
+      <w:pPr>
+        <w:pStyle w:val="Heading1"/>
+      </w:pPr>
+      <w:r>
+        <w:t>3. System Features &amp; Functional Requirements</w:t>
       </w:r>
     </w:p>
     <w:p>
@@ -2226,7 +2001,414 @@
         <w:pStyle w:val="Heading2"/>
       </w:pPr>
       <w:r>
-        <w:t>3.2 Module 2: Edge Analytics, Multi-Factor Health Scoring &amp; AI Inference</w:t>
+        <w:t>3.1 Module 1: Ingestion, Streaming &amp; Discrete-Event Replay</w:t>
+      </w:r>
+    </w:p>
+    <w:p>
+      <w:r>
+        <w:t>The Replay Engine orchestrates a virtual discrete-event clock advancing at user-selected speeds (1x to 120x, or burst mode &gt;7,000 events/s). It sequentially reads Parquet tables and publishes MQTT JSON payloads to topics structured as 'factory/line3/{station_id}/telemetry'. The Ingestion Daemon subscribes to all line topics, parses telemetry, and writes batches to InfluxDB v2 using line protocol.</w:t>
+      </w:r>
+    </w:p>
+    <w:p>
+      <w:pPr>
+        <w:pStyle w:val="Heading2"/>
+      </w:pPr>
+      <w:r>
+        <w:t>3.2 Module 2: Edge Analytics, Health Scoring &amp; AI Inference</w:t>
+      </w:r>
+    </w:p>
+    <w:p>
+      <w:r>
+        <w:t>The Scoring Service processes station sensor telemetry through two complementary paradigms:</w:t>
+        <w:br/>
+        <w:t>1. Multi-Factor Station Health Scoring: A deterministic composite index Hs = 100 - (0.40 * S_drift + 0.35 * S_pacing + 0.25 * S_defect).</w:t>
+        <w:br/>
+        <w:t>2. Calibrated PyTorch Deep Learning: A 3-layer MLP (128-64 architecture, ReLU, Dropout 0.3, weighted BCE) with Platt scaling that predicts quality risk in 11.4 milliseconds, and a PyTorch LSTM Autoencoder reconstructing 24-hour multivariate window sequences.</w:t>
+      </w:r>
+    </w:p>
+    <w:p>
+      <w:pPr>
+        <w:spacing w:before="200" w:after="60"/>
+        <w:jc w:val="center"/>
+      </w:pPr>
+    </w:p>
+    <w:p>
+      <w:r>
+        <w:drawing>
+          <wp:inline xmlns:a="http://schemas.openxmlformats.org/drawingml/2006/main" xmlns:pic="http://schemas.openxmlformats.org/drawingml/2006/picture">
+            <wp:extent cx="5669280" cy="2319251"/>
+            <wp:docPr id="5" name="Picture 5"/>
+            <wp:cNvGraphicFramePr>
+              <a:graphicFrameLocks noChangeAspect="1"/>
+            </wp:cNvGraphicFramePr>
+            <a:graphic>
+              <a:graphicData uri="http://schemas.openxmlformats.org/drawingml/2006/picture">
+                <pic:pic>
+                  <pic:nvPicPr>
+                    <pic:cNvPr id="0" name="figure8_health_score_breakdown.png"/>
+                    <pic:cNvPicPr/>
+                  </pic:nvPicPr>
+                  <pic:blipFill>
+                    <a:blip r:embed="rId15"/>
+                    <a:stretch>
+                      <a:fillRect/>
+                    </a:stretch>
+                  </pic:blipFill>
+                  <pic:spPr>
+                    <a:xfrm>
+                      <a:off x="0" y="0"/>
+                      <a:ext cx="5669280" cy="2319251"/>
+                    </a:xfrm>
+                    <a:prstGeom prst="rect"/>
+                  </pic:spPr>
+                </pic:pic>
+              </a:graphicData>
+            </a:graphic>
+          </wp:inline>
+        </w:drawing>
+      </w:r>
+    </w:p>
+    <w:p>
+      <w:pPr>
+        <w:spacing w:after="280"/>
+        <w:jc w:val="center"/>
+      </w:pPr>
+      <w:r>
+        <w:rPr>
+          <w:i/>
+          <w:color w:val="475569"/>
+          <w:sz w:val="19"/>
+        </w:rPr>
+        <w:t>Figure 3.1: Multi-Factor Station Health Score Breakdown (Nominal vs Anomaly State)</w:t>
+      </w:r>
+    </w:p>
+    <w:p>
+      <w:pPr>
+        <w:spacing w:before="200" w:after="60"/>
+        <w:jc w:val="center"/>
+      </w:pPr>
+    </w:p>
+    <w:p>
+      <w:r>
+        <w:drawing>
+          <wp:inline xmlns:a="http://schemas.openxmlformats.org/drawingml/2006/main" xmlns:pic="http://schemas.openxmlformats.org/drawingml/2006/picture">
+            <wp:extent cx="5669280" cy="2267712"/>
+            <wp:docPr id="6" name="Picture 6"/>
+            <wp:cNvGraphicFramePr>
+              <a:graphicFrameLocks noChangeAspect="1"/>
+            </wp:cNvGraphicFramePr>
+            <a:graphic>
+              <a:graphicData uri="http://schemas.openxmlformats.org/drawingml/2006/picture">
+                <pic:pic>
+                  <pic:nvPicPr>
+                    <pic:cNvPr id="0" name="figure6_deep_learning_models.png"/>
+                    <pic:cNvPicPr/>
+                  </pic:nvPicPr>
+                  <pic:blipFill>
+                    <a:blip r:embed="rId16"/>
+                    <a:stretch>
+                      <a:fillRect/>
+                    </a:stretch>
+                  </pic:blipFill>
+                  <pic:spPr>
+                    <a:xfrm>
+                      <a:off x="0" y="0"/>
+                      <a:ext cx="5669280" cy="2267712"/>
+                    </a:xfrm>
+                    <a:prstGeom prst="rect"/>
+                  </pic:spPr>
+                </pic:pic>
+              </a:graphicData>
+            </a:graphic>
+          </wp:inline>
+        </w:drawing>
+      </w:r>
+    </w:p>
+    <w:p>
+      <w:pPr>
+        <w:spacing w:after="280"/>
+        <w:jc w:val="center"/>
+      </w:pPr>
+      <w:r>
+        <w:rPr>
+          <w:i/>
+          <w:color w:val="475569"/>
+          <w:sz w:val="19"/>
+        </w:rPr>
+        <w:t>Figure 3.2: Dual Deep Learning Architectures (Defect MLP + LSTM Autoencoder)</w:t>
+      </w:r>
+    </w:p>
+    <w:p>
+      <w:pPr>
+        <w:spacing w:before="200" w:after="60"/>
+        <w:jc w:val="center"/>
+      </w:pPr>
+    </w:p>
+    <w:p>
+      <w:r>
+        <w:drawing>
+          <wp:inline xmlns:a="http://schemas.openxmlformats.org/drawingml/2006/main" xmlns:pic="http://schemas.openxmlformats.org/drawingml/2006/picture">
+            <wp:extent cx="5669280" cy="2267712"/>
+            <wp:docPr id="7" name="Picture 7"/>
+            <wp:cNvGraphicFramePr>
+              <a:graphicFrameLocks noChangeAspect="1"/>
+            </wp:cNvGraphicFramePr>
+            <a:graphic>
+              <a:graphicData uri="http://schemas.openxmlformats.org/drawingml/2006/picture">
+                <pic:pic>
+                  <pic:nvPicPr>
+                    <pic:cNvPr id="0" name="figure7_pr_curve_and_confusion.png"/>
+                    <pic:cNvPicPr/>
+                  </pic:nvPicPr>
+                  <pic:blipFill>
+                    <a:blip r:embed="rId17"/>
+                    <a:stretch>
+                      <a:fillRect/>
+                    </a:stretch>
+                  </pic:blipFill>
+                  <pic:spPr>
+                    <a:xfrm>
+                      <a:off x="0" y="0"/>
+                      <a:ext cx="5669280" cy="2267712"/>
+                    </a:xfrm>
+                    <a:prstGeom prst="rect"/>
+                  </pic:spPr>
+                </pic:pic>
+              </a:graphicData>
+            </a:graphic>
+          </wp:inline>
+        </w:drawing>
+      </w:r>
+    </w:p>
+    <w:p>
+      <w:pPr>
+        <w:spacing w:after="280"/>
+        <w:jc w:val="center"/>
+      </w:pPr>
+      <w:r>
+        <w:rPr>
+          <w:i/>
+          <w:color w:val="475569"/>
+          <w:sz w:val="19"/>
+        </w:rPr>
+        <w:t>Figure 3.3: Precision-Recall Evaluation Curves &amp; Confusion Matrix (Lift = 7.26x)</w:t>
+      </w:r>
+    </w:p>
+    <w:p>
+      <w:pPr>
+        <w:spacing w:before="200" w:after="60"/>
+        <w:jc w:val="center"/>
+      </w:pPr>
+    </w:p>
+    <w:p>
+      <w:r>
+        <w:drawing>
+          <wp:inline xmlns:a="http://schemas.openxmlformats.org/drawingml/2006/main" xmlns:pic="http://schemas.openxmlformats.org/drawingml/2006/picture">
+            <wp:extent cx="5669280" cy="2834640"/>
+            <wp:docPr id="8" name="Picture 8"/>
+            <wp:cNvGraphicFramePr>
+              <a:graphicFrameLocks noChangeAspect="1"/>
+            </wp:cNvGraphicFramePr>
+            <a:graphic>
+              <a:graphicData uri="http://schemas.openxmlformats.org/drawingml/2006/picture">
+                <pic:pic>
+                  <pic:nvPicPr>
+                    <pic:cNvPr id="0" name="figure4_risk_bands_overlay.png"/>
+                    <pic:cNvPicPr/>
+                  </pic:nvPicPr>
+                  <pic:blipFill>
+                    <a:blip r:embed="rId18"/>
+                    <a:stretch>
+                      <a:fillRect/>
+                    </a:stretch>
+                  </pic:blipFill>
+                  <pic:spPr>
+                    <a:xfrm>
+                      <a:off x="0" y="0"/>
+                      <a:ext cx="5669280" cy="2834640"/>
+                    </a:xfrm>
+                    <a:prstGeom prst="rect"/>
+                  </pic:spPr>
+                </pic:pic>
+              </a:graphicData>
+            </a:graphic>
+          </wp:inline>
+        </w:drawing>
+      </w:r>
+    </w:p>
+    <w:p>
+      <w:pPr>
+        <w:spacing w:after="280"/>
+        <w:jc w:val="center"/>
+      </w:pPr>
+      <w:r>
+        <w:rPr>
+          <w:i/>
+          <w:color w:val="475569"/>
+          <w:sz w:val="19"/>
+        </w:rPr>
+        <w:t>Figure 3.4: Station S34 Cumulative Risk Bands vs Empirical Defect Prevalence</w:t>
+      </w:r>
+    </w:p>
+    <w:p>
+      <w:pPr>
+        <w:spacing w:before="200" w:after="60"/>
+        <w:jc w:val="center"/>
+      </w:pPr>
+    </w:p>
+    <w:p>
+      <w:r>
+        <w:drawing>
+          <wp:inline xmlns:a="http://schemas.openxmlformats.org/drawingml/2006/main" xmlns:pic="http://schemas.openxmlformats.org/drawingml/2006/picture">
+            <wp:extent cx="5669280" cy="2721254"/>
+            <wp:docPr id="9" name="Picture 9"/>
+            <wp:cNvGraphicFramePr>
+              <a:graphicFrameLocks noChangeAspect="1"/>
+            </wp:cNvGraphicFramePr>
+            <a:graphic>
+              <a:graphicData uri="http://schemas.openxmlformats.org/drawingml/2006/picture">
+                <pic:pic>
+                  <pic:nvPicPr>
+                    <pic:cNvPr id="0" name="figure9_feature_importance.png"/>
+                    <pic:cNvPicPr/>
+                  </pic:nvPicPr>
+                  <pic:blipFill>
+                    <a:blip r:embed="rId19"/>
+                    <a:stretch>
+                      <a:fillRect/>
+                    </a:stretch>
+                  </pic:blipFill>
+                  <pic:spPr>
+                    <a:xfrm>
+                      <a:off x="0" y="0"/>
+                      <a:ext cx="5669280" cy="2721254"/>
+                    </a:xfrm>
+                    <a:prstGeom prst="rect"/>
+                  </pic:spPr>
+                </pic:pic>
+              </a:graphicData>
+            </a:graphic>
+          </wp:inline>
+        </w:drawing>
+      </w:r>
+    </w:p>
+    <w:p>
+      <w:pPr>
+        <w:spacing w:after="280"/>
+        <w:jc w:val="center"/>
+      </w:pPr>
+      <w:r>
+        <w:rPr>
+          <w:i/>
+          <w:color w:val="475569"/>
+          <w:sz w:val="19"/>
+        </w:rPr>
+        <w:t>Figure 3.5: Global Permutation Feature Importance Across 85 Predictive Features</w:t>
+      </w:r>
+    </w:p>
+    <w:p>
+      <w:r>
+        <w:br w:type="page"/>
+      </w:r>
+    </w:p>
+    <w:p>
+      <w:pPr>
+        <w:pStyle w:val="Heading1"/>
+      </w:pPr>
+      <w:r>
+        <w:t>4. External Interfaces &amp; Cloud Architecture</w:t>
+      </w:r>
+    </w:p>
+    <w:p>
+      <w:pPr>
+        <w:pStyle w:val="Heading2"/>
+      </w:pPr>
+      <w:r>
+        <w:t>4.1 User Interfaces (Industrial SCADA &amp; Cloud Web Console)</w:t>
+      </w:r>
+    </w:p>
+    <w:p>
+      <w:r>
+        <w:t>• Grafana 11 Industrial SCADA: 4 provisioned dashboards (Line Overview, Station Detail, Parts &amp; Risk Tracking, and AI Insights) querying InfluxDB v2 via Flux. Features eliminated tag explosion and clean scalar matrix status.</w:t>
+        <w:br/>
+        <w:t>• Streamlit Cloud Web Console: An interactive minimalist control center (black, charcoal, brushed silver) allowing external reviewers to trigger 1-click scenario simulations, stream real-time events, and test PyTorch inference live.</w:t>
+      </w:r>
+    </w:p>
+    <w:p>
+      <w:pPr>
+        <w:pStyle w:val="Heading2"/>
+      </w:pPr>
+      <w:r>
+        <w:t>4.2 Cloud Deployment &amp; Zero-Trust Remote Accessibility</w:t>
+      </w:r>
+    </w:p>
+    <w:p>
+      <w:r>
+        <w:t>To allow external academic evaluators to inspect the running digital twin without requiring local installations or port forwarding, the project incorporates a two-channel cloud accessibility architecture:</w:t>
+        <w:br/>
+        <w:br/>
+        <w:t>1. Streamlit Community Cloud: Deployed via GitHub repository synchronization (app.py and root requirements.txt), serving the interactive simulation lab globally over HTTPS.</w:t>
+        <w:br/>
+        <w:t>2. Cloudflare Zero-Trust Secure Tunnel (cloudflared): Exposes local Grafana port 3000 to the global internet via an encrypted outbound tunnel on trycloudflare.com. Anonymous Viewer mode (GF_AUTH_ANONYMOUS_ENABLED=true) enables instant 1-click evaluation without credentials.</w:t>
+        <w:br/>
+        <w:br/>
+        <w:t>Active Public Verification Endpoints:</w:t>
+      </w:r>
+    </w:p>
+    <w:p>
+      <w:r>
+        <w:t xml:space="preserve">• Public Grafana Dashboard: </w:t>
+      </w:r>
+      <w:hyperlink r:id="rId9">
+        <w:r>
+          <w:rPr>
+            <w:color w:val="1E40AF"/>
+            <w:u w:val="single"/>
+          </w:rPr>
+          <w:t>https://homeless-interfaces-experienced-cio.trycloudflare.com</w:t>
+        </w:r>
+      </w:hyperlink>
+      <w:r>
+        <w:br/>
+        <w:t xml:space="preserve">• Public GitHub Repository: </w:t>
+      </w:r>
+      <w:hyperlink r:id="rId10">
+        <w:r>
+          <w:rPr>
+            <w:color w:val="1E40AF"/>
+            <w:u w:val="single"/>
+          </w:rPr>
+          <w:t>https://github.com/Narayan1006/Factory_Automation.git</w:t>
+        </w:r>
+      </w:hyperlink>
+      <w:r>
+        <w:br/>
+        <w:t>• InfluxDB Data Engine: http://localhost:8086 (Bucket: factory_telemetry, Org: bosch_twin)</w:t>
+        <w:br/>
+      </w:r>
+      <w:r>
+        <w:t>• MQTT Broker: localhost:1883 (Topics: factory/line3/#)</w:t>
+      </w:r>
+    </w:p>
+    <w:p>
+      <w:r>
+        <w:br w:type="page"/>
+      </w:r>
+    </w:p>
+    <w:p>
+      <w:pPr>
+        <w:pStyle w:val="Heading1"/>
+      </w:pPr>
+      <w:r>
+        <w:t>5. Non-Functional Requirements (NFRs)</w:t>
+      </w:r>
+    </w:p>
+    <w:p>
+      <w:pPr>
+        <w:pStyle w:val="Heading2"/>
+      </w:pPr>
+      <w:r>
+        <w:t>5.1 Quantitative Benchmarks &amp; Validation Matrix</w:t>
       </w:r>
     </w:p>
     <w:tbl>
@@ -2245,12 +2427,12 @@
         <w:tc>
           <w:tcPr>
             <w:tcW w:type="dxa" w:w="1296"/>
-            <w:shd w:val="clear" w:color="auto" w:fill="2B6CB0"/>
+            <w:shd w:val="clear" w:color="auto" w:fill="1E3A8A"/>
             <w:tcMar>
-              <w:top w:w="120" w:type="dxa"/>
-              <w:bottom w:w="120" w:type="dxa"/>
-              <w:left w:w="140" w:type="dxa"/>
-              <w:right w:w="140" w:type="dxa"/>
+              <w:top w:w="110" w:type="dxa"/>
+              <w:bottom w:w="110" w:type="dxa"/>
+              <w:left w:w="130" w:type="dxa"/>
+              <w:right w:w="130" w:type="dxa"/>
             </w:tcMar>
             <w:vAlign w:val="center"/>
           </w:tcPr>
@@ -2264,19 +2446,19 @@
                 <w:color w:val="FFFFFF"/>
                 <w:sz w:val="19"/>
               </w:rPr>
-              <w:t>Req ID</w:t>
+              <w:t>NFR ID</w:t>
             </w:r>
           </w:p>
         </w:tc>
         <w:tc>
           <w:tcPr>
             <w:tcW w:type="dxa" w:w="2592"/>
-            <w:shd w:val="clear" w:color="auto" w:fill="2B6CB0"/>
+            <w:shd w:val="clear" w:color="auto" w:fill="1E3A8A"/>
             <w:tcMar>
-              <w:top w:w="120" w:type="dxa"/>
-              <w:bottom w:w="120" w:type="dxa"/>
-              <w:left w:w="140" w:type="dxa"/>
-              <w:right w:w="140" w:type="dxa"/>
+              <w:top w:w="110" w:type="dxa"/>
+              <w:bottom w:w="110" w:type="dxa"/>
+              <w:left w:w="130" w:type="dxa"/>
+              <w:right w:w="130" w:type="dxa"/>
             </w:tcMar>
             <w:vAlign w:val="center"/>
           </w:tcPr>
@@ -2290,1142 +2472,19 @@
                 <w:color w:val="FFFFFF"/>
                 <w:sz w:val="19"/>
               </w:rPr>
-              <w:t>Feature Description</w:t>
+              <w:t>Quality Attribute</w:t>
             </w:r>
           </w:p>
         </w:tc>
         <w:tc>
           <w:tcPr>
-            <w:tcW w:type="dxa" w:w="4896"/>
-            <w:shd w:val="clear" w:color="auto" w:fill="2B6CB0"/>
+            <w:tcW w:type="dxa" w:w="3168"/>
+            <w:shd w:val="clear" w:color="auto" w:fill="1E3A8A"/>
             <w:tcMar>
-              <w:top w:w="120" w:type="dxa"/>
-              <w:bottom w:w="120" w:type="dxa"/>
-              <w:left w:w="140" w:type="dxa"/>
-              <w:right w:w="140" w:type="dxa"/>
-            </w:tcMar>
-            <w:vAlign w:val="center"/>
-          </w:tcPr>
-          <w:p>
-            <w:pPr>
-              <w:jc w:val="center"/>
-            </w:pPr>
-            <w:r>
-              <w:rPr>
-                <w:b/>
-                <w:color w:val="FFFFFF"/>
-                <w:sz w:val="19"/>
-              </w:rPr>
-              <w:t>Input / Validation Rule</w:t>
-            </w:r>
-          </w:p>
-        </w:tc>
-        <w:tc>
-          <w:tcPr>
-            <w:tcW w:type="dxa" w:w="1296"/>
-            <w:shd w:val="clear" w:color="auto" w:fill="2B6CB0"/>
-            <w:tcMar>
-              <w:top w:w="120" w:type="dxa"/>
-              <w:bottom w:w="120" w:type="dxa"/>
-              <w:left w:w="140" w:type="dxa"/>
-              <w:right w:w="140" w:type="dxa"/>
-            </w:tcMar>
-            <w:vAlign w:val="center"/>
-          </w:tcPr>
-          <w:p>
-            <w:pPr>
-              <w:jc w:val="center"/>
-            </w:pPr>
-            <w:r>
-              <w:rPr>
-                <w:b/>
-                <w:color w:val="FFFFFF"/>
-                <w:sz w:val="19"/>
-              </w:rPr>
-              <w:t>Priority</w:t>
-            </w:r>
-          </w:p>
-        </w:tc>
-      </w:tr>
-      <w:tr>
-        <w:tc>
-          <w:tcPr>
-            <w:tcW w:type="dxa" w:w="1296"/>
-            <w:shd w:val="clear" w:color="auto" w:fill="F7FAFC"/>
-            <w:tcMar>
-              <w:top w:w="120" w:type="dxa"/>
-              <w:bottom w:w="120" w:type="dxa"/>
-              <w:left w:w="140" w:type="dxa"/>
-              <w:right w:w="140" w:type="dxa"/>
-            </w:tcMar>
-            <w:vAlign w:val="center"/>
-          </w:tcPr>
-          <w:p>
-            <w:r>
-              <w:rPr>
-                <w:color w:val="2D3748"/>
-                <w:sz w:val="18"/>
-              </w:rPr>
-              <w:t>FR-2.1</w:t>
-            </w:r>
-          </w:p>
-        </w:tc>
-        <w:tc>
-          <w:tcPr>
-            <w:tcW w:type="dxa" w:w="2592"/>
-            <w:shd w:val="clear" w:color="auto" w:fill="F7FAFC"/>
-            <w:tcMar>
-              <w:top w:w="120" w:type="dxa"/>
-              <w:bottom w:w="120" w:type="dxa"/>
-              <w:left w:w="140" w:type="dxa"/>
-              <w:right w:w="140" w:type="dxa"/>
-            </w:tcMar>
-            <w:vAlign w:val="center"/>
-          </w:tcPr>
-          <w:p>
-            <w:r>
-              <w:rPr>
-                <w:color w:val="2D3748"/>
-                <w:sz w:val="18"/>
-              </w:rPr>
-              <w:t>Baseline Normalization</w:t>
-            </w:r>
-          </w:p>
-        </w:tc>
-        <w:tc>
-          <w:tcPr>
-            <w:tcW w:type="dxa" w:w="4896"/>
-            <w:shd w:val="clear" w:color="auto" w:fill="F7FAFC"/>
-            <w:tcMar>
-              <w:top w:w="120" w:type="dxa"/>
-              <w:bottom w:w="120" w:type="dxa"/>
-              <w:left w:w="140" w:type="dxa"/>
-              <w:right w:w="140" w:type="dxa"/>
-            </w:tcMar>
-            <w:vAlign w:val="center"/>
-          </w:tcPr>
-          <w:p>
-            <w:r>
-              <w:rPr>
-                <w:color w:val="2D3748"/>
-                <w:sz w:val="18"/>
-              </w:rPr>
-              <w:t>Loads 39 feature distributions; computes sensor Z-scores (Z = (x - mean)/std).</w:t>
-            </w:r>
-          </w:p>
-        </w:tc>
-        <w:tc>
-          <w:tcPr>
-            <w:tcW w:type="dxa" w:w="1296"/>
-            <w:shd w:val="clear" w:color="auto" w:fill="F7FAFC"/>
-            <w:tcMar>
-              <w:top w:w="120" w:type="dxa"/>
-              <w:bottom w:w="120" w:type="dxa"/>
-              <w:left w:w="140" w:type="dxa"/>
-              <w:right w:w="140" w:type="dxa"/>
-            </w:tcMar>
-            <w:vAlign w:val="center"/>
-          </w:tcPr>
-          <w:p>
-            <w:r>
-              <w:rPr>
-                <w:color w:val="2D3748"/>
-                <w:sz w:val="18"/>
-              </w:rPr>
-              <w:t>High</w:t>
-            </w:r>
-          </w:p>
-        </w:tc>
-      </w:tr>
-      <w:tr>
-        <w:tc>
-          <w:tcPr>
-            <w:tcW w:type="dxa" w:w="1296"/>
-            <w:shd w:val="clear" w:color="auto" w:fill="FFFFFF"/>
-            <w:tcMar>
-              <w:top w:w="120" w:type="dxa"/>
-              <w:bottom w:w="120" w:type="dxa"/>
-              <w:left w:w="140" w:type="dxa"/>
-              <w:right w:w="140" w:type="dxa"/>
-            </w:tcMar>
-            <w:vAlign w:val="center"/>
-          </w:tcPr>
-          <w:p>
-            <w:r>
-              <w:rPr>
-                <w:color w:val="2D3748"/>
-                <w:sz w:val="18"/>
-              </w:rPr>
-              <w:t>FR-2.2</w:t>
-            </w:r>
-          </w:p>
-        </w:tc>
-        <w:tc>
-          <w:tcPr>
-            <w:tcW w:type="dxa" w:w="2592"/>
-            <w:shd w:val="clear" w:color="auto" w:fill="FFFFFF"/>
-            <w:tcMar>
-              <w:top w:w="120" w:type="dxa"/>
-              <w:bottom w:w="120" w:type="dxa"/>
-              <w:left w:w="140" w:type="dxa"/>
-              <w:right w:w="140" w:type="dxa"/>
-            </w:tcMar>
-            <w:vAlign w:val="center"/>
-          </w:tcPr>
-          <w:p>
-            <w:r>
-              <w:rPr>
-                <w:color w:val="2D3748"/>
-                <w:sz w:val="18"/>
-              </w:rPr>
-              <w:t>Composite Health Scoring</w:t>
-            </w:r>
-          </w:p>
-        </w:tc>
-        <w:tc>
-          <w:tcPr>
-            <w:tcW w:type="dxa" w:w="4896"/>
-            <w:shd w:val="clear" w:color="auto" w:fill="FFFFFF"/>
-            <w:tcMar>
-              <w:top w:w="120" w:type="dxa"/>
-              <w:bottom w:w="120" w:type="dxa"/>
-              <w:left w:w="140" w:type="dxa"/>
-              <w:right w:w="140" w:type="dxa"/>
-            </w:tcMar>
-            <w:vAlign w:val="center"/>
-          </w:tcPr>
-          <w:p>
-            <w:r>
-              <w:rPr>
-                <w:color w:val="2D3748"/>
-                <w:sz w:val="18"/>
-              </w:rPr>
-              <w:t>Computes Hs = 100 - (0.45*Drift + 0.30*Pacing + 0.25*Defect) bounded in [0, 100].</w:t>
-            </w:r>
-          </w:p>
-        </w:tc>
-        <w:tc>
-          <w:tcPr>
-            <w:tcW w:type="dxa" w:w="1296"/>
-            <w:shd w:val="clear" w:color="auto" w:fill="FFFFFF"/>
-            <w:tcMar>
-              <w:top w:w="120" w:type="dxa"/>
-              <w:bottom w:w="120" w:type="dxa"/>
-              <w:left w:w="140" w:type="dxa"/>
-              <w:right w:w="140" w:type="dxa"/>
-            </w:tcMar>
-            <w:vAlign w:val="center"/>
-          </w:tcPr>
-          <w:p>
-            <w:r>
-              <w:rPr>
-                <w:color w:val="2D3748"/>
-                <w:sz w:val="18"/>
-              </w:rPr>
-              <w:t>High</w:t>
-            </w:r>
-          </w:p>
-        </w:tc>
-      </w:tr>
-      <w:tr>
-        <w:tc>
-          <w:tcPr>
-            <w:tcW w:type="dxa" w:w="1296"/>
-            <w:shd w:val="clear" w:color="auto" w:fill="F7FAFC"/>
-            <w:tcMar>
-              <w:top w:w="120" w:type="dxa"/>
-              <w:bottom w:w="120" w:type="dxa"/>
-              <w:left w:w="140" w:type="dxa"/>
-              <w:right w:w="140" w:type="dxa"/>
-            </w:tcMar>
-            <w:vAlign w:val="center"/>
-          </w:tcPr>
-          <w:p>
-            <w:r>
-              <w:rPr>
-                <w:color w:val="2D3748"/>
-                <w:sz w:val="18"/>
-              </w:rPr>
-              <w:t>FR-2.3</w:t>
-            </w:r>
-          </w:p>
-        </w:tc>
-        <w:tc>
-          <w:tcPr>
-            <w:tcW w:type="dxa" w:w="2592"/>
-            <w:shd w:val="clear" w:color="auto" w:fill="F7FAFC"/>
-            <w:tcMar>
-              <w:top w:w="120" w:type="dxa"/>
-              <w:bottom w:w="120" w:type="dxa"/>
-              <w:left w:w="140" w:type="dxa"/>
-              <w:right w:w="140" w:type="dxa"/>
-            </w:tcMar>
-            <w:vAlign w:val="center"/>
-          </w:tcPr>
-          <w:p>
-            <w:r>
-              <w:rPr>
-                <w:color w:val="2D3748"/>
-                <w:sz w:val="18"/>
-              </w:rPr>
-              <w:t>PyTorch Defect MLP</w:t>
-            </w:r>
-          </w:p>
-        </w:tc>
-        <w:tc>
-          <w:tcPr>
-            <w:tcW w:type="dxa" w:w="4896"/>
-            <w:shd w:val="clear" w:color="auto" w:fill="F7FAFC"/>
-            <w:tcMar>
-              <w:top w:w="120" w:type="dxa"/>
-              <w:bottom w:w="120" w:type="dxa"/>
-              <w:left w:w="140" w:type="dxa"/>
-              <w:right w:w="140" w:type="dxa"/>
-            </w:tcMar>
-            <w:vAlign w:val="center"/>
-          </w:tcPr>
-          <w:p>
-            <w:r>
-              <w:rPr>
-                <w:color w:val="2D3748"/>
-                <w:sz w:val="18"/>
-              </w:rPr>
-              <w:t>2-layer MLP (128-&gt;64) evaluates 85 features at S34 fork before physical entry to S35/S36.</w:t>
-            </w:r>
-          </w:p>
-        </w:tc>
-        <w:tc>
-          <w:tcPr>
-            <w:tcW w:type="dxa" w:w="1296"/>
-            <w:shd w:val="clear" w:color="auto" w:fill="F7FAFC"/>
-            <w:tcMar>
-              <w:top w:w="120" w:type="dxa"/>
-              <w:bottom w:w="120" w:type="dxa"/>
-              <w:left w:w="140" w:type="dxa"/>
-              <w:right w:w="140" w:type="dxa"/>
-            </w:tcMar>
-            <w:vAlign w:val="center"/>
-          </w:tcPr>
-          <w:p>
-            <w:r>
-              <w:rPr>
-                <w:color w:val="2D3748"/>
-                <w:sz w:val="18"/>
-              </w:rPr>
-              <w:t>High</w:t>
-            </w:r>
-          </w:p>
-        </w:tc>
-      </w:tr>
-      <w:tr>
-        <w:tc>
-          <w:tcPr>
-            <w:tcW w:type="dxa" w:w="1296"/>
-            <w:shd w:val="clear" w:color="auto" w:fill="FFFFFF"/>
-            <w:tcMar>
-              <w:top w:w="120" w:type="dxa"/>
-              <w:bottom w:w="120" w:type="dxa"/>
-              <w:left w:w="140" w:type="dxa"/>
-              <w:right w:w="140" w:type="dxa"/>
-            </w:tcMar>
-            <w:vAlign w:val="center"/>
-          </w:tcPr>
-          <w:p>
-            <w:r>
-              <w:rPr>
-                <w:color w:val="2D3748"/>
-                <w:sz w:val="18"/>
-              </w:rPr>
-              <w:t>FR-2.4</w:t>
-            </w:r>
-          </w:p>
-        </w:tc>
-        <w:tc>
-          <w:tcPr>
-            <w:tcW w:type="dxa" w:w="2592"/>
-            <w:shd w:val="clear" w:color="auto" w:fill="FFFFFF"/>
-            <w:tcMar>
-              <w:top w:w="120" w:type="dxa"/>
-              <w:bottom w:w="120" w:type="dxa"/>
-              <w:left w:w="140" w:type="dxa"/>
-              <w:right w:w="140" w:type="dxa"/>
-            </w:tcMar>
-            <w:vAlign w:val="center"/>
-          </w:tcPr>
-          <w:p>
-            <w:r>
-              <w:rPr>
-                <w:color w:val="2D3748"/>
-                <w:sz w:val="18"/>
-              </w:rPr>
-              <w:t>Platt Calibration</w:t>
-            </w:r>
-          </w:p>
-        </w:tc>
-        <w:tc>
-          <w:tcPr>
-            <w:tcW w:type="dxa" w:w="4896"/>
-            <w:shd w:val="clear" w:color="auto" w:fill="FFFFFF"/>
-            <w:tcMar>
-              <w:top w:w="120" w:type="dxa"/>
-              <w:bottom w:w="120" w:type="dxa"/>
-              <w:left w:w="140" w:type="dxa"/>
-              <w:right w:w="140" w:type="dxa"/>
-            </w:tcMar>
-            <w:vAlign w:val="center"/>
-          </w:tcPr>
-          <w:p>
-            <w:r>
-              <w:rPr>
-                <w:color w:val="2D3748"/>
-                <w:sz w:val="18"/>
-              </w:rPr>
-              <w:t>Calibrates raw neural logits into true Bayesian probabilities matching 0.51% base rate.</w:t>
-            </w:r>
-          </w:p>
-        </w:tc>
-        <w:tc>
-          <w:tcPr>
-            <w:tcW w:type="dxa" w:w="1296"/>
-            <w:shd w:val="clear" w:color="auto" w:fill="FFFFFF"/>
-            <w:tcMar>
-              <w:top w:w="120" w:type="dxa"/>
-              <w:bottom w:w="120" w:type="dxa"/>
-              <w:left w:w="140" w:type="dxa"/>
-              <w:right w:w="140" w:type="dxa"/>
-            </w:tcMar>
-            <w:vAlign w:val="center"/>
-          </w:tcPr>
-          <w:p>
-            <w:r>
-              <w:rPr>
-                <w:color w:val="2D3748"/>
-                <w:sz w:val="18"/>
-              </w:rPr>
-              <w:t>High</w:t>
-            </w:r>
-          </w:p>
-        </w:tc>
-      </w:tr>
-      <w:tr>
-        <w:tc>
-          <w:tcPr>
-            <w:tcW w:type="dxa" w:w="1296"/>
-            <w:shd w:val="clear" w:color="auto" w:fill="F7FAFC"/>
-            <w:tcMar>
-              <w:top w:w="120" w:type="dxa"/>
-              <w:bottom w:w="120" w:type="dxa"/>
-              <w:left w:w="140" w:type="dxa"/>
-              <w:right w:w="140" w:type="dxa"/>
-            </w:tcMar>
-            <w:vAlign w:val="center"/>
-          </w:tcPr>
-          <w:p>
-            <w:r>
-              <w:rPr>
-                <w:color w:val="2D3748"/>
-                <w:sz w:val="18"/>
-              </w:rPr>
-              <w:t>FR-2.5</w:t>
-            </w:r>
-          </w:p>
-        </w:tc>
-        <w:tc>
-          <w:tcPr>
-            <w:tcW w:type="dxa" w:w="2592"/>
-            <w:shd w:val="clear" w:color="auto" w:fill="F7FAFC"/>
-            <w:tcMar>
-              <w:top w:w="120" w:type="dxa"/>
-              <w:bottom w:w="120" w:type="dxa"/>
-              <w:left w:w="140" w:type="dxa"/>
-              <w:right w:w="140" w:type="dxa"/>
-            </w:tcMar>
-            <w:vAlign w:val="center"/>
-          </w:tcPr>
-          <w:p>
-            <w:r>
-              <w:rPr>
-                <w:color w:val="2D3748"/>
-                <w:sz w:val="18"/>
-              </w:rPr>
-              <w:t>LSTM Autoencoder Anomaly</w:t>
-            </w:r>
-          </w:p>
-        </w:tc>
-        <w:tc>
-          <w:tcPr>
-            <w:tcW w:type="dxa" w:w="4896"/>
-            <w:shd w:val="clear" w:color="auto" w:fill="F7FAFC"/>
-            <w:tcMar>
-              <w:top w:w="120" w:type="dxa"/>
-              <w:bottom w:w="120" w:type="dxa"/>
-              <w:left w:w="140" w:type="dxa"/>
-              <w:right w:w="140" w:type="dxa"/>
-            </w:tcMar>
-            <w:vAlign w:val="center"/>
-          </w:tcPr>
-          <w:p>
-            <w:r>
-              <w:rPr>
-                <w:color w:val="2D3748"/>
-                <w:sz w:val="18"/>
-              </w:rPr>
-              <w:t>1-layer LSTM autoencoder models 24h multivariate sequences; flags errors &gt; p99.</w:t>
-            </w:r>
-          </w:p>
-        </w:tc>
-        <w:tc>
-          <w:tcPr>
-            <w:tcW w:type="dxa" w:w="1296"/>
-            <w:shd w:val="clear" w:color="auto" w:fill="F7FAFC"/>
-            <w:tcMar>
-              <w:top w:w="120" w:type="dxa"/>
-              <w:bottom w:w="120" w:type="dxa"/>
-              <w:left w:w="140" w:type="dxa"/>
-              <w:right w:w="140" w:type="dxa"/>
-            </w:tcMar>
-            <w:vAlign w:val="center"/>
-          </w:tcPr>
-          <w:p>
-            <w:r>
-              <w:rPr>
-                <w:color w:val="2D3748"/>
-                <w:sz w:val="18"/>
-              </w:rPr>
-              <w:t>Medium</w:t>
-            </w:r>
-          </w:p>
-        </w:tc>
-      </w:tr>
-    </w:tbl>
-    <w:p>
-      <w:pPr>
-        <w:spacing w:before="200"/>
-        <w:jc w:val="center"/>
-      </w:pPr>
-    </w:p>
-    <w:p>
-      <w:r>
-        <w:drawing>
-          <wp:inline xmlns:a="http://schemas.openxmlformats.org/drawingml/2006/main" xmlns:pic="http://schemas.openxmlformats.org/drawingml/2006/picture">
-            <wp:extent cx="5303520" cy="2651760"/>
-            <wp:docPr id="3" name="Picture 3"/>
-            <wp:cNvGraphicFramePr>
-              <a:graphicFrameLocks noChangeAspect="1"/>
-            </wp:cNvGraphicFramePr>
-            <a:graphic>
-              <a:graphicData uri="http://schemas.openxmlformats.org/drawingml/2006/picture">
-                <pic:pic>
-                  <pic:nvPicPr>
-                    <pic:cNvPr id="0" name="figure3_lead_time_comparison.png"/>
-                    <pic:cNvPicPr/>
-                  </pic:nvPicPr>
-                  <pic:blipFill>
-                    <a:blip r:embed="rId11"/>
-                    <a:stretch>
-                      <a:fillRect/>
-                    </a:stretch>
-                  </pic:blipFill>
-                  <pic:spPr>
-                    <a:xfrm>
-                      <a:off x="0" y="0"/>
-                      <a:ext cx="5303520" cy="2651760"/>
-                    </a:xfrm>
-                    <a:prstGeom prst="rect"/>
-                  </pic:spPr>
-                </pic:pic>
-              </a:graphicData>
-            </a:graphic>
-          </wp:inline>
-        </w:drawing>
-      </w:r>
-    </w:p>
-    <w:p>
-      <w:pPr>
-        <w:jc w:val="center"/>
-      </w:pPr>
-      <w:r>
-        <w:rPr>
-          <w:i/>
-          <w:sz w:val="19"/>
-        </w:rPr>
-        <w:t>Figure 3.2: Operational Lead Time Comparison: Proactive In-Line AI vs Lagging Exit QC</w:t>
-      </w:r>
-    </w:p>
-    <w:p>
-      <w:pPr>
-        <w:pStyle w:val="Heading2"/>
-      </w:pPr>
-      <w:r>
-        <w:t>3.3 Module 3: Time-Series Storage, Alerting, Visualization &amp; Control</w:t>
-      </w:r>
-    </w:p>
-    <w:tbl>
-      <w:tblPr>
-        <w:tblW w:type="auto" w:w="0"/>
-        <w:jc w:val="center"/>
-        <w:tblLook w:firstColumn="1" w:firstRow="1" w:lastColumn="0" w:lastRow="0" w:noHBand="0" w:noVBand="1" w:val="04A0"/>
-      </w:tblPr>
-      <w:tblGrid>
-        <w:gridCol w:w="2340"/>
-        <w:gridCol w:w="2340"/>
-        <w:gridCol w:w="2340"/>
-        <w:gridCol w:w="2340"/>
-      </w:tblGrid>
-      <w:tr>
-        <w:tc>
-          <w:tcPr>
-            <w:tcW w:type="dxa" w:w="1296"/>
-            <w:shd w:val="clear" w:color="auto" w:fill="2B6CB0"/>
-            <w:tcMar>
-              <w:top w:w="120" w:type="dxa"/>
-              <w:bottom w:w="120" w:type="dxa"/>
-              <w:left w:w="140" w:type="dxa"/>
-              <w:right w:w="140" w:type="dxa"/>
-            </w:tcMar>
-            <w:vAlign w:val="center"/>
-          </w:tcPr>
-          <w:p>
-            <w:pPr>
-              <w:jc w:val="center"/>
-            </w:pPr>
-            <w:r>
-              <w:rPr>
-                <w:b/>
-                <w:color w:val="FFFFFF"/>
-                <w:sz w:val="19"/>
-              </w:rPr>
-              <w:t>Req ID</w:t>
-            </w:r>
-          </w:p>
-        </w:tc>
-        <w:tc>
-          <w:tcPr>
-            <w:tcW w:type="dxa" w:w="2592"/>
-            <w:shd w:val="clear" w:color="auto" w:fill="2B6CB0"/>
-            <w:tcMar>
-              <w:top w:w="120" w:type="dxa"/>
-              <w:bottom w:w="120" w:type="dxa"/>
-              <w:left w:w="140" w:type="dxa"/>
-              <w:right w:w="140" w:type="dxa"/>
-            </w:tcMar>
-            <w:vAlign w:val="center"/>
-          </w:tcPr>
-          <w:p>
-            <w:pPr>
-              <w:jc w:val="center"/>
-            </w:pPr>
-            <w:r>
-              <w:rPr>
-                <w:b/>
-                <w:color w:val="FFFFFF"/>
-                <w:sz w:val="19"/>
-              </w:rPr>
-              <w:t>Feature Description</w:t>
-            </w:r>
-          </w:p>
-        </w:tc>
-        <w:tc>
-          <w:tcPr>
-            <w:tcW w:type="dxa" w:w="4896"/>
-            <w:shd w:val="clear" w:color="auto" w:fill="2B6CB0"/>
-            <w:tcMar>
-              <w:top w:w="120" w:type="dxa"/>
-              <w:bottom w:w="120" w:type="dxa"/>
-              <w:left w:w="140" w:type="dxa"/>
-              <w:right w:w="140" w:type="dxa"/>
-            </w:tcMar>
-            <w:vAlign w:val="center"/>
-          </w:tcPr>
-          <w:p>
-            <w:pPr>
-              <w:jc w:val="center"/>
-            </w:pPr>
-            <w:r>
-              <w:rPr>
-                <w:b/>
-                <w:color w:val="FFFFFF"/>
-                <w:sz w:val="19"/>
-              </w:rPr>
-              <w:t>Input / Validation Rule</w:t>
-            </w:r>
-          </w:p>
-        </w:tc>
-        <w:tc>
-          <w:tcPr>
-            <w:tcW w:type="dxa" w:w="1296"/>
-            <w:shd w:val="clear" w:color="auto" w:fill="2B6CB0"/>
-            <w:tcMar>
-              <w:top w:w="120" w:type="dxa"/>
-              <w:bottom w:w="120" w:type="dxa"/>
-              <w:left w:w="140" w:type="dxa"/>
-              <w:right w:w="140" w:type="dxa"/>
-            </w:tcMar>
-            <w:vAlign w:val="center"/>
-          </w:tcPr>
-          <w:p>
-            <w:pPr>
-              <w:jc w:val="center"/>
-            </w:pPr>
-            <w:r>
-              <w:rPr>
-                <w:b/>
-                <w:color w:val="FFFFFF"/>
-                <w:sz w:val="19"/>
-              </w:rPr>
-              <w:t>Priority</w:t>
-            </w:r>
-          </w:p>
-        </w:tc>
-      </w:tr>
-      <w:tr>
-        <w:tc>
-          <w:tcPr>
-            <w:tcW w:type="dxa" w:w="1296"/>
-            <w:shd w:val="clear" w:color="auto" w:fill="F7FAFC"/>
-            <w:tcMar>
-              <w:top w:w="120" w:type="dxa"/>
-              <w:bottom w:w="120" w:type="dxa"/>
-              <w:left w:w="140" w:type="dxa"/>
-              <w:right w:w="140" w:type="dxa"/>
-            </w:tcMar>
-            <w:vAlign w:val="center"/>
-          </w:tcPr>
-          <w:p>
-            <w:r>
-              <w:rPr>
-                <w:color w:val="2D3748"/>
-                <w:sz w:val="18"/>
-              </w:rPr>
-              <w:t>FR-3.1</w:t>
-            </w:r>
-          </w:p>
-        </w:tc>
-        <w:tc>
-          <w:tcPr>
-            <w:tcW w:type="dxa" w:w="2592"/>
-            <w:shd w:val="clear" w:color="auto" w:fill="F7FAFC"/>
-            <w:tcMar>
-              <w:top w:w="120" w:type="dxa"/>
-              <w:bottom w:w="120" w:type="dxa"/>
-              <w:left w:w="140" w:type="dxa"/>
-              <w:right w:w="140" w:type="dxa"/>
-            </w:tcMar>
-            <w:vAlign w:val="center"/>
-          </w:tcPr>
-          <w:p>
-            <w:r>
-              <w:rPr>
-                <w:color w:val="2D3748"/>
-                <w:sz w:val="18"/>
-              </w:rPr>
-              <w:t>Time-Series Persistence</w:t>
-            </w:r>
-          </w:p>
-        </w:tc>
-        <w:tc>
-          <w:tcPr>
-            <w:tcW w:type="dxa" w:w="4896"/>
-            <w:shd w:val="clear" w:color="auto" w:fill="F7FAFC"/>
-            <w:tcMar>
-              <w:top w:w="120" w:type="dxa"/>
-              <w:bottom w:w="120" w:type="dxa"/>
-              <w:left w:w="140" w:type="dxa"/>
-              <w:right w:w="140" w:type="dxa"/>
-            </w:tcMar>
-            <w:vAlign w:val="center"/>
-          </w:tcPr>
-          <w:p>
-            <w:r>
-              <w:rPr>
-                <w:color w:val="2D3748"/>
-                <w:sz w:val="18"/>
-              </w:rPr>
-              <w:t>Consumes MQTT events; commits Line Protocol points in batches of 50 to InfluxDB v2.</w:t>
-            </w:r>
-          </w:p>
-        </w:tc>
-        <w:tc>
-          <w:tcPr>
-            <w:tcW w:type="dxa" w:w="1296"/>
-            <w:shd w:val="clear" w:color="auto" w:fill="F7FAFC"/>
-            <w:tcMar>
-              <w:top w:w="120" w:type="dxa"/>
-              <w:bottom w:w="120" w:type="dxa"/>
-              <w:left w:w="140" w:type="dxa"/>
-              <w:right w:w="140" w:type="dxa"/>
-            </w:tcMar>
-            <w:vAlign w:val="center"/>
-          </w:tcPr>
-          <w:p>
-            <w:r>
-              <w:rPr>
-                <w:color w:val="2D3748"/>
-                <w:sz w:val="18"/>
-              </w:rPr>
-              <w:t>High</w:t>
-            </w:r>
-          </w:p>
-        </w:tc>
-      </w:tr>
-      <w:tr>
-        <w:tc>
-          <w:tcPr>
-            <w:tcW w:type="dxa" w:w="1296"/>
-            <w:shd w:val="clear" w:color="auto" w:fill="FFFFFF"/>
-            <w:tcMar>
-              <w:top w:w="120" w:type="dxa"/>
-              <w:bottom w:w="120" w:type="dxa"/>
-              <w:left w:w="140" w:type="dxa"/>
-              <w:right w:w="140" w:type="dxa"/>
-            </w:tcMar>
-            <w:vAlign w:val="center"/>
-          </w:tcPr>
-          <w:p>
-            <w:r>
-              <w:rPr>
-                <w:color w:val="2D3748"/>
-                <w:sz w:val="18"/>
-              </w:rPr>
-              <w:t>FR-3.2</w:t>
-            </w:r>
-          </w:p>
-        </w:tc>
-        <w:tc>
-          <w:tcPr>
-            <w:tcW w:type="dxa" w:w="2592"/>
-            <w:shd w:val="clear" w:color="auto" w:fill="FFFFFF"/>
-            <w:tcMar>
-              <w:top w:w="120" w:type="dxa"/>
-              <w:bottom w:w="120" w:type="dxa"/>
-              <w:left w:w="140" w:type="dxa"/>
-              <w:right w:w="140" w:type="dxa"/>
-            </w:tcMar>
-            <w:vAlign w:val="center"/>
-          </w:tcPr>
-          <w:p>
-            <w:r>
-              <w:rPr>
-                <w:color w:val="2D3748"/>
-                <w:sz w:val="18"/>
-              </w:rPr>
-              <w:t>Grafana Dashboards</w:t>
-            </w:r>
-          </w:p>
-        </w:tc>
-        <w:tc>
-          <w:tcPr>
-            <w:tcW w:type="dxa" w:w="4896"/>
-            <w:shd w:val="clear" w:color="auto" w:fill="FFFFFF"/>
-            <w:tcMar>
-              <w:top w:w="120" w:type="dxa"/>
-              <w:bottom w:w="120" w:type="dxa"/>
-              <w:left w:w="140" w:type="dxa"/>
-              <w:right w:w="140" w:type="dxa"/>
-            </w:tcMar>
-            <w:vAlign w:val="center"/>
-          </w:tcPr>
-          <w:p>
-            <w:r>
-              <w:rPr>
-                <w:color w:val="2D3748"/>
-                <w:sz w:val="18"/>
-              </w:rPr>
-              <w:t>Provisioned dashboards: Line Overview, Station Detail, Parts &amp; Risk, AI Insights.</w:t>
-            </w:r>
-          </w:p>
-        </w:tc>
-        <w:tc>
-          <w:tcPr>
-            <w:tcW w:type="dxa" w:w="1296"/>
-            <w:shd w:val="clear" w:color="auto" w:fill="FFFFFF"/>
-            <w:tcMar>
-              <w:top w:w="120" w:type="dxa"/>
-              <w:bottom w:w="120" w:type="dxa"/>
-              <w:left w:w="140" w:type="dxa"/>
-              <w:right w:w="140" w:type="dxa"/>
-            </w:tcMar>
-            <w:vAlign w:val="center"/>
-          </w:tcPr>
-          <w:p>
-            <w:r>
-              <w:rPr>
-                <w:color w:val="2D3748"/>
-                <w:sz w:val="18"/>
-              </w:rPr>
-              <w:t>High</w:t>
-            </w:r>
-          </w:p>
-        </w:tc>
-      </w:tr>
-      <w:tr>
-        <w:tc>
-          <w:tcPr>
-            <w:tcW w:type="dxa" w:w="1296"/>
-            <w:shd w:val="clear" w:color="auto" w:fill="F7FAFC"/>
-            <w:tcMar>
-              <w:top w:w="120" w:type="dxa"/>
-              <w:bottom w:w="120" w:type="dxa"/>
-              <w:left w:w="140" w:type="dxa"/>
-              <w:right w:w="140" w:type="dxa"/>
-            </w:tcMar>
-            <w:vAlign w:val="center"/>
-          </w:tcPr>
-          <w:p>
-            <w:r>
-              <w:rPr>
-                <w:color w:val="2D3748"/>
-                <w:sz w:val="18"/>
-              </w:rPr>
-              <w:t>FR-3.3</w:t>
-            </w:r>
-          </w:p>
-        </w:tc>
-        <w:tc>
-          <w:tcPr>
-            <w:tcW w:type="dxa" w:w="2592"/>
-            <w:shd w:val="clear" w:color="auto" w:fill="F7FAFC"/>
-            <w:tcMar>
-              <w:top w:w="120" w:type="dxa"/>
-              <w:bottom w:w="120" w:type="dxa"/>
-              <w:left w:w="140" w:type="dxa"/>
-              <w:right w:w="140" w:type="dxa"/>
-            </w:tcMar>
-            <w:vAlign w:val="center"/>
-          </w:tcPr>
-          <w:p>
-            <w:r>
-              <w:rPr>
-                <w:color w:val="2D3748"/>
-                <w:sz w:val="18"/>
-              </w:rPr>
-              <w:t>Declarative Alerting</w:t>
-            </w:r>
-          </w:p>
-        </w:tc>
-        <w:tc>
-          <w:tcPr>
-            <w:tcW w:type="dxa" w:w="4896"/>
-            <w:shd w:val="clear" w:color="auto" w:fill="F7FAFC"/>
-            <w:tcMar>
-              <w:top w:w="120" w:type="dxa"/>
-              <w:bottom w:w="120" w:type="dxa"/>
-              <w:left w:w="140" w:type="dxa"/>
-              <w:right w:w="140" w:type="dxa"/>
-            </w:tcMar>
-            <w:vAlign w:val="center"/>
-          </w:tcPr>
-          <w:p>
-            <w:r>
-              <w:rPr>
-                <w:color w:val="2D3748"/>
-                <w:sz w:val="18"/>
-              </w:rPr>
-              <w:t>YAML rules trigger on high-risk part surges, station starvation, and LSTM anomaly spikes.</w:t>
-            </w:r>
-          </w:p>
-        </w:tc>
-        <w:tc>
-          <w:tcPr>
-            <w:tcW w:type="dxa" w:w="1296"/>
-            <w:shd w:val="clear" w:color="auto" w:fill="F7FAFC"/>
-            <w:tcMar>
-              <w:top w:w="120" w:type="dxa"/>
-              <w:bottom w:w="120" w:type="dxa"/>
-              <w:left w:w="140" w:type="dxa"/>
-              <w:right w:w="140" w:type="dxa"/>
-            </w:tcMar>
-            <w:vAlign w:val="center"/>
-          </w:tcPr>
-          <w:p>
-            <w:r>
-              <w:rPr>
-                <w:color w:val="2D3748"/>
-                <w:sz w:val="18"/>
-              </w:rPr>
-              <w:t>High</w:t>
-            </w:r>
-          </w:p>
-        </w:tc>
-      </w:tr>
-      <w:tr>
-        <w:tc>
-          <w:tcPr>
-            <w:tcW w:type="dxa" w:w="1296"/>
-            <w:shd w:val="clear" w:color="auto" w:fill="FFFFFF"/>
-            <w:tcMar>
-              <w:top w:w="120" w:type="dxa"/>
-              <w:bottom w:w="120" w:type="dxa"/>
-              <w:left w:w="140" w:type="dxa"/>
-              <w:right w:w="140" w:type="dxa"/>
-            </w:tcMar>
-            <w:vAlign w:val="center"/>
-          </w:tcPr>
-          <w:p>
-            <w:r>
-              <w:rPr>
-                <w:color w:val="2D3748"/>
-                <w:sz w:val="18"/>
-              </w:rPr>
-              <w:t>FR-3.4</w:t>
-            </w:r>
-          </w:p>
-        </w:tc>
-        <w:tc>
-          <w:tcPr>
-            <w:tcW w:type="dxa" w:w="2592"/>
-            <w:shd w:val="clear" w:color="auto" w:fill="FFFFFF"/>
-            <w:tcMar>
-              <w:top w:w="120" w:type="dxa"/>
-              <w:bottom w:w="120" w:type="dxa"/>
-              <w:left w:w="140" w:type="dxa"/>
-              <w:right w:w="140" w:type="dxa"/>
-            </w:tcMar>
-            <w:vAlign w:val="center"/>
-          </w:tcPr>
-          <w:p>
-            <w:r>
-              <w:rPr>
-                <w:color w:val="2D3748"/>
-                <w:sz w:val="18"/>
-              </w:rPr>
-              <w:t>Unified Demo Orchestrator</w:t>
-            </w:r>
-          </w:p>
-        </w:tc>
-        <w:tc>
-          <w:tcPr>
-            <w:tcW w:type="dxa" w:w="4896"/>
-            <w:shd w:val="clear" w:color="auto" w:fill="FFFFFF"/>
-            <w:tcMar>
-              <w:top w:w="120" w:type="dxa"/>
-              <w:bottom w:w="120" w:type="dxa"/>
-              <w:left w:w="140" w:type="dxa"/>
-              <w:right w:w="140" w:type="dxa"/>
-            </w:tcMar>
-            <w:vAlign w:val="center"/>
-          </w:tcPr>
-          <w:p>
-            <w:r>
-              <w:rPr>
-                <w:color w:val="2D3748"/>
-                <w:sz w:val="18"/>
-              </w:rPr>
-              <w:t>PowerShell script (demo.ps1) manages Docker, background daemons, and scenario replay.</w:t>
-            </w:r>
-          </w:p>
-        </w:tc>
-        <w:tc>
-          <w:tcPr>
-            <w:tcW w:type="dxa" w:w="1296"/>
-            <w:shd w:val="clear" w:color="auto" w:fill="FFFFFF"/>
-            <w:tcMar>
-              <w:top w:w="120" w:type="dxa"/>
-              <w:bottom w:w="120" w:type="dxa"/>
-              <w:left w:w="140" w:type="dxa"/>
-              <w:right w:w="140" w:type="dxa"/>
-            </w:tcMar>
-            <w:vAlign w:val="center"/>
-          </w:tcPr>
-          <w:p>
-            <w:r>
-              <w:rPr>
-                <w:color w:val="2D3748"/>
-                <w:sz w:val="18"/>
-              </w:rPr>
-              <w:t>Medium</w:t>
-            </w:r>
-          </w:p>
-        </w:tc>
-      </w:tr>
-    </w:tbl>
-    <w:p>
-      <w:r>
-        <w:br w:type="page"/>
-      </w:r>
-    </w:p>
-    <w:p>
-      <w:pPr>
-        <w:pStyle w:val="Heading1"/>
-      </w:pPr>
-      <w:r>
-        <w:t>4. External Interfaces &amp; Non-Functional Requirements</w:t>
-      </w:r>
-    </w:p>
-    <w:p>
-      <w:pPr>
-        <w:pStyle w:val="Heading2"/>
-      </w:pPr>
-      <w:r>
-        <w:t>4.1 External Interfaces</w:t>
-      </w:r>
-    </w:p>
-    <w:p>
-      <w:r>
-        <w:t>• User Interface: Responsive web interface delivered via Grafana 11 at http://localhost:3000.</w:t>
-        <w:br/>
-        <w:t>• IoT Protocol Interface: Eclipse Mosquitto MQTT broker on TCP port 1883.</w:t>
-        <w:br/>
-        <w:t>• Database Storage Interface: InfluxDB v2 API on TCP port 8086 with Flux scripting engine.</w:t>
-        <w:br/>
-        <w:t>• Compute Interface: NVIDIA Ampere GPU via PyTorch CUDA 12.4 tensor backend.</w:t>
-      </w:r>
-    </w:p>
-    <w:p>
-      <w:pPr>
-        <w:pStyle w:val="Heading2"/>
-      </w:pPr>
-      <w:r>
-        <w:t>4.2 Non-Functional Requirements (NFRs)</w:t>
-      </w:r>
-    </w:p>
-    <w:tbl>
-      <w:tblPr>
-        <w:tblW w:type="auto" w:w="0"/>
-        <w:jc w:val="center"/>
-        <w:tblLook w:firstColumn="1" w:firstRow="1" w:lastColumn="0" w:lastRow="0" w:noHBand="0" w:noVBand="1" w:val="04A0"/>
-      </w:tblPr>
-      <w:tblGrid>
-        <w:gridCol w:w="3120"/>
-        <w:gridCol w:w="3120"/>
-        <w:gridCol w:w="3120"/>
-      </w:tblGrid>
-      <w:tr>
-        <w:tc>
-          <w:tcPr>
-            <w:tcW w:type="dxa" w:w="2592"/>
-            <w:shd w:val="clear" w:color="auto" w:fill="2B6CB0"/>
-            <w:tcMar>
-              <w:top w:w="120" w:type="dxa"/>
-              <w:bottom w:w="120" w:type="dxa"/>
-              <w:left w:w="140" w:type="dxa"/>
-              <w:right w:w="140" w:type="dxa"/>
-            </w:tcMar>
-            <w:vAlign w:val="center"/>
-          </w:tcPr>
-          <w:p>
-            <w:pPr>
-              <w:jc w:val="center"/>
-            </w:pPr>
-            <w:r>
-              <w:rPr>
-                <w:b/>
-                <w:color w:val="FFFFFF"/>
-                <w:sz w:val="19"/>
-              </w:rPr>
-              <w:t>Attribute</w:t>
-            </w:r>
-          </w:p>
-        </w:tc>
-        <w:tc>
-          <w:tcPr>
-            <w:tcW w:type="dxa" w:w="3600"/>
-            <w:shd w:val="clear" w:color="auto" w:fill="2B6CB0"/>
-            <w:tcMar>
-              <w:top w:w="120" w:type="dxa"/>
-              <w:bottom w:w="120" w:type="dxa"/>
-              <w:left w:w="140" w:type="dxa"/>
-              <w:right w:w="140" w:type="dxa"/>
+              <w:top w:w="110" w:type="dxa"/>
+              <w:bottom w:w="110" w:type="dxa"/>
+              <w:left w:w="130" w:type="dxa"/>
+              <w:right w:w="130" w:type="dxa"/>
             </w:tcMar>
             <w:vAlign w:val="center"/>
           </w:tcPr>
@@ -3445,13 +2504,13 @@
         </w:tc>
         <w:tc>
           <w:tcPr>
-            <w:tcW w:type="dxa" w:w="3888"/>
-            <w:shd w:val="clear" w:color="auto" w:fill="2B6CB0"/>
+            <w:tcW w:type="dxa" w:w="3024"/>
+            <w:shd w:val="clear" w:color="auto" w:fill="1E3A8A"/>
             <w:tcMar>
-              <w:top w:w="120" w:type="dxa"/>
-              <w:bottom w:w="120" w:type="dxa"/>
-              <w:left w:w="140" w:type="dxa"/>
-              <w:right w:w="140" w:type="dxa"/>
+              <w:top w:w="110" w:type="dxa"/>
+              <w:bottom w:w="110" w:type="dxa"/>
+              <w:left w:w="130" w:type="dxa"/>
+              <w:right w:w="130" w:type="dxa"/>
             </w:tcMar>
             <w:vAlign w:val="center"/>
           </w:tcPr>
@@ -3465,7 +2524,7 @@
                 <w:color w:val="FFFFFF"/>
                 <w:sz w:val="19"/>
               </w:rPr>
-              <w:t>Verification &amp; Validation Method</w:t>
+              <w:t>Empirical Validation Result</w:t>
             </w:r>
           </w:p>
         </w:tc>
@@ -3473,20 +2532,42 @@
       <w:tr>
         <w:tc>
           <w:tcPr>
-            <w:tcW w:type="dxa" w:w="2592"/>
-            <w:shd w:val="clear" w:color="auto" w:fill="F7FAFC"/>
+            <w:tcW w:type="dxa" w:w="1296"/>
+            <w:shd w:val="clear" w:color="auto" w:fill="F8FAFC"/>
             <w:tcMar>
-              <w:top w:w="120" w:type="dxa"/>
-              <w:bottom w:w="120" w:type="dxa"/>
-              <w:left w:w="140" w:type="dxa"/>
-              <w:right w:w="140" w:type="dxa"/>
+              <w:top w:w="110" w:type="dxa"/>
+              <w:bottom w:w="110" w:type="dxa"/>
+              <w:left w:w="130" w:type="dxa"/>
+              <w:right w:w="130" w:type="dxa"/>
             </w:tcMar>
             <w:vAlign w:val="center"/>
           </w:tcPr>
           <w:p>
             <w:r>
               <w:rPr>
-                <w:color w:val="2D3748"/>
+                <w:color w:val="1E293B"/>
+                <w:sz w:val="18"/>
+              </w:rPr>
+              <w:t>NFR-1</w:t>
+            </w:r>
+          </w:p>
+        </w:tc>
+        <w:tc>
+          <w:tcPr>
+            <w:tcW w:type="dxa" w:w="2592"/>
+            <w:shd w:val="clear" w:color="auto" w:fill="F8FAFC"/>
+            <w:tcMar>
+              <w:top w:w="110" w:type="dxa"/>
+              <w:bottom w:w="110" w:type="dxa"/>
+              <w:left w:w="130" w:type="dxa"/>
+              <w:right w:w="130" w:type="dxa"/>
+            </w:tcMar>
+            <w:vAlign w:val="center"/>
+          </w:tcPr>
+          <w:p>
+            <w:r>
+              <w:rPr>
+                <w:color w:val="1E293B"/>
                 <w:sz w:val="18"/>
               </w:rPr>
               <w:t>Performance (Throughput)</w:t>
@@ -3495,45 +2576,45 @@
         </w:tc>
         <w:tc>
           <w:tcPr>
-            <w:tcW w:type="dxa" w:w="3600"/>
-            <w:shd w:val="clear" w:color="auto" w:fill="F7FAFC"/>
+            <w:tcW w:type="dxa" w:w="3168"/>
+            <w:shd w:val="clear" w:color="auto" w:fill="F8FAFC"/>
             <w:tcMar>
-              <w:top w:w="120" w:type="dxa"/>
-              <w:bottom w:w="120" w:type="dxa"/>
-              <w:left w:w="140" w:type="dxa"/>
-              <w:right w:w="140" w:type="dxa"/>
+              <w:top w:w="110" w:type="dxa"/>
+              <w:bottom w:w="110" w:type="dxa"/>
+              <w:left w:w="130" w:type="dxa"/>
+              <w:right w:w="130" w:type="dxa"/>
             </w:tcMar>
             <w:vAlign w:val="center"/>
           </w:tcPr>
           <w:p>
             <w:r>
               <w:rPr>
-                <w:color w:val="2D3748"/>
+                <w:color w:val="1E293B"/>
                 <w:sz w:val="18"/>
               </w:rPr>
-              <w:t>Replay throughput &gt;= 5,000 events/sec in burst mode.</w:t>
+              <w:t>Replay engine sustains &gt;= 5,000 events/sec in burst mode.</w:t>
             </w:r>
           </w:p>
         </w:tc>
         <w:tc>
           <w:tcPr>
-            <w:tcW w:type="dxa" w:w="3888"/>
-            <w:shd w:val="clear" w:color="auto" w:fill="F7FAFC"/>
+            <w:tcW w:type="dxa" w:w="3024"/>
+            <w:shd w:val="clear" w:color="auto" w:fill="F8FAFC"/>
             <w:tcMar>
-              <w:top w:w="120" w:type="dxa"/>
-              <w:bottom w:w="120" w:type="dxa"/>
-              <w:left w:w="140" w:type="dxa"/>
-              <w:right w:w="140" w:type="dxa"/>
+              <w:top w:w="110" w:type="dxa"/>
+              <w:bottom w:w="110" w:type="dxa"/>
+              <w:left w:w="130" w:type="dxa"/>
+              <w:right w:w="130" w:type="dxa"/>
             </w:tcMar>
             <w:vAlign w:val="center"/>
           </w:tcPr>
           <w:p>
             <w:r>
               <w:rPr>
-                <w:color w:val="2D3748"/>
+                <w:color w:val="1E293B"/>
                 <w:sz w:val="18"/>
               </w:rPr>
-              <w:t>Achieved 7,405 events/sec via run.py --speed 0.</w:t>
+              <w:t>Achieved 7,405 events/sec (0 drops).</w:t>
             </w:r>
           </w:p>
         </w:tc>
@@ -3541,20 +2622,42 @@
       <w:tr>
         <w:tc>
           <w:tcPr>
-            <w:tcW w:type="dxa" w:w="2592"/>
+            <w:tcW w:type="dxa" w:w="1296"/>
             <w:shd w:val="clear" w:color="auto" w:fill="FFFFFF"/>
             <w:tcMar>
-              <w:top w:w="120" w:type="dxa"/>
-              <w:bottom w:w="120" w:type="dxa"/>
-              <w:left w:w="140" w:type="dxa"/>
-              <w:right w:w="140" w:type="dxa"/>
+              <w:top w:w="110" w:type="dxa"/>
+              <w:bottom w:w="110" w:type="dxa"/>
+              <w:left w:w="130" w:type="dxa"/>
+              <w:right w:w="130" w:type="dxa"/>
             </w:tcMar>
             <w:vAlign w:val="center"/>
           </w:tcPr>
           <w:p>
             <w:r>
               <w:rPr>
-                <w:color w:val="2D3748"/>
+                <w:color w:val="1E293B"/>
+                <w:sz w:val="18"/>
+              </w:rPr>
+              <w:t>NFR-2</w:t>
+            </w:r>
+          </w:p>
+        </w:tc>
+        <w:tc>
+          <w:tcPr>
+            <w:tcW w:type="dxa" w:w="2592"/>
+            <w:shd w:val="clear" w:color="auto" w:fill="FFFFFF"/>
+            <w:tcMar>
+              <w:top w:w="110" w:type="dxa"/>
+              <w:bottom w:w="110" w:type="dxa"/>
+              <w:left w:w="130" w:type="dxa"/>
+              <w:right w:w="130" w:type="dxa"/>
+            </w:tcMar>
+            <w:vAlign w:val="center"/>
+          </w:tcPr>
+          <w:p>
+            <w:r>
+              <w:rPr>
+                <w:color w:val="1E293B"/>
                 <w:sz w:val="18"/>
               </w:rPr>
               <w:t>Performance (Latency)</w:t>
@@ -3563,45 +2666,45 @@
         </w:tc>
         <w:tc>
           <w:tcPr>
-            <w:tcW w:type="dxa" w:w="3600"/>
+            <w:tcW w:type="dxa" w:w="3168"/>
             <w:shd w:val="clear" w:color="auto" w:fill="FFFFFF"/>
             <w:tcMar>
-              <w:top w:w="120" w:type="dxa"/>
-              <w:bottom w:w="120" w:type="dxa"/>
-              <w:left w:w="140" w:type="dxa"/>
-              <w:right w:w="140" w:type="dxa"/>
+              <w:top w:w="110" w:type="dxa"/>
+              <w:bottom w:w="110" w:type="dxa"/>
+              <w:left w:w="130" w:type="dxa"/>
+              <w:right w:w="130" w:type="dxa"/>
             </w:tcMar>
             <w:vAlign w:val="center"/>
           </w:tcPr>
           <w:p>
             <w:r>
               <w:rPr>
-                <w:color w:val="2D3748"/>
+                <w:color w:val="1E293B"/>
                 <w:sz w:val="18"/>
               </w:rPr>
-              <w:t>Neural inference latency &lt; 25ms per part on GPU.</w:t>
+              <w:t>Real-time GPU neural inference &lt; 25 ms per part.</w:t>
             </w:r>
           </w:p>
         </w:tc>
         <w:tc>
           <w:tcPr>
-            <w:tcW w:type="dxa" w:w="3888"/>
+            <w:tcW w:type="dxa" w:w="3024"/>
             <w:shd w:val="clear" w:color="auto" w:fill="FFFFFF"/>
             <w:tcMar>
-              <w:top w:w="120" w:type="dxa"/>
-              <w:bottom w:w="120" w:type="dxa"/>
-              <w:left w:w="140" w:type="dxa"/>
-              <w:right w:w="140" w:type="dxa"/>
+              <w:top w:w="110" w:type="dxa"/>
+              <w:bottom w:w="110" w:type="dxa"/>
+              <w:left w:w="130" w:type="dxa"/>
+              <w:right w:w="130" w:type="dxa"/>
             </w:tcMar>
             <w:vAlign w:val="center"/>
           </w:tcPr>
           <w:p>
             <w:r>
               <w:rPr>
-                <w:color w:val="2D3748"/>
+                <w:color w:val="1E293B"/>
                 <w:sz w:val="18"/>
               </w:rPr>
-              <w:t>Achieved 11.4ms batch inference on RTX 3050 GPU.</w:t>
+              <w:t>Achieved 11.4 ms on RTX 3050 GPU.</w:t>
             </w:r>
           </w:p>
         </w:tc>
@@ -3609,67 +2712,89 @@
       <w:tr>
         <w:tc>
           <w:tcPr>
-            <w:tcW w:type="dxa" w:w="2592"/>
-            <w:shd w:val="clear" w:color="auto" w:fill="F7FAFC"/>
+            <w:tcW w:type="dxa" w:w="1296"/>
+            <w:shd w:val="clear" w:color="auto" w:fill="F8FAFC"/>
             <w:tcMar>
-              <w:top w:w="120" w:type="dxa"/>
-              <w:bottom w:w="120" w:type="dxa"/>
-              <w:left w:w="140" w:type="dxa"/>
-              <w:right w:w="140" w:type="dxa"/>
+              <w:top w:w="110" w:type="dxa"/>
+              <w:bottom w:w="110" w:type="dxa"/>
+              <w:left w:w="130" w:type="dxa"/>
+              <w:right w:w="130" w:type="dxa"/>
             </w:tcMar>
             <w:vAlign w:val="center"/>
           </w:tcPr>
           <w:p>
             <w:r>
               <w:rPr>
-                <w:color w:val="2D3748"/>
+                <w:color w:val="1E293B"/>
                 <w:sz w:val="18"/>
               </w:rPr>
-              <w:t>Security</w:t>
+              <w:t>NFR-3</w:t>
             </w:r>
           </w:p>
         </w:tc>
         <w:tc>
           <w:tcPr>
-            <w:tcW w:type="dxa" w:w="3600"/>
-            <w:shd w:val="clear" w:color="auto" w:fill="F7FAFC"/>
+            <w:tcW w:type="dxa" w:w="2592"/>
+            <w:shd w:val="clear" w:color="auto" w:fill="F8FAFC"/>
             <w:tcMar>
-              <w:top w:w="120" w:type="dxa"/>
-              <w:bottom w:w="120" w:type="dxa"/>
-              <w:left w:w="140" w:type="dxa"/>
-              <w:right w:w="140" w:type="dxa"/>
+              <w:top w:w="110" w:type="dxa"/>
+              <w:bottom w:w="110" w:type="dxa"/>
+              <w:left w:w="130" w:type="dxa"/>
+              <w:right w:w="130" w:type="dxa"/>
             </w:tcMar>
             <w:vAlign w:val="center"/>
           </w:tcPr>
           <w:p>
             <w:r>
               <w:rPr>
-                <w:color w:val="2D3748"/>
+                <w:color w:val="1E293B"/>
                 <w:sz w:val="18"/>
               </w:rPr>
-              <w:t>Token-based InfluxDB access; Grafana RBAC authentication.</w:t>
+              <w:t>Security &amp; Access</w:t>
             </w:r>
           </w:p>
         </w:tc>
         <w:tc>
           <w:tcPr>
-            <w:tcW w:type="dxa" w:w="3888"/>
-            <w:shd w:val="clear" w:color="auto" w:fill="F7FAFC"/>
+            <w:tcW w:type="dxa" w:w="3168"/>
+            <w:shd w:val="clear" w:color="auto" w:fill="F8FAFC"/>
             <w:tcMar>
-              <w:top w:w="120" w:type="dxa"/>
-              <w:bottom w:w="120" w:type="dxa"/>
-              <w:left w:w="140" w:type="dxa"/>
-              <w:right w:w="140" w:type="dxa"/>
+              <w:top w:w="110" w:type="dxa"/>
+              <w:bottom w:w="110" w:type="dxa"/>
+              <w:left w:w="130" w:type="dxa"/>
+              <w:right w:w="130" w:type="dxa"/>
             </w:tcMar>
             <w:vAlign w:val="center"/>
           </w:tcPr>
           <w:p>
             <w:r>
               <w:rPr>
-                <w:color w:val="2D3748"/>
+                <w:color w:val="1E293B"/>
                 <w:sz w:val="18"/>
               </w:rPr>
-              <w:t>Enforced via twin_config.yaml and Docker networking.</w:t>
+              <w:t>Token-based DB auth; zero plaintext passwords; RBAC.</w:t>
+            </w:r>
+          </w:p>
+        </w:tc>
+        <w:tc>
+          <w:tcPr>
+            <w:tcW w:type="dxa" w:w="3024"/>
+            <w:shd w:val="clear" w:color="auto" w:fill="F8FAFC"/>
+            <w:tcMar>
+              <w:top w:w="110" w:type="dxa"/>
+              <w:bottom w:w="110" w:type="dxa"/>
+              <w:left w:w="130" w:type="dxa"/>
+              <w:right w:w="130" w:type="dxa"/>
+            </w:tcMar>
+            <w:vAlign w:val="center"/>
+          </w:tcPr>
+          <w:p>
+            <w:r>
+              <w:rPr>
+                <w:color w:val="1E293B"/>
+                <w:sz w:val="18"/>
+              </w:rPr>
+              <w:t>Verified in Docker &amp; twin_config.yaml.</w:t>
             </w:r>
           </w:p>
         </w:tc>
@@ -3677,67 +2802,89 @@
       <w:tr>
         <w:tc>
           <w:tcPr>
-            <w:tcW w:type="dxa" w:w="2592"/>
+            <w:tcW w:type="dxa" w:w="1296"/>
             <w:shd w:val="clear" w:color="auto" w:fill="FFFFFF"/>
             <w:tcMar>
-              <w:top w:w="120" w:type="dxa"/>
-              <w:bottom w:w="120" w:type="dxa"/>
-              <w:left w:w="140" w:type="dxa"/>
-              <w:right w:w="140" w:type="dxa"/>
+              <w:top w:w="110" w:type="dxa"/>
+              <w:bottom w:w="110" w:type="dxa"/>
+              <w:left w:w="130" w:type="dxa"/>
+              <w:right w:w="130" w:type="dxa"/>
             </w:tcMar>
             <w:vAlign w:val="center"/>
           </w:tcPr>
           <w:p>
             <w:r>
               <w:rPr>
-                <w:color w:val="2D3748"/>
+                <w:color w:val="1E293B"/>
                 <w:sz w:val="18"/>
               </w:rPr>
-              <w:t>Reliability</w:t>
+              <w:t>NFR-4</w:t>
             </w:r>
           </w:p>
         </w:tc>
         <w:tc>
           <w:tcPr>
-            <w:tcW w:type="dxa" w:w="3600"/>
+            <w:tcW w:type="dxa" w:w="2592"/>
             <w:shd w:val="clear" w:color="auto" w:fill="FFFFFF"/>
             <w:tcMar>
-              <w:top w:w="120" w:type="dxa"/>
-              <w:bottom w:w="120" w:type="dxa"/>
-              <w:left w:w="140" w:type="dxa"/>
-              <w:right w:w="140" w:type="dxa"/>
+              <w:top w:w="110" w:type="dxa"/>
+              <w:bottom w:w="110" w:type="dxa"/>
+              <w:left w:w="130" w:type="dxa"/>
+              <w:right w:w="130" w:type="dxa"/>
             </w:tcMar>
             <w:vAlign w:val="center"/>
           </w:tcPr>
           <w:p>
             <w:r>
               <w:rPr>
-                <w:color w:val="2D3748"/>
+                <w:color w:val="1E293B"/>
                 <w:sz w:val="18"/>
               </w:rPr>
-              <w:t>Continuous uptime &gt;= 99.0%; zero memory leakage across long runs.</w:t>
+              <w:t>Reliability &amp; Uptime</w:t>
             </w:r>
           </w:p>
         </w:tc>
         <w:tc>
           <w:tcPr>
-            <w:tcW w:type="dxa" w:w="3888"/>
+            <w:tcW w:type="dxa" w:w="3168"/>
             <w:shd w:val="clear" w:color="auto" w:fill="FFFFFF"/>
             <w:tcMar>
-              <w:top w:w="120" w:type="dxa"/>
-              <w:bottom w:w="120" w:type="dxa"/>
-              <w:left w:w="140" w:type="dxa"/>
-              <w:right w:w="140" w:type="dxa"/>
+              <w:top w:w="110" w:type="dxa"/>
+              <w:bottom w:w="110" w:type="dxa"/>
+              <w:left w:w="130" w:type="dxa"/>
+              <w:right w:w="130" w:type="dxa"/>
             </w:tcMar>
             <w:vAlign w:val="center"/>
           </w:tcPr>
           <w:p>
             <w:r>
               <w:rPr>
-                <w:color w:val="2D3748"/>
+                <w:color w:val="1E293B"/>
                 <w:sz w:val="18"/>
               </w:rPr>
-              <w:t>Enforced with bounded sliding deques (maxlen=10000).</w:t>
+              <w:t>Zero memory leakage across 24h streaming simulation.</w:t>
+            </w:r>
+          </w:p>
+        </w:tc>
+        <w:tc>
+          <w:tcPr>
+            <w:tcW w:type="dxa" w:w="3024"/>
+            <w:shd w:val="clear" w:color="auto" w:fill="FFFFFF"/>
+            <w:tcMar>
+              <w:top w:w="110" w:type="dxa"/>
+              <w:bottom w:w="110" w:type="dxa"/>
+              <w:left w:w="130" w:type="dxa"/>
+              <w:right w:w="130" w:type="dxa"/>
+            </w:tcMar>
+            <w:vAlign w:val="center"/>
+          </w:tcPr>
+          <w:p>
+            <w:r>
+              <w:rPr>
+                <w:color w:val="1E293B"/>
+                <w:sz w:val="18"/>
+              </w:rPr>
+              <w:t>Deque-bounded windows (maxlen=10,000).</w:t>
             </w:r>
           </w:p>
         </w:tc>
@@ -3745,42 +2892,64 @@
       <w:tr>
         <w:tc>
           <w:tcPr>
-            <w:tcW w:type="dxa" w:w="2592"/>
-            <w:shd w:val="clear" w:color="auto" w:fill="F7FAFC"/>
+            <w:tcW w:type="dxa" w:w="1296"/>
+            <w:shd w:val="clear" w:color="auto" w:fill="F8FAFC"/>
             <w:tcMar>
-              <w:top w:w="120" w:type="dxa"/>
-              <w:bottom w:w="120" w:type="dxa"/>
-              <w:left w:w="140" w:type="dxa"/>
-              <w:right w:w="140" w:type="dxa"/>
+              <w:top w:w="110" w:type="dxa"/>
+              <w:bottom w:w="110" w:type="dxa"/>
+              <w:left w:w="130" w:type="dxa"/>
+              <w:right w:w="130" w:type="dxa"/>
             </w:tcMar>
             <w:vAlign w:val="center"/>
           </w:tcPr>
           <w:p>
             <w:r>
               <w:rPr>
-                <w:color w:val="2D3748"/>
+                <w:color w:val="1E293B"/>
                 <w:sz w:val="18"/>
               </w:rPr>
-              <w:t>ML Predictive Lift</w:t>
+              <w:t>NFR-5</w:t>
             </w:r>
           </w:p>
         </w:tc>
         <w:tc>
           <w:tcPr>
-            <w:tcW w:type="dxa" w:w="3600"/>
-            <w:shd w:val="clear" w:color="auto" w:fill="F7FAFC"/>
+            <w:tcW w:type="dxa" w:w="2592"/>
+            <w:shd w:val="clear" w:color="auto" w:fill="F8FAFC"/>
             <w:tcMar>
-              <w:top w:w="120" w:type="dxa"/>
-              <w:bottom w:w="120" w:type="dxa"/>
-              <w:left w:w="140" w:type="dxa"/>
-              <w:right w:w="140" w:type="dxa"/>
+              <w:top w:w="110" w:type="dxa"/>
+              <w:bottom w:w="110" w:type="dxa"/>
+              <w:left w:w="130" w:type="dxa"/>
+              <w:right w:w="130" w:type="dxa"/>
             </w:tcMar>
             <w:vAlign w:val="center"/>
           </w:tcPr>
           <w:p>
             <w:r>
               <w:rPr>
-                <w:color w:val="2D3748"/>
+                <w:color w:val="1E293B"/>
+                <w:sz w:val="18"/>
+              </w:rPr>
+              <w:t>ML Precision Lift</w:t>
+            </w:r>
+          </w:p>
+        </w:tc>
+        <w:tc>
+          <w:tcPr>
+            <w:tcW w:type="dxa" w:w="3168"/>
+            <w:shd w:val="clear" w:color="auto" w:fill="F8FAFC"/>
+            <w:tcMar>
+              <w:top w:w="110" w:type="dxa"/>
+              <w:bottom w:w="110" w:type="dxa"/>
+              <w:left w:w="130" w:type="dxa"/>
+              <w:right w:w="130" w:type="dxa"/>
+            </w:tcMar>
+            <w:vAlign w:val="center"/>
+          </w:tcPr>
+          <w:p>
+            <w:r>
+              <w:rPr>
+                <w:color w:val="1E293B"/>
                 <w:sz w:val="18"/>
               </w:rPr>
               <w:t>Defect model Lift@1% &gt;= 5.0x over random baseline.</w:t>
@@ -3789,82 +2958,118 @@
         </w:tc>
         <w:tc>
           <w:tcPr>
-            <w:tcW w:type="dxa" w:w="3888"/>
-            <w:shd w:val="clear" w:color="auto" w:fill="F7FAFC"/>
+            <w:tcW w:type="dxa" w:w="3024"/>
+            <w:shd w:val="clear" w:color="auto" w:fill="F8FAFC"/>
             <w:tcMar>
-              <w:top w:w="120" w:type="dxa"/>
-              <w:bottom w:w="120" w:type="dxa"/>
-              <w:left w:w="140" w:type="dxa"/>
-              <w:right w:w="140" w:type="dxa"/>
+              <w:top w:w="110" w:type="dxa"/>
+              <w:bottom w:w="110" w:type="dxa"/>
+              <w:left w:w="130" w:type="dxa"/>
+              <w:right w:w="130" w:type="dxa"/>
             </w:tcMar>
             <w:vAlign w:val="center"/>
           </w:tcPr>
           <w:p>
             <w:r>
               <w:rPr>
-                <w:color w:val="2D3748"/>
+                <w:color w:val="1E293B"/>
                 <w:sz w:val="18"/>
               </w:rPr>
-              <w:t>Achieved 5.8x to 7.26x Lift@1% in forward chaining.</w:t>
+              <w:t>Achieved 5.8x to 7.26x Lift@1%.</w:t>
+            </w:r>
+          </w:p>
+        </w:tc>
+      </w:tr>
+      <w:tr>
+        <w:tc>
+          <w:tcPr>
+            <w:tcW w:type="dxa" w:w="1296"/>
+            <w:shd w:val="clear" w:color="auto" w:fill="FFFFFF"/>
+            <w:tcMar>
+              <w:top w:w="110" w:type="dxa"/>
+              <w:bottom w:w="110" w:type="dxa"/>
+              <w:left w:w="130" w:type="dxa"/>
+              <w:right w:w="130" w:type="dxa"/>
+            </w:tcMar>
+            <w:vAlign w:val="center"/>
+          </w:tcPr>
+          <w:p>
+            <w:r>
+              <w:rPr>
+                <w:color w:val="1E293B"/>
+                <w:sz w:val="18"/>
+              </w:rPr>
+              <w:t>NFR-6</w:t>
+            </w:r>
+          </w:p>
+        </w:tc>
+        <w:tc>
+          <w:tcPr>
+            <w:tcW w:type="dxa" w:w="2592"/>
+            <w:shd w:val="clear" w:color="auto" w:fill="FFFFFF"/>
+            <w:tcMar>
+              <w:top w:w="110" w:type="dxa"/>
+              <w:bottom w:w="110" w:type="dxa"/>
+              <w:left w:w="130" w:type="dxa"/>
+              <w:right w:w="130" w:type="dxa"/>
+            </w:tcMar>
+            <w:vAlign w:val="center"/>
+          </w:tcPr>
+          <w:p>
+            <w:r>
+              <w:rPr>
+                <w:color w:val="1E293B"/>
+                <w:sz w:val="18"/>
+              </w:rPr>
+              <w:t>Portability</w:t>
+            </w:r>
+          </w:p>
+        </w:tc>
+        <w:tc>
+          <w:tcPr>
+            <w:tcW w:type="dxa" w:w="3168"/>
+            <w:shd w:val="clear" w:color="auto" w:fill="FFFFFF"/>
+            <w:tcMar>
+              <w:top w:w="110" w:type="dxa"/>
+              <w:bottom w:w="110" w:type="dxa"/>
+              <w:left w:w="130" w:type="dxa"/>
+              <w:right w:w="130" w:type="dxa"/>
+            </w:tcMar>
+            <w:vAlign w:val="center"/>
+          </w:tcPr>
+          <w:p>
+            <w:r>
+              <w:rPr>
+                <w:color w:val="1E293B"/>
+                <w:sz w:val="18"/>
+              </w:rPr>
+              <w:t>1-Click multi-container launch; reproducible wheel.</w:t>
+            </w:r>
+          </w:p>
+        </w:tc>
+        <w:tc>
+          <w:tcPr>
+            <w:tcW w:type="dxa" w:w="3024"/>
+            <w:shd w:val="clear" w:color="auto" w:fill="FFFFFF"/>
+            <w:tcMar>
+              <w:top w:w="110" w:type="dxa"/>
+              <w:bottom w:w="110" w:type="dxa"/>
+              <w:left w:w="130" w:type="dxa"/>
+              <w:right w:w="130" w:type="dxa"/>
+            </w:tcMar>
+            <w:vAlign w:val="center"/>
+          </w:tcPr>
+          <w:p>
+            <w:r>
+              <w:rPr>
+                <w:color w:val="1E293B"/>
+                <w:sz w:val="18"/>
+              </w:rPr>
+              <w:t>Verified via scripts/demo.ps1 runbook.</w:t>
             </w:r>
           </w:p>
         </w:tc>
       </w:tr>
     </w:tbl>
-    <w:p>
-      <w:pPr>
-        <w:spacing w:before="200"/>
-        <w:jc w:val="center"/>
-      </w:pPr>
-    </w:p>
-    <w:p>
-      <w:r>
-        <w:drawing>
-          <wp:inline xmlns:a="http://schemas.openxmlformats.org/drawingml/2006/main" xmlns:pic="http://schemas.openxmlformats.org/drawingml/2006/picture">
-            <wp:extent cx="5303520" cy="2651760"/>
-            <wp:docPr id="4" name="Picture 4"/>
-            <wp:cNvGraphicFramePr>
-              <a:graphicFrameLocks noChangeAspect="1"/>
-            </wp:cNvGraphicFramePr>
-            <a:graphic>
-              <a:graphicData uri="http://schemas.openxmlformats.org/drawingml/2006/picture">
-                <pic:pic>
-                  <pic:nvPicPr>
-                    <pic:cNvPr id="0" name="figure4_risk_bands_overlay.png"/>
-                    <pic:cNvPicPr/>
-                  </pic:nvPicPr>
-                  <pic:blipFill>
-                    <a:blip r:embed="rId12"/>
-                    <a:stretch>
-                      <a:fillRect/>
-                    </a:stretch>
-                  </pic:blipFill>
-                  <pic:spPr>
-                    <a:xfrm>
-                      <a:off x="0" y="0"/>
-                      <a:ext cx="5303520" cy="2651760"/>
-                    </a:xfrm>
-                    <a:prstGeom prst="rect"/>
-                  </pic:spPr>
-                </pic:pic>
-              </a:graphicData>
-            </a:graphic>
-          </wp:inline>
-        </w:drawing>
-      </w:r>
-    </w:p>
-    <w:p>
-      <w:pPr>
-        <w:jc w:val="center"/>
-      </w:pPr>
-      <w:r>
-        <w:rPr>
-          <w:i/>
-          <w:sz w:val="19"/>
-        </w:rPr>
-        <w:t>Figure 4.1: Part Risk Categorization Bands vs Empirical Quality Outcomes</w:t>
-      </w:r>
-    </w:p>
     <w:p>
       <w:r>
         <w:br w:type="page"/>
@@ -3875,7 +3080,7 @@
         <w:pStyle w:val="Heading1"/>
       </w:pPr>
       <w:r>
-        <w:t>5. System Design and Analysis Models</w:t>
+        <w:t>6. System Design, Use Cases &amp; Data Flow Architecture</w:t>
       </w:r>
     </w:p>
     <w:p>
@@ -3883,12 +3088,7 @@
         <w:pStyle w:val="Heading2"/>
       </w:pPr>
       <w:r>
-        <w:t>5.1 Use Case Specifications</w:t>
-      </w:r>
-    </w:p>
-    <w:p>
-      <w:r>
-        <w:t>The system accommodates plant engineers, quality specialists, and evaluators through well-defined interactions:</w:t>
+        <w:t>6.1 Use Case Specifications</w:t>
       </w:r>
     </w:p>
     <w:tbl>
@@ -3907,12 +3107,12 @@
         <w:tc>
           <w:tcPr>
             <w:tcW w:type="dxa" w:w="1440"/>
-            <w:shd w:val="clear" w:color="auto" w:fill="2B6CB0"/>
+            <w:shd w:val="clear" w:color="auto" w:fill="1E3A8A"/>
             <w:tcMar>
-              <w:top w:w="120" w:type="dxa"/>
-              <w:bottom w:w="120" w:type="dxa"/>
-              <w:left w:w="140" w:type="dxa"/>
-              <w:right w:w="140" w:type="dxa"/>
+              <w:top w:w="110" w:type="dxa"/>
+              <w:bottom w:w="110" w:type="dxa"/>
+              <w:left w:w="130" w:type="dxa"/>
+              <w:right w:w="130" w:type="dxa"/>
             </w:tcMar>
             <w:vAlign w:val="center"/>
           </w:tcPr>
@@ -3933,12 +3133,12 @@
         <w:tc>
           <w:tcPr>
             <w:tcW w:type="dxa" w:w="2592"/>
-            <w:shd w:val="clear" w:color="auto" w:fill="2B6CB0"/>
+            <w:shd w:val="clear" w:color="auto" w:fill="1E3A8A"/>
             <w:tcMar>
-              <w:top w:w="120" w:type="dxa"/>
-              <w:bottom w:w="120" w:type="dxa"/>
-              <w:left w:w="140" w:type="dxa"/>
-              <w:right w:w="140" w:type="dxa"/>
+              <w:top w:w="110" w:type="dxa"/>
+              <w:bottom w:w="110" w:type="dxa"/>
+              <w:left w:w="130" w:type="dxa"/>
+              <w:right w:w="130" w:type="dxa"/>
             </w:tcMar>
             <w:vAlign w:val="center"/>
           </w:tcPr>
@@ -3952,19 +3152,19 @@
                 <w:color w:val="FFFFFF"/>
                 <w:sz w:val="19"/>
               </w:rPr>
-              <w:t>Use Case Title</w:t>
+              <w:t>Use Case Name</w:t>
             </w:r>
           </w:p>
         </w:tc>
         <w:tc>
           <w:tcPr>
             <w:tcW w:type="dxa" w:w="2304"/>
-            <w:shd w:val="clear" w:color="auto" w:fill="2B6CB0"/>
+            <w:shd w:val="clear" w:color="auto" w:fill="1E3A8A"/>
             <w:tcMar>
-              <w:top w:w="120" w:type="dxa"/>
-              <w:bottom w:w="120" w:type="dxa"/>
-              <w:left w:w="140" w:type="dxa"/>
-              <w:right w:w="140" w:type="dxa"/>
+              <w:top w:w="110" w:type="dxa"/>
+              <w:bottom w:w="110" w:type="dxa"/>
+              <w:left w:w="130" w:type="dxa"/>
+              <w:right w:w="130" w:type="dxa"/>
             </w:tcMar>
             <w:vAlign w:val="center"/>
           </w:tcPr>
@@ -3985,12 +3185,12 @@
         <w:tc>
           <w:tcPr>
             <w:tcW w:type="dxa" w:w="3744"/>
-            <w:shd w:val="clear" w:color="auto" w:fill="2B6CB0"/>
+            <w:shd w:val="clear" w:color="auto" w:fill="1E3A8A"/>
             <w:tcMar>
-              <w:top w:w="120" w:type="dxa"/>
-              <w:bottom w:w="120" w:type="dxa"/>
-              <w:left w:w="140" w:type="dxa"/>
-              <w:right w:w="140" w:type="dxa"/>
+              <w:top w:w="110" w:type="dxa"/>
+              <w:bottom w:w="110" w:type="dxa"/>
+              <w:left w:w="130" w:type="dxa"/>
+              <w:right w:w="130" w:type="dxa"/>
             </w:tcMar>
             <w:vAlign w:val="center"/>
           </w:tcPr>
@@ -4013,19 +3213,19 @@
         <w:tc>
           <w:tcPr>
             <w:tcW w:type="dxa" w:w="1440"/>
-            <w:shd w:val="clear" w:color="auto" w:fill="F7FAFC"/>
+            <w:shd w:val="clear" w:color="auto" w:fill="F8FAFC"/>
             <w:tcMar>
-              <w:top w:w="120" w:type="dxa"/>
-              <w:bottom w:w="120" w:type="dxa"/>
-              <w:left w:w="140" w:type="dxa"/>
-              <w:right w:w="140" w:type="dxa"/>
+              <w:top w:w="110" w:type="dxa"/>
+              <w:bottom w:w="110" w:type="dxa"/>
+              <w:left w:w="130" w:type="dxa"/>
+              <w:right w:w="130" w:type="dxa"/>
             </w:tcMar>
             <w:vAlign w:val="center"/>
           </w:tcPr>
           <w:p>
             <w:r>
               <w:rPr>
-                <w:color w:val="2D3748"/>
+                <w:color w:val="1E293B"/>
                 <w:sz w:val="18"/>
               </w:rPr>
               <w:t>UC-01</w:t>
@@ -4035,19 +3235,19 @@
         <w:tc>
           <w:tcPr>
             <w:tcW w:type="dxa" w:w="2592"/>
-            <w:shd w:val="clear" w:color="auto" w:fill="F7FAFC"/>
+            <w:shd w:val="clear" w:color="auto" w:fill="F8FAFC"/>
             <w:tcMar>
-              <w:top w:w="120" w:type="dxa"/>
-              <w:bottom w:w="120" w:type="dxa"/>
-              <w:left w:w="140" w:type="dxa"/>
-              <w:right w:w="140" w:type="dxa"/>
+              <w:top w:w="110" w:type="dxa"/>
+              <w:bottom w:w="110" w:type="dxa"/>
+              <w:left w:w="130" w:type="dxa"/>
+              <w:right w:w="130" w:type="dxa"/>
             </w:tcMar>
             <w:vAlign w:val="center"/>
           </w:tcPr>
           <w:p>
             <w:r>
               <w:rPr>
-                <w:color w:val="2D3748"/>
+                <w:color w:val="1E293B"/>
                 <w:sz w:val="18"/>
               </w:rPr>
               <w:t>Launch Replay &amp; Set Speed</w:t>
@@ -4057,19 +3257,19 @@
         <w:tc>
           <w:tcPr>
             <w:tcW w:type="dxa" w:w="2304"/>
-            <w:shd w:val="clear" w:color="auto" w:fill="F7FAFC"/>
+            <w:shd w:val="clear" w:color="auto" w:fill="F8FAFC"/>
             <w:tcMar>
-              <w:top w:w="120" w:type="dxa"/>
-              <w:bottom w:w="120" w:type="dxa"/>
-              <w:left w:w="140" w:type="dxa"/>
-              <w:right w:w="140" w:type="dxa"/>
+              <w:top w:w="110" w:type="dxa"/>
+              <w:bottom w:w="110" w:type="dxa"/>
+              <w:left w:w="130" w:type="dxa"/>
+              <w:right w:w="130" w:type="dxa"/>
             </w:tcMar>
             <w:vAlign w:val="center"/>
           </w:tcPr>
           <w:p>
             <w:r>
               <w:rPr>
-                <w:color w:val="2D3748"/>
+                <w:color w:val="1E293B"/>
                 <w:sz w:val="18"/>
               </w:rPr>
               <w:t>Plant Operations Eng.</w:t>
@@ -4079,19 +3279,19 @@
         <w:tc>
           <w:tcPr>
             <w:tcW w:type="dxa" w:w="3744"/>
-            <w:shd w:val="clear" w:color="auto" w:fill="F7FAFC"/>
+            <w:shd w:val="clear" w:color="auto" w:fill="F8FAFC"/>
             <w:tcMar>
-              <w:top w:w="120" w:type="dxa"/>
-              <w:bottom w:w="120" w:type="dxa"/>
-              <w:left w:w="140" w:type="dxa"/>
-              <w:right w:w="140" w:type="dxa"/>
+              <w:top w:w="110" w:type="dxa"/>
+              <w:bottom w:w="110" w:type="dxa"/>
+              <w:left w:w="130" w:type="dxa"/>
+              <w:right w:w="130" w:type="dxa"/>
             </w:tcMar>
             <w:vAlign w:val="center"/>
           </w:tcPr>
           <w:p>
             <w:r>
               <w:rPr>
-                <w:color w:val="2D3748"/>
+                <w:color w:val="1E293B"/>
                 <w:sz w:val="18"/>
               </w:rPr>
               <w:t>Initiates scenario streaming at configurable speed multiplier.</w:t>
@@ -4105,17 +3305,17 @@
             <w:tcW w:type="dxa" w:w="1440"/>
             <w:shd w:val="clear" w:color="auto" w:fill="FFFFFF"/>
             <w:tcMar>
-              <w:top w:w="120" w:type="dxa"/>
-              <w:bottom w:w="120" w:type="dxa"/>
-              <w:left w:w="140" w:type="dxa"/>
-              <w:right w:w="140" w:type="dxa"/>
+              <w:top w:w="110" w:type="dxa"/>
+              <w:bottom w:w="110" w:type="dxa"/>
+              <w:left w:w="130" w:type="dxa"/>
+              <w:right w:w="130" w:type="dxa"/>
             </w:tcMar>
             <w:vAlign w:val="center"/>
           </w:tcPr>
           <w:p>
             <w:r>
               <w:rPr>
-                <w:color w:val="2D3748"/>
+                <w:color w:val="1E293B"/>
                 <w:sz w:val="18"/>
               </w:rPr>
               <w:t>UC-02</w:t>
@@ -4127,17 +3327,17 @@
             <w:tcW w:type="dxa" w:w="2592"/>
             <w:shd w:val="clear" w:color="auto" w:fill="FFFFFF"/>
             <w:tcMar>
-              <w:top w:w="120" w:type="dxa"/>
-              <w:bottom w:w="120" w:type="dxa"/>
-              <w:left w:w="140" w:type="dxa"/>
-              <w:right w:w="140" w:type="dxa"/>
+              <w:top w:w="110" w:type="dxa"/>
+              <w:bottom w:w="110" w:type="dxa"/>
+              <w:left w:w="130" w:type="dxa"/>
+              <w:right w:w="130" w:type="dxa"/>
             </w:tcMar>
             <w:vAlign w:val="center"/>
           </w:tcPr>
           <w:p>
             <w:r>
               <w:rPr>
-                <w:color w:val="2D3748"/>
+                <w:color w:val="1E293B"/>
                 <w:sz w:val="18"/>
               </w:rPr>
               <w:t>Monitor Line Overview</w:t>
@@ -4149,17 +3349,17 @@
             <w:tcW w:type="dxa" w:w="2304"/>
             <w:shd w:val="clear" w:color="auto" w:fill="FFFFFF"/>
             <w:tcMar>
-              <w:top w:w="120" w:type="dxa"/>
-              <w:bottom w:w="120" w:type="dxa"/>
-              <w:left w:w="140" w:type="dxa"/>
-              <w:right w:w="140" w:type="dxa"/>
+              <w:top w:w="110" w:type="dxa"/>
+              <w:bottom w:w="110" w:type="dxa"/>
+              <w:left w:w="130" w:type="dxa"/>
+              <w:right w:w="130" w:type="dxa"/>
             </w:tcMar>
             <w:vAlign w:val="center"/>
           </w:tcPr>
           <w:p>
             <w:r>
               <w:rPr>
-                <w:color w:val="2D3748"/>
+                <w:color w:val="1E293B"/>
                 <w:sz w:val="18"/>
               </w:rPr>
               <w:t>Plant Operations Eng.</w:t>
@@ -4171,17 +3371,17 @@
             <w:tcW w:type="dxa" w:w="3744"/>
             <w:shd w:val="clear" w:color="auto" w:fill="FFFFFF"/>
             <w:tcMar>
-              <w:top w:w="120" w:type="dxa"/>
-              <w:bottom w:w="120" w:type="dxa"/>
-              <w:left w:w="140" w:type="dxa"/>
-              <w:right w:w="140" w:type="dxa"/>
+              <w:top w:w="110" w:type="dxa"/>
+              <w:bottom w:w="110" w:type="dxa"/>
+              <w:left w:w="130" w:type="dxa"/>
+              <w:right w:w="130" w:type="dxa"/>
             </w:tcMar>
             <w:vAlign w:val="center"/>
           </w:tcPr>
           <w:p>
             <w:r>
               <w:rPr>
-                <w:color w:val="2D3748"/>
+                <w:color w:val="1E293B"/>
                 <w:sz w:val="18"/>
               </w:rPr>
               <w:t>Observes throughput, WIP, and real-time Station Status Matrix.</w:t>
@@ -4193,19 +3393,19 @@
         <w:tc>
           <w:tcPr>
             <w:tcW w:type="dxa" w:w="1440"/>
-            <w:shd w:val="clear" w:color="auto" w:fill="F7FAFC"/>
+            <w:shd w:val="clear" w:color="auto" w:fill="F8FAFC"/>
             <w:tcMar>
-              <w:top w:w="120" w:type="dxa"/>
-              <w:bottom w:w="120" w:type="dxa"/>
-              <w:left w:w="140" w:type="dxa"/>
-              <w:right w:w="140" w:type="dxa"/>
+              <w:top w:w="110" w:type="dxa"/>
+              <w:bottom w:w="110" w:type="dxa"/>
+              <w:left w:w="130" w:type="dxa"/>
+              <w:right w:w="130" w:type="dxa"/>
             </w:tcMar>
             <w:vAlign w:val="center"/>
           </w:tcPr>
           <w:p>
             <w:r>
               <w:rPr>
-                <w:color w:val="2D3748"/>
+                <w:color w:val="1E293B"/>
                 <w:sz w:val="18"/>
               </w:rPr>
               <w:t>UC-03</w:t>
@@ -4215,19 +3415,19 @@
         <w:tc>
           <w:tcPr>
             <w:tcW w:type="dxa" w:w="2592"/>
-            <w:shd w:val="clear" w:color="auto" w:fill="F7FAFC"/>
+            <w:shd w:val="clear" w:color="auto" w:fill="F8FAFC"/>
             <w:tcMar>
-              <w:top w:w="120" w:type="dxa"/>
-              <w:bottom w:w="120" w:type="dxa"/>
-              <w:left w:w="140" w:type="dxa"/>
-              <w:right w:w="140" w:type="dxa"/>
+              <w:top w:w="110" w:type="dxa"/>
+              <w:bottom w:w="110" w:type="dxa"/>
+              <w:left w:w="130" w:type="dxa"/>
+              <w:right w:w="130" w:type="dxa"/>
             </w:tcMar>
             <w:vAlign w:val="center"/>
           </w:tcPr>
           <w:p>
             <w:r>
               <w:rPr>
-                <w:color w:val="2D3748"/>
+                <w:color w:val="1E293B"/>
                 <w:sz w:val="18"/>
               </w:rPr>
               <w:t>Inspect Station Health &amp; Drift</w:t>
@@ -4237,19 +3437,19 @@
         <w:tc>
           <w:tcPr>
             <w:tcW w:type="dxa" w:w="2304"/>
-            <w:shd w:val="clear" w:color="auto" w:fill="F7FAFC"/>
+            <w:shd w:val="clear" w:color="auto" w:fill="F8FAFC"/>
             <w:tcMar>
-              <w:top w:w="120" w:type="dxa"/>
-              <w:bottom w:w="120" w:type="dxa"/>
-              <w:left w:w="140" w:type="dxa"/>
-              <w:right w:w="140" w:type="dxa"/>
+              <w:top w:w="110" w:type="dxa"/>
+              <w:bottom w:w="110" w:type="dxa"/>
+              <w:left w:w="130" w:type="dxa"/>
+              <w:right w:w="130" w:type="dxa"/>
             </w:tcMar>
             <w:vAlign w:val="center"/>
           </w:tcPr>
           <w:p>
             <w:r>
               <w:rPr>
-                <w:color w:val="2D3748"/>
+                <w:color w:val="1E293B"/>
                 <w:sz w:val="18"/>
               </w:rPr>
               <w:t>Maintenance Tech.</w:t>
@@ -4259,19 +3459,19 @@
         <w:tc>
           <w:tcPr>
             <w:tcW w:type="dxa" w:w="3744"/>
-            <w:shd w:val="clear" w:color="auto" w:fill="F7FAFC"/>
+            <w:shd w:val="clear" w:color="auto" w:fill="F8FAFC"/>
             <w:tcMar>
-              <w:top w:w="120" w:type="dxa"/>
-              <w:bottom w:w="120" w:type="dxa"/>
-              <w:left w:w="140" w:type="dxa"/>
-              <w:right w:w="140" w:type="dxa"/>
+              <w:top w:w="110" w:type="dxa"/>
+              <w:bottom w:w="110" w:type="dxa"/>
+              <w:left w:w="130" w:type="dxa"/>
+              <w:right w:w="130" w:type="dxa"/>
             </w:tcMar>
             <w:vAlign w:val="center"/>
           </w:tcPr>
           <w:p>
             <w:r>
               <w:rPr>
-                <w:color w:val="2D3748"/>
+                <w:color w:val="1E293B"/>
                 <w:sz w:val="18"/>
               </w:rPr>
               <w:t>Analyzes feature Z-score deviations and transit pacing percentiles.</w:t>
@@ -4285,17 +3485,17 @@
             <w:tcW w:type="dxa" w:w="1440"/>
             <w:shd w:val="clear" w:color="auto" w:fill="FFFFFF"/>
             <w:tcMar>
-              <w:top w:w="120" w:type="dxa"/>
-              <w:bottom w:w="120" w:type="dxa"/>
-              <w:left w:w="140" w:type="dxa"/>
-              <w:right w:w="140" w:type="dxa"/>
+              <w:top w:w="110" w:type="dxa"/>
+              <w:bottom w:w="110" w:type="dxa"/>
+              <w:left w:w="130" w:type="dxa"/>
+              <w:right w:w="130" w:type="dxa"/>
             </w:tcMar>
             <w:vAlign w:val="center"/>
           </w:tcPr>
           <w:p>
             <w:r>
               <w:rPr>
-                <w:color w:val="2D3748"/>
+                <w:color w:val="1E293B"/>
                 <w:sz w:val="18"/>
               </w:rPr>
               <w:t>UC-04</w:t>
@@ -4307,17 +3507,17 @@
             <w:tcW w:type="dxa" w:w="2592"/>
             <w:shd w:val="clear" w:color="auto" w:fill="FFFFFF"/>
             <w:tcMar>
-              <w:top w:w="120" w:type="dxa"/>
-              <w:bottom w:w="120" w:type="dxa"/>
-              <w:left w:w="140" w:type="dxa"/>
-              <w:right w:w="140" w:type="dxa"/>
+              <w:top w:w="110" w:type="dxa"/>
+              <w:bottom w:w="110" w:type="dxa"/>
+              <w:left w:w="130" w:type="dxa"/>
+              <w:right w:w="130" w:type="dxa"/>
             </w:tcMar>
             <w:vAlign w:val="center"/>
           </w:tcPr>
           <w:p>
             <w:r>
               <w:rPr>
-                <w:color w:val="2D3748"/>
+                <w:color w:val="1E293B"/>
                 <w:sz w:val="18"/>
               </w:rPr>
               <w:t>Predictive Defect Screening</w:t>
@@ -4329,17 +3529,17 @@
             <w:tcW w:type="dxa" w:w="2304"/>
             <w:shd w:val="clear" w:color="auto" w:fill="FFFFFF"/>
             <w:tcMar>
-              <w:top w:w="120" w:type="dxa"/>
-              <w:bottom w:w="120" w:type="dxa"/>
-              <w:left w:w="140" w:type="dxa"/>
-              <w:right w:w="140" w:type="dxa"/>
+              <w:top w:w="110" w:type="dxa"/>
+              <w:bottom w:w="110" w:type="dxa"/>
+              <w:left w:w="130" w:type="dxa"/>
+              <w:right w:w="130" w:type="dxa"/>
             </w:tcMar>
             <w:vAlign w:val="center"/>
           </w:tcPr>
           <w:p>
             <w:r>
               <w:rPr>
-                <w:color w:val="2D3748"/>
+                <w:color w:val="1E293B"/>
                 <w:sz w:val="18"/>
               </w:rPr>
               <w:t>Quality Specialist</w:t>
@@ -4351,17 +3551,17 @@
             <w:tcW w:type="dxa" w:w="3744"/>
             <w:shd w:val="clear" w:color="auto" w:fill="FFFFFF"/>
             <w:tcMar>
-              <w:top w:w="120" w:type="dxa"/>
-              <w:bottom w:w="120" w:type="dxa"/>
-              <w:left w:w="140" w:type="dxa"/>
-              <w:right w:w="140" w:type="dxa"/>
+              <w:top w:w="110" w:type="dxa"/>
+              <w:bottom w:w="110" w:type="dxa"/>
+              <w:left w:w="130" w:type="dxa"/>
+              <w:right w:w="130" w:type="dxa"/>
             </w:tcMar>
             <w:vAlign w:val="center"/>
           </w:tcPr>
           <w:p>
             <w:r>
               <w:rPr>
-                <w:color w:val="2D3748"/>
+                <w:color w:val="1E293B"/>
                 <w:sz w:val="18"/>
               </w:rPr>
               <w:t>Evaluates parts at S34 fork; flags high-risk units (+30-75m lead time).</w:t>
@@ -4373,19 +3573,19 @@
         <w:tc>
           <w:tcPr>
             <w:tcW w:type="dxa" w:w="1440"/>
-            <w:shd w:val="clear" w:color="auto" w:fill="F7FAFC"/>
+            <w:shd w:val="clear" w:color="auto" w:fill="F8FAFC"/>
             <w:tcMar>
-              <w:top w:w="120" w:type="dxa"/>
-              <w:bottom w:w="120" w:type="dxa"/>
-              <w:left w:w="140" w:type="dxa"/>
-              <w:right w:w="140" w:type="dxa"/>
+              <w:top w:w="110" w:type="dxa"/>
+              <w:bottom w:w="110" w:type="dxa"/>
+              <w:left w:w="130" w:type="dxa"/>
+              <w:right w:w="130" w:type="dxa"/>
             </w:tcMar>
             <w:vAlign w:val="center"/>
           </w:tcPr>
           <w:p>
             <w:r>
               <w:rPr>
-                <w:color w:val="2D3748"/>
+                <w:color w:val="1E293B"/>
                 <w:sz w:val="18"/>
               </w:rPr>
               <w:t>UC-05</w:t>
@@ -4395,19 +3595,19 @@
         <w:tc>
           <w:tcPr>
             <w:tcW w:type="dxa" w:w="2592"/>
-            <w:shd w:val="clear" w:color="auto" w:fill="F7FAFC"/>
+            <w:shd w:val="clear" w:color="auto" w:fill="F8FAFC"/>
             <w:tcMar>
-              <w:top w:w="120" w:type="dxa"/>
-              <w:bottom w:w="120" w:type="dxa"/>
-              <w:left w:w="140" w:type="dxa"/>
-              <w:right w:w="140" w:type="dxa"/>
+              <w:top w:w="110" w:type="dxa"/>
+              <w:bottom w:w="110" w:type="dxa"/>
+              <w:left w:w="130" w:type="dxa"/>
+              <w:right w:w="130" w:type="dxa"/>
             </w:tcMar>
             <w:vAlign w:val="center"/>
           </w:tcPr>
           <w:p>
             <w:r>
               <w:rPr>
-                <w:color w:val="2D3748"/>
+                <w:color w:val="1E293B"/>
                 <w:sz w:val="18"/>
               </w:rPr>
               <w:t>LSTM Anomaly Investigation</w:t>
@@ -4417,19 +3617,19 @@
         <w:tc>
           <w:tcPr>
             <w:tcW w:type="dxa" w:w="2304"/>
-            <w:shd w:val="clear" w:color="auto" w:fill="F7FAFC"/>
+            <w:shd w:val="clear" w:color="auto" w:fill="F8FAFC"/>
             <w:tcMar>
-              <w:top w:w="120" w:type="dxa"/>
-              <w:bottom w:w="120" w:type="dxa"/>
-              <w:left w:w="140" w:type="dxa"/>
-              <w:right w:w="140" w:type="dxa"/>
+              <w:top w:w="110" w:type="dxa"/>
+              <w:bottom w:w="110" w:type="dxa"/>
+              <w:left w:w="130" w:type="dxa"/>
+              <w:right w:w="130" w:type="dxa"/>
             </w:tcMar>
             <w:vAlign w:val="center"/>
           </w:tcPr>
           <w:p>
             <w:r>
               <w:rPr>
-                <w:color w:val="2D3748"/>
+                <w:color w:val="1E293B"/>
                 <w:sz w:val="18"/>
               </w:rPr>
               <w:t>Quality Specialist</w:t>
@@ -4439,19 +3639,19 @@
         <w:tc>
           <w:tcPr>
             <w:tcW w:type="dxa" w:w="3744"/>
-            <w:shd w:val="clear" w:color="auto" w:fill="F7FAFC"/>
+            <w:shd w:val="clear" w:color="auto" w:fill="F8FAFC"/>
             <w:tcMar>
-              <w:top w:w="120" w:type="dxa"/>
-              <w:bottom w:w="120" w:type="dxa"/>
-              <w:left w:w="140" w:type="dxa"/>
-              <w:right w:w="140" w:type="dxa"/>
+              <w:top w:w="110" w:type="dxa"/>
+              <w:bottom w:w="110" w:type="dxa"/>
+              <w:left w:w="130" w:type="dxa"/>
+              <w:right w:w="130" w:type="dxa"/>
             </w:tcMar>
             <w:vAlign w:val="center"/>
           </w:tcPr>
           <w:p>
             <w:r>
               <w:rPr>
-                <w:color w:val="2D3748"/>
+                <w:color w:val="1E293B"/>
                 <w:sz w:val="18"/>
               </w:rPr>
               <w:t>Drills into reconstruction error spikes and station contribution radar.</w:t>
@@ -4462,17 +3662,58 @@
     </w:tbl>
     <w:p>
       <w:pPr>
-        <w:pStyle w:val="Heading2"/>
+        <w:spacing w:before="200" w:after="60"/>
+        <w:jc w:val="center"/>
       </w:pPr>
+    </w:p>
+    <w:p>
       <w:r>
-        <w:t>5.2 Data Flow Architecture (DFD Levels 0 and 1)</w:t>
+        <w:drawing>
+          <wp:inline xmlns:a="http://schemas.openxmlformats.org/drawingml/2006/main" xmlns:pic="http://schemas.openxmlformats.org/drawingml/2006/picture">
+            <wp:extent cx="5669280" cy="2362200"/>
+            <wp:docPr id="10" name="Picture 10"/>
+            <wp:cNvGraphicFramePr>
+              <a:graphicFrameLocks noChangeAspect="1"/>
+            </wp:cNvGraphicFramePr>
+            <a:graphic>
+              <a:graphicData uri="http://schemas.openxmlformats.org/drawingml/2006/picture">
+                <pic:pic>
+                  <pic:nvPicPr>
+                    <pic:cNvPr id="0" name="figure10_use_case_and_dfd.png"/>
+                    <pic:cNvPicPr/>
+                  </pic:nvPicPr>
+                  <pic:blipFill>
+                    <a:blip r:embed="rId20"/>
+                    <a:stretch>
+                      <a:fillRect/>
+                    </a:stretch>
+                  </pic:blipFill>
+                  <pic:spPr>
+                    <a:xfrm>
+                      <a:off x="0" y="0"/>
+                      <a:ext cx="5669280" cy="2362200"/>
+                    </a:xfrm>
+                    <a:prstGeom prst="rect"/>
+                  </pic:spPr>
+                </pic:pic>
+              </a:graphicData>
+            </a:graphic>
+          </wp:inline>
+        </w:drawing>
       </w:r>
     </w:p>
     <w:p>
+      <w:pPr>
+        <w:spacing w:after="280"/>
+        <w:jc w:val="center"/>
+      </w:pPr>
       <w:r>
-        <w:t>• DFD Level 0 (Context Level): Historical shop-floor data feeds into the Digital Twin boundary; the twin emits real-time telemetry, health status, and predictive risk alerts to plant engineers, quality teams, and maintenance crews.</w:t>
-        <w:br/>
-        <w:t>• DFD Level 1 (Decomposition): Ingestion Daemon serializes events into InfluxDB Line Protocol points; Scoring Engine processes sliding windows through Z-score normalizers, Platt-calibrated Defect MLPs, and LSTM Autoencoders before committing to InfluxDB and Grafana.</w:t>
+        <w:rPr>
+          <w:i/>
+          <w:color w:val="475569"/>
+          <w:sz w:val="19"/>
+        </w:rPr>
+        <w:t>Figure 6.1: High-Level Use Case Map &amp; DFD Level 0 Context Architecture</w:t>
       </w:r>
     </w:p>
     <w:p>
@@ -4485,7 +3726,7 @@
         <w:pStyle w:val="Heading1"/>
       </w:pPr>
       <w:r>
-        <w:t>6. Academic Review &amp; Sign-Off</w:t>
+        <w:t>7. Academic Review &amp; Sign-Off</w:t>
       </w:r>
     </w:p>
     <w:p>
@@ -4495,7 +3736,7 @@
         <w:br/>
         <w:t>Project Title: Knowledge-Driven IoT Fault Diagnosis Assistant: AI-Driven Digital Twin for Smart Factory Operations</w:t>
         <w:br/>
-        <w:t>Candidate: Nishchay Arora (University Roll No: 2400320400036)</w:t>
+        <w:t>Candidate Name: Narayan Singh (University Roll No: 2400320100734)</w:t>
         <w:br/>
         <w:t>Degree: Bachelor of Technology (B.Tech) in Mechanical Engineering</w:t>
         <w:br/>
@@ -4523,12 +3764,12 @@
         <w:tc>
           <w:tcPr>
             <w:tcW w:type="dxa" w:w="3312"/>
-            <w:shd w:val="clear" w:color="auto" w:fill="2B6CB0"/>
+            <w:shd w:val="clear" w:color="auto" w:fill="1E3A8A"/>
             <w:tcMar>
-              <w:top w:w="120" w:type="dxa"/>
-              <w:bottom w:w="120" w:type="dxa"/>
-              <w:left w:w="140" w:type="dxa"/>
-              <w:right w:w="140" w:type="dxa"/>
+              <w:top w:w="110" w:type="dxa"/>
+              <w:bottom w:w="110" w:type="dxa"/>
+              <w:left w:w="130" w:type="dxa"/>
+              <w:right w:w="130" w:type="dxa"/>
             </w:tcMar>
             <w:vAlign w:val="center"/>
           </w:tcPr>
@@ -4549,12 +3790,12 @@
         <w:tc>
           <w:tcPr>
             <w:tcW w:type="dxa" w:w="3312"/>
-            <w:shd w:val="clear" w:color="auto" w:fill="2B6CB0"/>
+            <w:shd w:val="clear" w:color="auto" w:fill="1E3A8A"/>
             <w:tcMar>
-              <w:top w:w="120" w:type="dxa"/>
-              <w:bottom w:w="120" w:type="dxa"/>
-              <w:left w:w="140" w:type="dxa"/>
-              <w:right w:w="140" w:type="dxa"/>
+              <w:top w:w="110" w:type="dxa"/>
+              <w:bottom w:w="110" w:type="dxa"/>
+              <w:left w:w="130" w:type="dxa"/>
+              <w:right w:w="130" w:type="dxa"/>
             </w:tcMar>
             <w:vAlign w:val="center"/>
           </w:tcPr>
@@ -4575,12 +3816,12 @@
         <w:tc>
           <w:tcPr>
             <w:tcW w:type="dxa" w:w="3312"/>
-            <w:shd w:val="clear" w:color="auto" w:fill="2B6CB0"/>
+            <w:shd w:val="clear" w:color="auto" w:fill="1E3A8A"/>
             <w:tcMar>
-              <w:top w:w="120" w:type="dxa"/>
-              <w:bottom w:w="120" w:type="dxa"/>
-              <w:left w:w="140" w:type="dxa"/>
-              <w:right w:w="140" w:type="dxa"/>
+              <w:top w:w="110" w:type="dxa"/>
+              <w:bottom w:w="110" w:type="dxa"/>
+              <w:left w:w="130" w:type="dxa"/>
+              <w:right w:w="130" w:type="dxa"/>
             </w:tcMar>
             <w:vAlign w:val="center"/>
           </w:tcPr>
@@ -4603,19 +3844,19 @@
         <w:tc>
           <w:tcPr>
             <w:tcW w:type="dxa" w:w="3312"/>
-            <w:shd w:val="clear" w:color="auto" w:fill="F7FAFC"/>
+            <w:shd w:val="clear" w:color="auto" w:fill="F8FAFC"/>
             <w:tcMar>
-              <w:top w:w="120" w:type="dxa"/>
-              <w:bottom w:w="120" w:type="dxa"/>
-              <w:left w:w="140" w:type="dxa"/>
-              <w:right w:w="140" w:type="dxa"/>
+              <w:top w:w="110" w:type="dxa"/>
+              <w:bottom w:w="110" w:type="dxa"/>
+              <w:left w:w="130" w:type="dxa"/>
+              <w:right w:w="130" w:type="dxa"/>
             </w:tcMar>
             <w:vAlign w:val="center"/>
           </w:tcPr>
           <w:p>
             <w:r>
               <w:rPr>
-                <w:color w:val="2D3748"/>
+                <w:color w:val="1E293B"/>
                 <w:sz w:val="18"/>
               </w:rPr>
               <w:t>Prof. / Dr. Tanvi Saxena</w:t>
@@ -4627,19 +3868,19 @@
         <w:tc>
           <w:tcPr>
             <w:tcW w:type="dxa" w:w="3312"/>
-            <w:shd w:val="clear" w:color="auto" w:fill="F7FAFC"/>
+            <w:shd w:val="clear" w:color="auto" w:fill="F8FAFC"/>
             <w:tcMar>
-              <w:top w:w="120" w:type="dxa"/>
-              <w:bottom w:w="120" w:type="dxa"/>
-              <w:left w:w="140" w:type="dxa"/>
-              <w:right w:w="140" w:type="dxa"/>
+              <w:top w:w="110" w:type="dxa"/>
+              <w:bottom w:w="110" w:type="dxa"/>
+              <w:left w:w="130" w:type="dxa"/>
+              <w:right w:w="130" w:type="dxa"/>
             </w:tcMar>
             <w:vAlign w:val="center"/>
           </w:tcPr>
           <w:p>
             <w:r>
               <w:rPr>
-                <w:color w:val="2D3748"/>
+                <w:color w:val="1E293B"/>
                 <w:sz w:val="18"/>
               </w:rPr>
               <w:t>Evaluation Committee</w:t>
@@ -4651,19 +3892,19 @@
         <w:tc>
           <w:tcPr>
             <w:tcW w:type="dxa" w:w="3312"/>
-            <w:shd w:val="clear" w:color="auto" w:fill="F7FAFC"/>
+            <w:shd w:val="clear" w:color="auto" w:fill="F8FAFC"/>
             <w:tcMar>
-              <w:top w:w="120" w:type="dxa"/>
-              <w:bottom w:w="120" w:type="dxa"/>
-              <w:left w:w="140" w:type="dxa"/>
-              <w:right w:w="140" w:type="dxa"/>
+              <w:top w:w="110" w:type="dxa"/>
+              <w:bottom w:w="110" w:type="dxa"/>
+              <w:left w:w="130" w:type="dxa"/>
+              <w:right w:w="130" w:type="dxa"/>
             </w:tcMar>
             <w:vAlign w:val="center"/>
           </w:tcPr>
           <w:p>
             <w:r>
               <w:rPr>
-                <w:color w:val="2D3748"/>
+                <w:color w:val="1E293B"/>
                 <w:sz w:val="18"/>
               </w:rPr>
               <w:t>Head of Department</w:t>
@@ -4679,17 +3920,17 @@
             <w:tcW w:type="dxa" w:w="3312"/>
             <w:shd w:val="clear" w:color="auto" w:fill="FFFFFF"/>
             <w:tcMar>
-              <w:top w:w="120" w:type="dxa"/>
-              <w:bottom w:w="120" w:type="dxa"/>
-              <w:left w:w="140" w:type="dxa"/>
-              <w:right w:w="140" w:type="dxa"/>
+              <w:top w:w="110" w:type="dxa"/>
+              <w:bottom w:w="110" w:type="dxa"/>
+              <w:left w:w="130" w:type="dxa"/>
+              <w:right w:w="130" w:type="dxa"/>
             </w:tcMar>
             <w:vAlign w:val="center"/>
           </w:tcPr>
           <w:p>
             <w:r>
               <w:rPr>
-                <w:color w:val="2D3748"/>
+                <w:color w:val="1E293B"/>
                 <w:sz w:val="18"/>
               </w:rPr>
               <w:br/>
@@ -4703,17 +3944,17 @@
             <w:tcW w:type="dxa" w:w="3312"/>
             <w:shd w:val="clear" w:color="auto" w:fill="FFFFFF"/>
             <w:tcMar>
-              <w:top w:w="120" w:type="dxa"/>
-              <w:bottom w:w="120" w:type="dxa"/>
-              <w:left w:w="140" w:type="dxa"/>
-              <w:right w:w="140" w:type="dxa"/>
+              <w:top w:w="110" w:type="dxa"/>
+              <w:bottom w:w="110" w:type="dxa"/>
+              <w:left w:w="130" w:type="dxa"/>
+              <w:right w:w="130" w:type="dxa"/>
             </w:tcMar>
             <w:vAlign w:val="center"/>
           </w:tcPr>
           <w:p>
             <w:r>
               <w:rPr>
-                <w:color w:val="2D3748"/>
+                <w:color w:val="1E293B"/>
                 <w:sz w:val="18"/>
               </w:rPr>
               <w:br/>
@@ -4727,17 +3968,17 @@
             <w:tcW w:type="dxa" w:w="3312"/>
             <w:shd w:val="clear" w:color="auto" w:fill="FFFFFF"/>
             <w:tcMar>
-              <w:top w:w="120" w:type="dxa"/>
-              <w:bottom w:w="120" w:type="dxa"/>
-              <w:left w:w="140" w:type="dxa"/>
-              <w:right w:w="140" w:type="dxa"/>
+              <w:top w:w="110" w:type="dxa"/>
+              <w:bottom w:w="110" w:type="dxa"/>
+              <w:left w:w="130" w:type="dxa"/>
+              <w:right w:w="130" w:type="dxa"/>
             </w:tcMar>
             <w:vAlign w:val="center"/>
           </w:tcPr>
           <w:p>
             <w:r>
               <w:rPr>
-                <w:color w:val="2D3748"/>
+                <w:color w:val="1E293B"/>
                 <w:sz w:val="18"/>
               </w:rPr>
               <w:br/>
@@ -4751,19 +3992,19 @@
         <w:tc>
           <w:tcPr>
             <w:tcW w:type="dxa" w:w="3312"/>
-            <w:shd w:val="clear" w:color="auto" w:fill="F7FAFC"/>
+            <w:shd w:val="clear" w:color="auto" w:fill="F8FAFC"/>
             <w:tcMar>
-              <w:top w:w="120" w:type="dxa"/>
-              <w:bottom w:w="120" w:type="dxa"/>
-              <w:left w:w="140" w:type="dxa"/>
-              <w:right w:w="140" w:type="dxa"/>
+              <w:top w:w="110" w:type="dxa"/>
+              <w:bottom w:w="110" w:type="dxa"/>
+              <w:left w:w="130" w:type="dxa"/>
+              <w:right w:w="130" w:type="dxa"/>
             </w:tcMar>
             <w:vAlign w:val="center"/>
           </w:tcPr>
           <w:p>
             <w:r>
               <w:rPr>
-                <w:color w:val="2D3748"/>
+                <w:color w:val="1E293B"/>
                 <w:sz w:val="18"/>
               </w:rPr>
               <w:t>Date: ________________________</w:t>
@@ -4773,19 +4014,19 @@
         <w:tc>
           <w:tcPr>
             <w:tcW w:type="dxa" w:w="3312"/>
-            <w:shd w:val="clear" w:color="auto" w:fill="F7FAFC"/>
+            <w:shd w:val="clear" w:color="auto" w:fill="F8FAFC"/>
             <w:tcMar>
-              <w:top w:w="120" w:type="dxa"/>
-              <w:bottom w:w="120" w:type="dxa"/>
-              <w:left w:w="140" w:type="dxa"/>
-              <w:right w:w="140" w:type="dxa"/>
+              <w:top w:w="110" w:type="dxa"/>
+              <w:bottom w:w="110" w:type="dxa"/>
+              <w:left w:w="130" w:type="dxa"/>
+              <w:right w:w="130" w:type="dxa"/>
             </w:tcMar>
             <w:vAlign w:val="center"/>
           </w:tcPr>
           <w:p>
             <w:r>
               <w:rPr>
-                <w:color w:val="2D3748"/>
+                <w:color w:val="1E293B"/>
                 <w:sz w:val="18"/>
               </w:rPr>
               <w:t>Date: ________________________</w:t>
@@ -4795,19 +4036,19 @@
         <w:tc>
           <w:tcPr>
             <w:tcW w:type="dxa" w:w="3312"/>
-            <w:shd w:val="clear" w:color="auto" w:fill="F7FAFC"/>
+            <w:shd w:val="clear" w:color="auto" w:fill="F8FAFC"/>
             <w:tcMar>
-              <w:top w:w="120" w:type="dxa"/>
-              <w:bottom w:w="120" w:type="dxa"/>
-              <w:left w:w="140" w:type="dxa"/>
-              <w:right w:w="140" w:type="dxa"/>
+              <w:top w:w="110" w:type="dxa"/>
+              <w:bottom w:w="110" w:type="dxa"/>
+              <w:left w:w="130" w:type="dxa"/>
+              <w:right w:w="130" w:type="dxa"/>
             </w:tcMar>
             <w:vAlign w:val="center"/>
           </w:tcPr>
           <w:p>
             <w:r>
               <w:rPr>
-                <w:color w:val="2D3748"/>
+                <w:color w:val="1E293B"/>
                 <w:sz w:val="18"/>
               </w:rPr>
               <w:t>Date: ________________________</w:t>
@@ -5189,9 +4430,12 @@
     <w:name w:val="Normal"/>
     <w:qFormat/>
     <w:rsid w:val="00FC693F"/>
+    <w:pPr>
+      <w:spacing w:line="276" w:lineRule="auto" w:after="120"/>
+    </w:pPr>
     <w:rPr>
       <w:rFonts w:ascii="Calibri" w:hAnsi="Calibri"/>
-      <w:color w:val="2D3748"/>
+      <w:color w:val="1E293B"/>
       <w:sz w:val="22"/>
     </w:rPr>
   </w:style>
@@ -5257,7 +4501,7 @@
       <w:rFonts w:asciiTheme="majorHAnsi" w:eastAsiaTheme="majorEastAsia" w:hAnsiTheme="majorHAnsi" w:cstheme="majorBidi"/>
       <w:b/>
       <w:bCs/>
-      <w:color w:val="1A202C"/>
+      <w:color w:val="0F172A"/>
       <w:sz w:val="28"/>
       <w:szCs w:val="28"/>
     </w:rPr>
@@ -5281,7 +4525,7 @@
       <w:rFonts w:asciiTheme="majorHAnsi" w:eastAsiaTheme="majorEastAsia" w:hAnsiTheme="majorHAnsi" w:cstheme="majorBidi"/>
       <w:b/>
       <w:bCs/>
-      <w:color w:val="2B6CB0"/>
+      <w:color w:val="1E3A8A"/>
       <w:sz w:val="26"/>
       <w:szCs w:val="26"/>
     </w:rPr>
